--- a/docs/intern/Anforderungsdokument_HastekGroup.docx
+++ b/docs/intern/Anforderungsdokument_HastekGroup.docx
@@ -429,7 +429,7 @@
                 <w:sz w:val="20"/>
                 <w:szCs w:val="20"/>
               </w:rPr>
-              <w:t xml:space="preserve">Emre Altuntaş &amp; Harun Çoban, Geschäftsführung Hastek Group (HAS Teknoloji) – Ansprechpartner noch final zu bestätigen</w:t>
+              <w:t xml:space="preserve">Emre Altuntaş &amp; Harun Çoban, Geschäftsführung Hastek Group (HAS Teknoloji)</w:t>
             </w:r>
           </w:p>
         </w:tc>
@@ -488,7 +488,7 @@
                 <w:sz w:val="20"/>
                 <w:szCs w:val="20"/>
               </w:rPr>
-              <w:t xml:space="preserve">04.07.2026</w:t>
+              <w:t xml:space="preserve">06.07.2026</w:t>
             </w:r>
           </w:p>
         </w:tc>
@@ -606,7 +606,7 @@
                 <w:sz w:val="20"/>
                 <w:szCs w:val="20"/>
               </w:rPr>
-              <w:t xml:space="preserve">Zur Freigabe eingereicht</w:t>
+              <w:t xml:space="preserve">Status-Update nach Umsetzung – Demo zur Kundenpräsentation freigegeben</w:t>
             </w:r>
           </w:p>
         </w:tc>
@@ -842,6 +842,88 @@
           <w:szCs w:val="18"/>
         </w:rPr>
         <w:t xml:space="preserve">[Search Engine Land, 23.02.2026]</w:t>
+      </w:r>
+    </w:p>
+    <w:p>
+      <w:pPr>
+        <w:pStyle w:val="Heading2"/>
+        <w:spacing w:after="160" w:before="240"/>
+      </w:pPr>
+      <w:r>
+        <w:rPr>
+          <w:rFonts w:ascii="Arial Narrow" w:cs="Arial Narrow" w:eastAsia="Arial Narrow" w:hAnsi="Arial Narrow"/>
+          <w:b/>
+          <w:bCs/>
+          <w:color w:val="1E3A5F"/>
+          <w:sz w:val="26"/>
+          <w:szCs w:val="26"/>
+        </w:rPr>
+        <w:t xml:space="preserve">1.3 Status der Umsetzung (Stand: 06.07.2026)</w:t>
+      </w:r>
+    </w:p>
+    <w:p>
+      <w:pPr>
+        <w:spacing w:after="160"/>
+      </w:pPr>
+      <w:r>
+        <w:rPr>
+          <w:rFonts w:ascii="Arial Narrow" w:cs="Arial Narrow" w:eastAsia="Arial Narrow" w:hAnsi="Arial Narrow"/>
+          <w:sz w:val="22"/>
+          <w:szCs w:val="22"/>
+        </w:rPr>
+        <w:t xml:space="preserve">Dieses Kapitel wurde nach Abschluss der Demo-Entwicklung aktualisiert, um den in Kapitel 7 ursprünglich formulierten Anforderungen den tatsächlich umgesetzten Stand gegenüberzustellen. Grundlage ist die live unter https://hastekgroup.vercel.app abrufbare, mehrsprachige Demo-Website – nicht Annahmen oder der urspüngliche Plan.</w:t>
+      </w:r>
+    </w:p>
+    <w:p>
+      <w:pPr>
+        <w:spacing w:after="160"/>
+      </w:pPr>
+      <w:r>
+        <w:rPr>
+          <w:rFonts w:ascii="Arial Narrow" w:cs="Arial Narrow" w:eastAsia="Arial Narrow" w:hAnsi="Arial Narrow"/>
+          <w:sz w:val="22"/>
+          <w:szCs w:val="22"/>
+        </w:rPr>
+        <w:t xml:space="preserve">Zentrales Ergebnis: Der komplette Muss-Umfang aus Kapitel 7.1/7.2 wurde umgesetzt. Darüber hinaus sind bereits alle sechs ursprünglich für Ausbaustufe 2/3 vorgesehenen Funktionen (Leistungs-Konfigurator, QR-/Geräte-Wartungshistorie, Kunden-Login-Portal, Live-Referenz-Showroom, WhatsApp-Erinnerungen, Instagram-Anbindung) als funktionierende Demo-Prototypen realisiert – deutlich früher als geplant (Details: Kapitel 7.3/7.4).</w:t>
+      </w:r>
+    </w:p>
+    <w:p>
+      <w:pPr>
+        <w:spacing w:after="160"/>
+      </w:pPr>
+      <w:r>
+        <w:rPr>
+          <w:rFonts w:ascii="Arial Narrow" w:cs="Arial Narrow" w:eastAsia="Arial Narrow" w:hAnsi="Arial Narrow"/>
+          <w:sz w:val="22"/>
+          <w:szCs w:val="22"/>
+        </w:rPr>
+        <w:t xml:space="preserve">Wichtigste Abweichung: Da noch kein Backend-Freigabe-Beschluss vorlag, laufen Buchungssystem, Kundenportal und Admin-Bereich bewusst backend-frei auf localStorage/sessionStorage statt auf Supabase (Kapitel 6, 9). Das ist eine explizite Projektentscheidung für die Präsentationsphase, kein technisches Defizit – die Migration auf ein echtes Backend ist in Kapitel 9 als nächster Schritt vorgesehen.</w:t>
+      </w:r>
+    </w:p>
+    <w:p>
+      <w:pPr>
+        <w:spacing w:after="160"/>
+      </w:pPr>
+      <w:r>
+        <w:rPr>
+          <w:rFonts w:ascii="Arial Narrow" w:cs="Arial Narrow" w:eastAsia="Arial Narrow" w:hAnsi="Arial Narrow"/>
+          <w:sz w:val="22"/>
+          <w:szCs w:val="22"/>
+        </w:rPr>
+        <w:t xml:space="preserve">Die WhatsApp-Zielnummer des Ansprechpartners Emre Altuntaş (+90 506 600 92 29) wurde bestätigt und ist im gesamten Auftritt aktiv verlinkt – der in Kapitel 6.3 (Erstfassung) genannte Blocker für automatisierte WhatsApp-Erinnerungen ist damit teilweise aufgelöst (die Vorschau-Funktion ist fertig, die automatisierte Zustellung über die WhatsApp Business API steht noch aus).</w:t>
+      </w:r>
+    </w:p>
+    <w:p>
+      <w:pPr>
+        <w:spacing w:after="160"/>
+      </w:pPr>
+      <w:r>
+        <w:rPr>
+          <w:rFonts w:ascii="Arial Narrow" w:cs="Arial Narrow" w:eastAsia="Arial Narrow" w:hAnsi="Arial Narrow"/>
+          <w:sz w:val="22"/>
+          <w:szCs w:val="22"/>
+        </w:rPr>
+        <w:t xml:space="preserve">Weiterhin offen, weil außerhalb der Reichweite einer Demo ohne reale Kundendaten/Konten: echte Google-Business-Profil-Verknüpfung, echter Bewertungs-Sammel-/Management-Prozess, echte Instagram-Live-Anbindung sowie alle Konto-/Registrierungsfunktionen (Kapitel 7.1/7.2 im Detail).</w:t>
       </w:r>
     </w:p>
     <w:p>
@@ -5280,7 +5362,20 @@
           <w:sz w:val="22"/>
           <w:szCs w:val="22"/>
         </w:rPr>
-        <w:t xml:space="preserve">Version 1 hat keine kritischen, blockierenden Abhängigkeiten ausser den in IDEA.md gelisteten offenen Kundeninformationen (WhatsApp-Zielnummer, finale Hausnummer, Bestätigung Kundenname, Eigentuemerschaft hasteknolojim.com/Social-Media). Kein Wettbewerber kann den Start technisch blockieren, da keiner über vergleichbare Technik verfuegt (Kapitel 3). Die WhatsApp-Policy-Änderung (Meta, Okt. 2025/Jan. 2026) erfordert eine bewusste Abgrenzung des KI-Assistenten als Buchungs-/Serviceassistent, ist aber kein Show-Stopper.</w:t>
+        <w:t xml:space="preserve">Version 1 hat keine kritischen, blockierenden Abhängigkeiten ausser den in IDEA.md gelisteten offenen Kundeninformationen (finale Hausnummer, Bestätigung Kundenname, Eigentuemerschaft hasteknolojim.com/Social-Media). Kein Wettbewerber kann den Start technisch blockieren, da keiner über vergleichbare Technik verfuegt (Kapitel 3). Die WhatsApp-Policy-Änderung (Meta, Okt. 2025/Jan. 2026) erfordert eine bewusste Abgrenzung des KI-Assistenten als Buchungs-/Serviceassistent, ist aber kein Show-Stopper.</w:t>
+      </w:r>
+    </w:p>
+    <w:p>
+      <w:pPr>
+        <w:spacing w:after="160"/>
+      </w:pPr>
+      <w:r>
+        <w:rPr>
+          <w:rFonts w:ascii="Arial Narrow" w:cs="Arial Narrow" w:eastAsia="Arial Narrow" w:hAnsi="Arial Narrow"/>
+          <w:sz w:val="22"/>
+          <w:szCs w:val="22"/>
+        </w:rPr>
+        <w:t xml:space="preserve">Status-Update: Die WhatsApp-Zielnummer ist seit Bestätigung durch Emre Altuntaş kein offener Punkt mehr (+90 506 600 92 29, aktiv verlinkt in der gesamten Demo). Für die Präsentationsphase wurde zudem bewusst auf eine Supabase-Anbindung verzichtet – Buchungssystem, Kundenportal und Admin-Bereich laufen aktuell backend-frei über localStorage/sessionStorage im Browser, damit die Demo ohne Infrastrukturkosten sofort per Link teilbar ist. Diese Entscheidung ist reversibel: Das Next.js-Frontend ist bereits so strukturiert, dass die localStorage-Zugriffe (src/lib/demo-store.ts, src/lib/demo-bookings.ts) 1:1 durch Supabase-Aufrufe ersetzt werden können, ohne die UI-Komponenten neu zu bauen.</w:t>
       </w:r>
     </w:p>
     <w:p>
@@ -5335,6 +5430,7 @@
         <w:gridCol w:w="100"/>
         <w:gridCol w:w="100"/>
         <w:gridCol w:w="100"/>
+        <w:gridCol w:w="100"/>
       </w:tblGrid>
       <w:tr>
         <w:trPr>
@@ -5342,7 +5438,7 @@
         </w:trPr>
         <w:tc>
           <w:tcPr>
-            <w:tcW w:type="dxa" w:w="1033"/>
+            <w:tcW w:type="dxa" w:w="647"/>
             <w:shd w:fill="1E3A5F" w:color="auto" w:val="clear"/>
             <w:tcMar>
               <w:top w:type="dxa" w:w="80"/>
@@ -5368,7 +5464,7 @@
         </w:tc>
         <w:tc>
           <w:tcPr>
-            <w:tcW w:type="dxa" w:w="5852"/>
+            <w:tcW w:type="dxa" w:w="3309"/>
             <w:shd w:fill="1E3A5F" w:color="auto" w:val="clear"/>
             <w:tcMar>
               <w:top w:type="dxa" w:w="80"/>
@@ -5394,7 +5490,7 @@
         </w:tc>
         <w:tc>
           <w:tcPr>
-            <w:tcW w:type="dxa" w:w="1377"/>
+            <w:tcW w:type="dxa" w:w="719"/>
             <w:shd w:fill="1E3A5F" w:color="auto" w:val="clear"/>
             <w:tcMar>
               <w:top w:type="dxa" w:w="80"/>
@@ -5414,13 +5510,13 @@
                 <w:sz w:val="20"/>
                 <w:szCs w:val="20"/>
               </w:rPr>
-              <w:t xml:space="preserve">Priorität</w:t>
-            </w:r>
-          </w:p>
-        </w:tc>
-        <w:tc>
-          <w:tcPr>
-            <w:tcW w:type="dxa" w:w="1377"/>
+              <w:t xml:space="preserve">Prio</w:t>
+            </w:r>
+          </w:p>
+        </w:tc>
+        <w:tc>
+          <w:tcPr>
+            <w:tcW w:type="dxa" w:w="1079"/>
             <w:shd w:fill="1E3A5F" w:color="auto" w:val="clear"/>
             <w:tcMar>
               <w:top w:type="dxa" w:w="80"/>
@@ -5444,11 +5540,37 @@
             </w:r>
           </w:p>
         </w:tc>
+        <w:tc>
+          <w:tcPr>
+            <w:tcW w:type="dxa" w:w="3884"/>
+            <w:shd w:fill="1E3A5F" w:color="auto" w:val="clear"/>
+            <w:tcMar>
+              <w:top w:type="dxa" w:w="80"/>
+              <w:left w:type="dxa" w:w="100"/>
+              <w:bottom w:type="dxa" w:w="80"/>
+              <w:right w:type="dxa" w:w="100"/>
+            </w:tcMar>
+            <w:vAlign w:val="center"/>
+          </w:tcPr>
+          <w:p>
+            <w:r>
+              <w:rPr>
+                <w:rFonts w:ascii="Arial Narrow" w:cs="Arial Narrow" w:eastAsia="Arial Narrow" w:hAnsi="Arial Narrow"/>
+                <w:b/>
+                <w:bCs/>
+                <w:color w:val="FFFFFF"/>
+                <w:sz w:val="20"/>
+                <w:szCs w:val="20"/>
+              </w:rPr>
+              <w:t xml:space="preserve">Anmerkung (Stand: 06.07.2026)</w:t>
+            </w:r>
+          </w:p>
+        </w:tc>
       </w:tr>
       <w:tr>
         <w:tc>
           <w:tcPr>
-            <w:tcW w:type="dxa" w:w="1033"/>
+            <w:tcW w:type="dxa" w:w="647"/>
             <w:shd w:fill="FFFFFF" w:color="auto" w:val="clear"/>
             <w:tcMar>
               <w:top w:type="dxa" w:w="80"/>
@@ -5474,7 +5596,7 @@
         </w:tc>
         <w:tc>
           <w:tcPr>
-            <w:tcW w:type="dxa" w:w="5852"/>
+            <w:tcW w:type="dxa" w:w="3309"/>
             <w:shd w:fill="FFFFFF" w:color="auto" w:val="clear"/>
             <w:tcMar>
               <w:top w:type="dxa" w:w="80"/>
@@ -5500,7 +5622,7 @@
         </w:tc>
         <w:tc>
           <w:tcPr>
-            <w:tcW w:type="dxa" w:w="1377"/>
+            <w:tcW w:type="dxa" w:w="719"/>
             <w:shd w:fill="FFFFFF" w:color="auto" w:val="clear"/>
             <w:tcMar>
               <w:top w:type="dxa" w:w="80"/>
@@ -5526,27 +5648,53 @@
         </w:tc>
         <w:tc>
           <w:tcPr>
-            <w:tcW w:type="dxa" w:w="1377"/>
-            <w:shd w:fill="FFFFFF" w:color="auto" w:val="clear"/>
-            <w:tcMar>
-              <w:top w:type="dxa" w:w="80"/>
-              <w:left w:type="dxa" w:w="100"/>
-              <w:bottom w:type="dxa" w:w="80"/>
-              <w:right w:type="dxa" w:w="100"/>
-            </w:tcMar>
-            <w:vAlign w:val="center"/>
-          </w:tcPr>
-          <w:p>
-            <w:pPr>
-              <w:spacing w:after="40"/>
-            </w:pPr>
-            <w:r>
-              <w:rPr>
-                <w:rFonts w:ascii="Arial Narrow" w:cs="Arial Narrow" w:eastAsia="Arial Narrow" w:hAnsi="Arial Narrow"/>
-                <w:sz w:val="18"/>
-                <w:szCs w:val="18"/>
-              </w:rPr>
-              <w:t xml:space="preserve">Neu</w:t>
+            <w:tcW w:type="dxa" w:w="1079"/>
+            <w:shd w:fill="FFFFFF" w:color="auto" w:val="clear"/>
+            <w:tcMar>
+              <w:top w:type="dxa" w:w="80"/>
+              <w:left w:type="dxa" w:w="100"/>
+              <w:bottom w:type="dxa" w:w="80"/>
+              <w:right w:type="dxa" w:w="100"/>
+            </w:tcMar>
+            <w:vAlign w:val="center"/>
+          </w:tcPr>
+          <w:p>
+            <w:pPr>
+              <w:spacing w:after="40"/>
+            </w:pPr>
+            <w:r>
+              <w:rPr>
+                <w:rFonts w:ascii="Arial Narrow" w:cs="Arial Narrow" w:eastAsia="Arial Narrow" w:hAnsi="Arial Narrow"/>
+                <w:sz w:val="18"/>
+                <w:szCs w:val="18"/>
+              </w:rPr>
+              <w:t xml:space="preserve">Umgesetzt</w:t>
+            </w:r>
+          </w:p>
+        </w:tc>
+        <w:tc>
+          <w:tcPr>
+            <w:tcW w:type="dxa" w:w="3884"/>
+            <w:shd w:fill="FFFFFF" w:color="auto" w:val="clear"/>
+            <w:tcMar>
+              <w:top w:type="dxa" w:w="80"/>
+              <w:left w:type="dxa" w:w="100"/>
+              <w:bottom w:type="dxa" w:w="80"/>
+              <w:right w:type="dxa" w:w="100"/>
+            </w:tcMar>
+            <w:vAlign w:val="center"/>
+          </w:tcPr>
+          <w:p>
+            <w:pPr>
+              <w:spacing w:after="40"/>
+            </w:pPr>
+            <w:r>
+              <w:rPr>
+                <w:rFonts w:ascii="Arial Narrow" w:cs="Arial Narrow" w:eastAsia="Arial Narrow" w:hAnsi="Arial Narrow"/>
+                <w:sz w:val="18"/>
+                <w:szCs w:val="18"/>
+              </w:rPr>
+              <w:t xml:space="preserve">Übertroffen: 8-stufiges AIDASLove-Modell statt reinem AIDA-Kern, mit animierter Hero-Szene.</w:t>
             </w:r>
           </w:p>
         </w:tc>
@@ -5554,7 +5702,7 @@
       <w:tr>
         <w:tc>
           <w:tcPr>
-            <w:tcW w:type="dxa" w:w="1033"/>
+            <w:tcW w:type="dxa" w:w="647"/>
             <w:shd w:fill="F5F5F5" w:color="auto" w:val="clear"/>
             <w:tcMar>
               <w:top w:type="dxa" w:w="80"/>
@@ -5580,7 +5728,7 @@
         </w:tc>
         <w:tc>
           <w:tcPr>
-            <w:tcW w:type="dxa" w:w="5852"/>
+            <w:tcW w:type="dxa" w:w="3309"/>
             <w:shd w:fill="F5F5F5" w:color="auto" w:val="clear"/>
             <w:tcMar>
               <w:top w:type="dxa" w:w="80"/>
@@ -5606,7 +5754,7 @@
         </w:tc>
         <w:tc>
           <w:tcPr>
-            <w:tcW w:type="dxa" w:w="1377"/>
+            <w:tcW w:type="dxa" w:w="719"/>
             <w:shd w:fill="F5F5F5" w:color="auto" w:val="clear"/>
             <w:tcMar>
               <w:top w:type="dxa" w:w="80"/>
@@ -5632,27 +5780,53 @@
         </w:tc>
         <w:tc>
           <w:tcPr>
-            <w:tcW w:type="dxa" w:w="1377"/>
-            <w:shd w:fill="F5F5F5" w:color="auto" w:val="clear"/>
-            <w:tcMar>
-              <w:top w:type="dxa" w:w="80"/>
-              <w:left w:type="dxa" w:w="100"/>
-              <w:bottom w:type="dxa" w:w="80"/>
-              <w:right w:type="dxa" w:w="100"/>
-            </w:tcMar>
-            <w:vAlign w:val="center"/>
-          </w:tcPr>
-          <w:p>
-            <w:pPr>
-              <w:spacing w:after="40"/>
-            </w:pPr>
-            <w:r>
-              <w:rPr>
-                <w:rFonts w:ascii="Arial Narrow" w:cs="Arial Narrow" w:eastAsia="Arial Narrow" w:hAnsi="Arial Narrow"/>
-                <w:sz w:val="18"/>
-                <w:szCs w:val="18"/>
-              </w:rPr>
-              <w:t xml:space="preserve">Neu</w:t>
+            <w:tcW w:type="dxa" w:w="1079"/>
+            <w:shd w:fill="F5F5F5" w:color="auto" w:val="clear"/>
+            <w:tcMar>
+              <w:top w:type="dxa" w:w="80"/>
+              <w:left w:type="dxa" w:w="100"/>
+              <w:bottom w:type="dxa" w:w="80"/>
+              <w:right w:type="dxa" w:w="100"/>
+            </w:tcMar>
+            <w:vAlign w:val="center"/>
+          </w:tcPr>
+          <w:p>
+            <w:pPr>
+              <w:spacing w:after="40"/>
+            </w:pPr>
+            <w:r>
+              <w:rPr>
+                <w:rFonts w:ascii="Arial Narrow" w:cs="Arial Narrow" w:eastAsia="Arial Narrow" w:hAnsi="Arial Narrow"/>
+                <w:sz w:val="18"/>
+                <w:szCs w:val="18"/>
+              </w:rPr>
+              <w:t xml:space="preserve">Umgesetzt</w:t>
+            </w:r>
+          </w:p>
+        </w:tc>
+        <w:tc>
+          <w:tcPr>
+            <w:tcW w:type="dxa" w:w="3884"/>
+            <w:shd w:fill="F5F5F5" w:color="auto" w:val="clear"/>
+            <w:tcMar>
+              <w:top w:type="dxa" w:w="80"/>
+              <w:left w:type="dxa" w:w="100"/>
+              <w:bottom w:type="dxa" w:w="80"/>
+              <w:right w:type="dxa" w:w="100"/>
+            </w:tcMar>
+            <w:vAlign w:val="center"/>
+          </w:tcPr>
+          <w:p>
+            <w:pPr>
+              <w:spacing w:after="40"/>
+            </w:pPr>
+            <w:r>
+              <w:rPr>
+                <w:rFonts w:ascii="Arial Narrow" w:cs="Arial Narrow" w:eastAsia="Arial Narrow" w:hAnsi="Arial Narrow"/>
+                <w:sz w:val="18"/>
+                <w:szCs w:val="18"/>
+              </w:rPr>
+              <w:t xml:space="preserve">Alle 6 Segmentseiten live, je mit eigener Illustration und Vorher/Nachher-Vergleich (siehe 7.4).</w:t>
             </w:r>
           </w:p>
         </w:tc>
@@ -5660,7 +5834,7 @@
       <w:tr>
         <w:tc>
           <w:tcPr>
-            <w:tcW w:type="dxa" w:w="1033"/>
+            <w:tcW w:type="dxa" w:w="647"/>
             <w:shd w:fill="FFFFFF" w:color="auto" w:val="clear"/>
             <w:tcMar>
               <w:top w:type="dxa" w:w="80"/>
@@ -5686,7 +5860,7 @@
         </w:tc>
         <w:tc>
           <w:tcPr>
-            <w:tcW w:type="dxa" w:w="5852"/>
+            <w:tcW w:type="dxa" w:w="3309"/>
             <w:shd w:fill="FFFFFF" w:color="auto" w:val="clear"/>
             <w:tcMar>
               <w:top w:type="dxa" w:w="80"/>
@@ -5712,7 +5886,7 @@
         </w:tc>
         <w:tc>
           <w:tcPr>
-            <w:tcW w:type="dxa" w:w="1377"/>
+            <w:tcW w:type="dxa" w:w="719"/>
             <w:shd w:fill="FFFFFF" w:color="auto" w:val="clear"/>
             <w:tcMar>
               <w:top w:type="dxa" w:w="80"/>
@@ -5738,27 +5912,53 @@
         </w:tc>
         <w:tc>
           <w:tcPr>
-            <w:tcW w:type="dxa" w:w="1377"/>
-            <w:shd w:fill="FFFFFF" w:color="auto" w:val="clear"/>
-            <w:tcMar>
-              <w:top w:type="dxa" w:w="80"/>
-              <w:left w:type="dxa" w:w="100"/>
-              <w:bottom w:type="dxa" w:w="80"/>
-              <w:right w:type="dxa" w:w="100"/>
-            </w:tcMar>
-            <w:vAlign w:val="center"/>
-          </w:tcPr>
-          <w:p>
-            <w:pPr>
-              <w:spacing w:after="40"/>
-            </w:pPr>
-            <w:r>
-              <w:rPr>
-                <w:rFonts w:ascii="Arial Narrow" w:cs="Arial Narrow" w:eastAsia="Arial Narrow" w:hAnsi="Arial Narrow"/>
-                <w:sz w:val="18"/>
-                <w:szCs w:val="18"/>
-              </w:rPr>
-              <w:t xml:space="preserve">Neu</w:t>
+            <w:tcW w:type="dxa" w:w="1079"/>
+            <w:shd w:fill="FFFFFF" w:color="auto" w:val="clear"/>
+            <w:tcMar>
+              <w:top w:type="dxa" w:w="80"/>
+              <w:left w:type="dxa" w:w="100"/>
+              <w:bottom w:type="dxa" w:w="80"/>
+              <w:right w:type="dxa" w:w="100"/>
+            </w:tcMar>
+            <w:vAlign w:val="center"/>
+          </w:tcPr>
+          <w:p>
+            <w:pPr>
+              <w:spacing w:after="40"/>
+            </w:pPr>
+            <w:r>
+              <w:rPr>
+                <w:rFonts w:ascii="Arial Narrow" w:cs="Arial Narrow" w:eastAsia="Arial Narrow" w:hAnsi="Arial Narrow"/>
+                <w:sz w:val="18"/>
+                <w:szCs w:val="18"/>
+              </w:rPr>
+              <w:t xml:space="preserve">Umgesetzt</w:t>
+            </w:r>
+          </w:p>
+        </w:tc>
+        <w:tc>
+          <w:tcPr>
+            <w:tcW w:type="dxa" w:w="3884"/>
+            <w:shd w:fill="FFFFFF" w:color="auto" w:val="clear"/>
+            <w:tcMar>
+              <w:top w:type="dxa" w:w="80"/>
+              <w:left w:type="dxa" w:w="100"/>
+              <w:bottom w:type="dxa" w:w="80"/>
+              <w:right w:type="dxa" w:w="100"/>
+            </w:tcMar>
+            <w:vAlign w:val="center"/>
+          </w:tcPr>
+          <w:p>
+            <w:pPr>
+              <w:spacing w:after="40"/>
+            </w:pPr>
+            <w:r>
+              <w:rPr>
+                <w:rFonts w:ascii="Arial Narrow" w:cs="Arial Narrow" w:eastAsia="Arial Narrow" w:hAnsi="Arial Narrow"/>
+                <w:sz w:val="18"/>
+                <w:szCs w:val="18"/>
+              </w:rPr>
+              <w:t xml:space="preserve">Vollständige strukturelle Paritaet aller 4 Sprachen, programmatisch geprueft.</w:t>
             </w:r>
           </w:p>
         </w:tc>
@@ -5766,7 +5966,7 @@
       <w:tr>
         <w:tc>
           <w:tcPr>
-            <w:tcW w:type="dxa" w:w="1033"/>
+            <w:tcW w:type="dxa" w:w="647"/>
             <w:shd w:fill="F5F5F5" w:color="auto" w:val="clear"/>
             <w:tcMar>
               <w:top w:type="dxa" w:w="80"/>
@@ -5792,7 +5992,7 @@
         </w:tc>
         <w:tc>
           <w:tcPr>
-            <w:tcW w:type="dxa" w:w="5852"/>
+            <w:tcW w:type="dxa" w:w="3309"/>
             <w:shd w:fill="F5F5F5" w:color="auto" w:val="clear"/>
             <w:tcMar>
               <w:top w:type="dxa" w:w="80"/>
@@ -5818,7 +6018,7 @@
         </w:tc>
         <w:tc>
           <w:tcPr>
-            <w:tcW w:type="dxa" w:w="1377"/>
+            <w:tcW w:type="dxa" w:w="719"/>
             <w:shd w:fill="F5F5F5" w:color="auto" w:val="clear"/>
             <w:tcMar>
               <w:top w:type="dxa" w:w="80"/>
@@ -5844,27 +6044,53 @@
         </w:tc>
         <w:tc>
           <w:tcPr>
-            <w:tcW w:type="dxa" w:w="1377"/>
-            <w:shd w:fill="F5F5F5" w:color="auto" w:val="clear"/>
-            <w:tcMar>
-              <w:top w:type="dxa" w:w="80"/>
-              <w:left w:type="dxa" w:w="100"/>
-              <w:bottom w:type="dxa" w:w="80"/>
-              <w:right w:type="dxa" w:w="100"/>
-            </w:tcMar>
-            <w:vAlign w:val="center"/>
-          </w:tcPr>
-          <w:p>
-            <w:pPr>
-              <w:spacing w:after="40"/>
-            </w:pPr>
-            <w:r>
-              <w:rPr>
-                <w:rFonts w:ascii="Arial Narrow" w:cs="Arial Narrow" w:eastAsia="Arial Narrow" w:hAnsi="Arial Narrow"/>
-                <w:sz w:val="18"/>
-                <w:szCs w:val="18"/>
-              </w:rPr>
-              <w:t xml:space="preserve">Neu</w:t>
+            <w:tcW w:type="dxa" w:w="1079"/>
+            <w:shd w:fill="F5F5F5" w:color="auto" w:val="clear"/>
+            <w:tcMar>
+              <w:top w:type="dxa" w:w="80"/>
+              <w:left w:type="dxa" w:w="100"/>
+              <w:bottom w:type="dxa" w:w="80"/>
+              <w:right w:type="dxa" w:w="100"/>
+            </w:tcMar>
+            <w:vAlign w:val="center"/>
+          </w:tcPr>
+          <w:p>
+            <w:pPr>
+              <w:spacing w:after="40"/>
+            </w:pPr>
+            <w:r>
+              <w:rPr>
+                <w:rFonts w:ascii="Arial Narrow" w:cs="Arial Narrow" w:eastAsia="Arial Narrow" w:hAnsi="Arial Narrow"/>
+                <w:sz w:val="18"/>
+                <w:szCs w:val="18"/>
+              </w:rPr>
+              <w:t xml:space="preserve">Umgesetzt (Demo)</w:t>
+            </w:r>
+          </w:p>
+        </w:tc>
+        <w:tc>
+          <w:tcPr>
+            <w:tcW w:type="dxa" w:w="3884"/>
+            <w:shd w:fill="F5F5F5" w:color="auto" w:val="clear"/>
+            <w:tcMar>
+              <w:top w:type="dxa" w:w="80"/>
+              <w:left w:type="dxa" w:w="100"/>
+              <w:bottom w:type="dxa" w:w="80"/>
+              <w:right w:type="dxa" w:w="100"/>
+            </w:tcMar>
+            <w:vAlign w:val="center"/>
+          </w:tcPr>
+          <w:p>
+            <w:pPr>
+              <w:spacing w:after="40"/>
+            </w:pPr>
+            <w:r>
+              <w:rPr>
+                <w:rFonts w:ascii="Arial Narrow" w:cs="Arial Narrow" w:eastAsia="Arial Narrow" w:hAnsi="Arial Narrow"/>
+                <w:sz w:val="18"/>
+                <w:szCs w:val="18"/>
+              </w:rPr>
+              <w:t xml:space="preserve">Illustrierte Platzhalter, klar als „Örnek Görünüm“ gekennzeichnet; echte Fotos ersetzen sie 1:1 an gleicher Stelle.</w:t>
             </w:r>
           </w:p>
         </w:tc>
@@ -5872,7 +6098,7 @@
       <w:tr>
         <w:tc>
           <w:tcPr>
-            <w:tcW w:type="dxa" w:w="1033"/>
+            <w:tcW w:type="dxa" w:w="647"/>
             <w:shd w:fill="FFFFFF" w:color="auto" w:val="clear"/>
             <w:tcMar>
               <w:top w:type="dxa" w:w="80"/>
@@ -5898,7 +6124,7 @@
         </w:tc>
         <w:tc>
           <w:tcPr>
-            <w:tcW w:type="dxa" w:w="5852"/>
+            <w:tcW w:type="dxa" w:w="3309"/>
             <w:shd w:fill="FFFFFF" w:color="auto" w:val="clear"/>
             <w:tcMar>
               <w:top w:type="dxa" w:w="80"/>
@@ -5924,7 +6150,7 @@
         </w:tc>
         <w:tc>
           <w:tcPr>
-            <w:tcW w:type="dxa" w:w="1377"/>
+            <w:tcW w:type="dxa" w:w="719"/>
             <w:shd w:fill="FFFFFF" w:color="auto" w:val="clear"/>
             <w:tcMar>
               <w:top w:type="dxa" w:w="80"/>
@@ -5950,27 +6176,53 @@
         </w:tc>
         <w:tc>
           <w:tcPr>
-            <w:tcW w:type="dxa" w:w="1377"/>
-            <w:shd w:fill="FFFFFF" w:color="auto" w:val="clear"/>
-            <w:tcMar>
-              <w:top w:type="dxa" w:w="80"/>
-              <w:left w:type="dxa" w:w="100"/>
-              <w:bottom w:type="dxa" w:w="80"/>
-              <w:right w:type="dxa" w:w="100"/>
-            </w:tcMar>
-            <w:vAlign w:val="center"/>
-          </w:tcPr>
-          <w:p>
-            <w:pPr>
-              <w:spacing w:after="40"/>
-            </w:pPr>
-            <w:r>
-              <w:rPr>
-                <w:rFonts w:ascii="Arial Narrow" w:cs="Arial Narrow" w:eastAsia="Arial Narrow" w:hAnsi="Arial Narrow"/>
-                <w:sz w:val="18"/>
-                <w:szCs w:val="18"/>
-              </w:rPr>
-              <w:t xml:space="preserve">Neu</w:t>
+            <w:tcW w:type="dxa" w:w="1079"/>
+            <w:shd w:fill="FFFFFF" w:color="auto" w:val="clear"/>
+            <w:tcMar>
+              <w:top w:type="dxa" w:w="80"/>
+              <w:left w:type="dxa" w:w="100"/>
+              <w:bottom w:type="dxa" w:w="80"/>
+              <w:right w:type="dxa" w:w="100"/>
+            </w:tcMar>
+            <w:vAlign w:val="center"/>
+          </w:tcPr>
+          <w:p>
+            <w:pPr>
+              <w:spacing w:after="40"/>
+            </w:pPr>
+            <w:r>
+              <w:rPr>
+                <w:rFonts w:ascii="Arial Narrow" w:cs="Arial Narrow" w:eastAsia="Arial Narrow" w:hAnsi="Arial Narrow"/>
+                <w:sz w:val="18"/>
+                <w:szCs w:val="18"/>
+              </w:rPr>
+              <w:t xml:space="preserve">Umgesetzt</w:t>
+            </w:r>
+          </w:p>
+        </w:tc>
+        <w:tc>
+          <w:tcPr>
+            <w:tcW w:type="dxa" w:w="3884"/>
+            <w:shd w:fill="FFFFFF" w:color="auto" w:val="clear"/>
+            <w:tcMar>
+              <w:top w:type="dxa" w:w="80"/>
+              <w:left w:type="dxa" w:w="100"/>
+              <w:bottom w:type="dxa" w:w="80"/>
+              <w:right w:type="dxa" w:w="100"/>
+            </w:tcMar>
+            <w:vAlign w:val="center"/>
+          </w:tcPr>
+          <w:p>
+            <w:pPr>
+              <w:spacing w:after="40"/>
+            </w:pPr>
+            <w:r>
+              <w:rPr>
+                <w:rFonts w:ascii="Arial Narrow" w:cs="Arial Narrow" w:eastAsia="Arial Narrow" w:hAnsi="Arial Narrow"/>
+                <w:sz w:val="18"/>
+                <w:szCs w:val="18"/>
+              </w:rPr>
+              <w:t xml:space="preserve">Trust-Center mit 5 realen Inhaltsblöcken (Über uns, KVKK, Zertifikate, Bewertungen, Kontakt).</w:t>
             </w:r>
           </w:p>
         </w:tc>
@@ -5978,7 +6230,7 @@
       <w:tr>
         <w:tc>
           <w:tcPr>
-            <w:tcW w:type="dxa" w:w="1033"/>
+            <w:tcW w:type="dxa" w:w="647"/>
             <w:shd w:fill="F5F5F5" w:color="auto" w:val="clear"/>
             <w:tcMar>
               <w:top w:type="dxa" w:w="80"/>
@@ -6004,7 +6256,7 @@
         </w:tc>
         <w:tc>
           <w:tcPr>
-            <w:tcW w:type="dxa" w:w="5852"/>
+            <w:tcW w:type="dxa" w:w="3309"/>
             <w:shd w:fill="F5F5F5" w:color="auto" w:val="clear"/>
             <w:tcMar>
               <w:top w:type="dxa" w:w="80"/>
@@ -6030,7 +6282,7 @@
         </w:tc>
         <w:tc>
           <w:tcPr>
-            <w:tcW w:type="dxa" w:w="1377"/>
+            <w:tcW w:type="dxa" w:w="719"/>
             <w:shd w:fill="F5F5F5" w:color="auto" w:val="clear"/>
             <w:tcMar>
               <w:top w:type="dxa" w:w="80"/>
@@ -6056,27 +6308,53 @@
         </w:tc>
         <w:tc>
           <w:tcPr>
-            <w:tcW w:type="dxa" w:w="1377"/>
-            <w:shd w:fill="F5F5F5" w:color="auto" w:val="clear"/>
-            <w:tcMar>
-              <w:top w:type="dxa" w:w="80"/>
-              <w:left w:type="dxa" w:w="100"/>
-              <w:bottom w:type="dxa" w:w="80"/>
-              <w:right w:type="dxa" w:w="100"/>
-            </w:tcMar>
-            <w:vAlign w:val="center"/>
-          </w:tcPr>
-          <w:p>
-            <w:pPr>
-              <w:spacing w:after="40"/>
-            </w:pPr>
-            <w:r>
-              <w:rPr>
-                <w:rFonts w:ascii="Arial Narrow" w:cs="Arial Narrow" w:eastAsia="Arial Narrow" w:hAnsi="Arial Narrow"/>
-                <w:sz w:val="18"/>
-                <w:szCs w:val="18"/>
-              </w:rPr>
-              <w:t xml:space="preserve">Neu</w:t>
+            <w:tcW w:type="dxa" w:w="1079"/>
+            <w:shd w:fill="F5F5F5" w:color="auto" w:val="clear"/>
+            <w:tcMar>
+              <w:top w:type="dxa" w:w="80"/>
+              <w:left w:type="dxa" w:w="100"/>
+              <w:bottom w:type="dxa" w:w="80"/>
+              <w:right w:type="dxa" w:w="100"/>
+            </w:tcMar>
+            <w:vAlign w:val="center"/>
+          </w:tcPr>
+          <w:p>
+            <w:pPr>
+              <w:spacing w:after="40"/>
+            </w:pPr>
+            <w:r>
+              <w:rPr>
+                <w:rFonts w:ascii="Arial Narrow" w:cs="Arial Narrow" w:eastAsia="Arial Narrow" w:hAnsi="Arial Narrow"/>
+                <w:sz w:val="18"/>
+                <w:szCs w:val="18"/>
+              </w:rPr>
+              <w:t xml:space="preserve">Umgesetzt (Demo)</w:t>
+            </w:r>
+          </w:p>
+        </w:tc>
+        <w:tc>
+          <w:tcPr>
+            <w:tcW w:type="dxa" w:w="3884"/>
+            <w:shd w:fill="F5F5F5" w:color="auto" w:val="clear"/>
+            <w:tcMar>
+              <w:top w:type="dxa" w:w="80"/>
+              <w:left w:type="dxa" w:w="100"/>
+              <w:bottom w:type="dxa" w:w="80"/>
+              <w:right w:type="dxa" w:w="100"/>
+            </w:tcMar>
+            <w:vAlign w:val="center"/>
+          </w:tcPr>
+          <w:p>
+            <w:pPr>
+              <w:spacing w:after="40"/>
+            </w:pPr>
+            <w:r>
+              <w:rPr>
+                <w:rFonts w:ascii="Arial Narrow" w:cs="Arial Narrow" w:eastAsia="Arial Narrow" w:hAnsi="Arial Narrow"/>
+                <w:sz w:val="18"/>
+                <w:szCs w:val="18"/>
+              </w:rPr>
+              <w:t xml:space="preserve">Funktionsfähiges Formular; Daten aktuell im Browser (localStorage) statt Supabase, siehe Kapitel 6.3.</w:t>
             </w:r>
           </w:p>
         </w:tc>
@@ -6084,7 +6362,7 @@
       <w:tr>
         <w:tc>
           <w:tcPr>
-            <w:tcW w:type="dxa" w:w="1033"/>
+            <w:tcW w:type="dxa" w:w="647"/>
             <w:shd w:fill="FFFFFF" w:color="auto" w:val="clear"/>
             <w:tcMar>
               <w:top w:type="dxa" w:w="80"/>
@@ -6110,7 +6388,7 @@
         </w:tc>
         <w:tc>
           <w:tcPr>
-            <w:tcW w:type="dxa" w:w="5852"/>
+            <w:tcW w:type="dxa" w:w="3309"/>
             <w:shd w:fill="FFFFFF" w:color="auto" w:val="clear"/>
             <w:tcMar>
               <w:top w:type="dxa" w:w="80"/>
@@ -6136,7 +6414,7 @@
         </w:tc>
         <w:tc>
           <w:tcPr>
-            <w:tcW w:type="dxa" w:w="1377"/>
+            <w:tcW w:type="dxa" w:w="719"/>
             <w:shd w:fill="FFFFFF" w:color="auto" w:val="clear"/>
             <w:tcMar>
               <w:top w:type="dxa" w:w="80"/>
@@ -6162,27 +6440,53 @@
         </w:tc>
         <w:tc>
           <w:tcPr>
-            <w:tcW w:type="dxa" w:w="1377"/>
-            <w:shd w:fill="FFFFFF" w:color="auto" w:val="clear"/>
-            <w:tcMar>
-              <w:top w:type="dxa" w:w="80"/>
-              <w:left w:type="dxa" w:w="100"/>
-              <w:bottom w:type="dxa" w:w="80"/>
-              <w:right w:type="dxa" w:w="100"/>
-            </w:tcMar>
-            <w:vAlign w:val="center"/>
-          </w:tcPr>
-          <w:p>
-            <w:pPr>
-              <w:spacing w:after="40"/>
-            </w:pPr>
-            <w:r>
-              <w:rPr>
-                <w:rFonts w:ascii="Arial Narrow" w:cs="Arial Narrow" w:eastAsia="Arial Narrow" w:hAnsi="Arial Narrow"/>
-                <w:sz w:val="18"/>
-                <w:szCs w:val="18"/>
-              </w:rPr>
-              <w:t xml:space="preserve">Neu</w:t>
+            <w:tcW w:type="dxa" w:w="1079"/>
+            <w:shd w:fill="FFFFFF" w:color="auto" w:val="clear"/>
+            <w:tcMar>
+              <w:top w:type="dxa" w:w="80"/>
+              <w:left w:type="dxa" w:w="100"/>
+              <w:bottom w:type="dxa" w:w="80"/>
+              <w:right w:type="dxa" w:w="100"/>
+            </w:tcMar>
+            <w:vAlign w:val="center"/>
+          </w:tcPr>
+          <w:p>
+            <w:pPr>
+              <w:spacing w:after="40"/>
+            </w:pPr>
+            <w:r>
+              <w:rPr>
+                <w:rFonts w:ascii="Arial Narrow" w:cs="Arial Narrow" w:eastAsia="Arial Narrow" w:hAnsi="Arial Narrow"/>
+                <w:sz w:val="18"/>
+                <w:szCs w:val="18"/>
+              </w:rPr>
+              <w:t xml:space="preserve">Umgesetzt</w:t>
+            </w:r>
+          </w:p>
+        </w:tc>
+        <w:tc>
+          <w:tcPr>
+            <w:tcW w:type="dxa" w:w="3884"/>
+            <w:shd w:fill="FFFFFF" w:color="auto" w:val="clear"/>
+            <w:tcMar>
+              <w:top w:type="dxa" w:w="80"/>
+              <w:left w:type="dxa" w:w="100"/>
+              <w:bottom w:type="dxa" w:w="80"/>
+              <w:right w:type="dxa" w:w="100"/>
+            </w:tcMar>
+            <w:vAlign w:val="center"/>
+          </w:tcPr>
+          <w:p>
+            <w:pPr>
+              <w:spacing w:after="40"/>
+            </w:pPr>
+            <w:r>
+              <w:rPr>
+                <w:rFonts w:ascii="Arial Narrow" w:cs="Arial Narrow" w:eastAsia="Arial Narrow" w:hAnsi="Arial Narrow"/>
+                <w:sz w:val="18"/>
+                <w:szCs w:val="18"/>
+              </w:rPr>
+              <w:t xml:space="preserve">Übertroffen: zwei Modi – echtes Claude via optionalem API-Key ODER kostenloser regelbasierter Assistent (TR/EN/RU/DE inkl. kyrillischer Eingabe), ohne Kosten/Account.</w:t>
             </w:r>
           </w:p>
         </w:tc>
@@ -6190,7 +6494,7 @@
       <w:tr>
         <w:tc>
           <w:tcPr>
-            <w:tcW w:type="dxa" w:w="1033"/>
+            <w:tcW w:type="dxa" w:w="647"/>
             <w:shd w:fill="F5F5F5" w:color="auto" w:val="clear"/>
             <w:tcMar>
               <w:top w:type="dxa" w:w="80"/>
@@ -6216,7 +6520,7 @@
         </w:tc>
         <w:tc>
           <w:tcPr>
-            <w:tcW w:type="dxa" w:w="5852"/>
+            <w:tcW w:type="dxa" w:w="3309"/>
             <w:shd w:fill="F5F5F5" w:color="auto" w:val="clear"/>
             <w:tcMar>
               <w:top w:type="dxa" w:w="80"/>
@@ -6242,7 +6546,7 @@
         </w:tc>
         <w:tc>
           <w:tcPr>
-            <w:tcW w:type="dxa" w:w="1377"/>
+            <w:tcW w:type="dxa" w:w="719"/>
             <w:shd w:fill="F5F5F5" w:color="auto" w:val="clear"/>
             <w:tcMar>
               <w:top w:type="dxa" w:w="80"/>
@@ -6268,27 +6572,53 @@
         </w:tc>
         <w:tc>
           <w:tcPr>
-            <w:tcW w:type="dxa" w:w="1377"/>
-            <w:shd w:fill="F5F5F5" w:color="auto" w:val="clear"/>
-            <w:tcMar>
-              <w:top w:type="dxa" w:w="80"/>
-              <w:left w:type="dxa" w:w="100"/>
-              <w:bottom w:type="dxa" w:w="80"/>
-              <w:right w:type="dxa" w:w="100"/>
-            </w:tcMar>
-            <w:vAlign w:val="center"/>
-          </w:tcPr>
-          <w:p>
-            <w:pPr>
-              <w:spacing w:after="40"/>
-            </w:pPr>
-            <w:r>
-              <w:rPr>
-                <w:rFonts w:ascii="Arial Narrow" w:cs="Arial Narrow" w:eastAsia="Arial Narrow" w:hAnsi="Arial Narrow"/>
-                <w:sz w:val="18"/>
-                <w:szCs w:val="18"/>
-              </w:rPr>
-              <w:t xml:space="preserve">Neu</w:t>
+            <w:tcW w:type="dxa" w:w="1079"/>
+            <w:shd w:fill="F5F5F5" w:color="auto" w:val="clear"/>
+            <w:tcMar>
+              <w:top w:type="dxa" w:w="80"/>
+              <w:left w:type="dxa" w:w="100"/>
+              <w:bottom w:type="dxa" w:w="80"/>
+              <w:right w:type="dxa" w:w="100"/>
+            </w:tcMar>
+            <w:vAlign w:val="center"/>
+          </w:tcPr>
+          <w:p>
+            <w:pPr>
+              <w:spacing w:after="40"/>
+            </w:pPr>
+            <w:r>
+              <w:rPr>
+                <w:rFonts w:ascii="Arial Narrow" w:cs="Arial Narrow" w:eastAsia="Arial Narrow" w:hAnsi="Arial Narrow"/>
+                <w:sz w:val="18"/>
+                <w:szCs w:val="18"/>
+              </w:rPr>
+              <w:t xml:space="preserve">Teilweise</w:t>
+            </w:r>
+          </w:p>
+        </w:tc>
+        <w:tc>
+          <w:tcPr>
+            <w:tcW w:type="dxa" w:w="3884"/>
+            <w:shd w:fill="F5F5F5" w:color="auto" w:val="clear"/>
+            <w:tcMar>
+              <w:top w:type="dxa" w:w="80"/>
+              <w:left w:type="dxa" w:w="100"/>
+              <w:bottom w:type="dxa" w:w="80"/>
+              <w:right w:type="dxa" w:w="100"/>
+            </w:tcMar>
+            <w:vAlign w:val="center"/>
+          </w:tcPr>
+          <w:p>
+            <w:pPr>
+              <w:spacing w:after="40"/>
+            </w:pPr>
+            <w:r>
+              <w:rPr>
+                <w:rFonts w:ascii="Arial Narrow" w:cs="Arial Narrow" w:eastAsia="Arial Narrow" w:hAnsi="Arial Narrow"/>
+                <w:sz w:val="18"/>
+                <w:szCs w:val="18"/>
+              </w:rPr>
+              <w:t xml:space="preserve">Nicht der Chat, sondern der neue Konfigurator (siehe 7.4) befüllt die Buchung vor; Absenden bleibt manuell.</w:t>
             </w:r>
           </w:p>
         </w:tc>
@@ -6296,7 +6626,7 @@
       <w:tr>
         <w:tc>
           <w:tcPr>
-            <w:tcW w:type="dxa" w:w="1033"/>
+            <w:tcW w:type="dxa" w:w="647"/>
             <w:shd w:fill="FFFFFF" w:color="auto" w:val="clear"/>
             <w:tcMar>
               <w:top w:type="dxa" w:w="80"/>
@@ -6322,7 +6652,7 @@
         </w:tc>
         <w:tc>
           <w:tcPr>
-            <w:tcW w:type="dxa" w:w="5852"/>
+            <w:tcW w:type="dxa" w:w="3309"/>
             <w:shd w:fill="FFFFFF" w:color="auto" w:val="clear"/>
             <w:tcMar>
               <w:top w:type="dxa" w:w="80"/>
@@ -6348,7 +6678,7 @@
         </w:tc>
         <w:tc>
           <w:tcPr>
-            <w:tcW w:type="dxa" w:w="1377"/>
+            <w:tcW w:type="dxa" w:w="719"/>
             <w:shd w:fill="FFFFFF" w:color="auto" w:val="clear"/>
             <w:tcMar>
               <w:top w:type="dxa" w:w="80"/>
@@ -6374,27 +6704,53 @@
         </w:tc>
         <w:tc>
           <w:tcPr>
-            <w:tcW w:type="dxa" w:w="1377"/>
-            <w:shd w:fill="FFFFFF" w:color="auto" w:val="clear"/>
-            <w:tcMar>
-              <w:top w:type="dxa" w:w="80"/>
-              <w:left w:type="dxa" w:w="100"/>
-              <w:bottom w:type="dxa" w:w="80"/>
-              <w:right w:type="dxa" w:w="100"/>
-            </w:tcMar>
-            <w:vAlign w:val="center"/>
-          </w:tcPr>
-          <w:p>
-            <w:pPr>
-              <w:spacing w:after="40"/>
-            </w:pPr>
-            <w:r>
-              <w:rPr>
-                <w:rFonts w:ascii="Arial Narrow" w:cs="Arial Narrow" w:eastAsia="Arial Narrow" w:hAnsi="Arial Narrow"/>
-                <w:sz w:val="18"/>
-                <w:szCs w:val="18"/>
-              </w:rPr>
-              <w:t xml:space="preserve">Neu</w:t>
+            <w:tcW w:type="dxa" w:w="1079"/>
+            <w:shd w:fill="FFFFFF" w:color="auto" w:val="clear"/>
+            <w:tcMar>
+              <w:top w:type="dxa" w:w="80"/>
+              <w:left w:type="dxa" w:w="100"/>
+              <w:bottom w:type="dxa" w:w="80"/>
+              <w:right w:type="dxa" w:w="100"/>
+            </w:tcMar>
+            <w:vAlign w:val="center"/>
+          </w:tcPr>
+          <w:p>
+            <w:pPr>
+              <w:spacing w:after="40"/>
+            </w:pPr>
+            <w:r>
+              <w:rPr>
+                <w:rFonts w:ascii="Arial Narrow" w:cs="Arial Narrow" w:eastAsia="Arial Narrow" w:hAnsi="Arial Narrow"/>
+                <w:sz w:val="18"/>
+                <w:szCs w:val="18"/>
+              </w:rPr>
+              <w:t xml:space="preserve">Umgesetzt</w:t>
+            </w:r>
+          </w:p>
+        </w:tc>
+        <w:tc>
+          <w:tcPr>
+            <w:tcW w:type="dxa" w:w="3884"/>
+            <w:shd w:fill="FFFFFF" w:color="auto" w:val="clear"/>
+            <w:tcMar>
+              <w:top w:type="dxa" w:w="80"/>
+              <w:left w:type="dxa" w:w="100"/>
+              <w:bottom w:type="dxa" w:w="80"/>
+              <w:right w:type="dxa" w:w="100"/>
+            </w:tcMar>
+            <w:vAlign w:val="center"/>
+          </w:tcPr>
+          <w:p>
+            <w:pPr>
+              <w:spacing w:after="40"/>
+            </w:pPr>
+            <w:r>
+              <w:rPr>
+                <w:rFonts w:ascii="Arial Narrow" w:cs="Arial Narrow" w:eastAsia="Arial Narrow" w:hAnsi="Arial Narrow"/>
+                <w:sz w:val="18"/>
+                <w:szCs w:val="18"/>
+              </w:rPr>
+              <w:t xml:space="preserve">Jetzt live: bestätigte Nummer von Emre Altuntaş aktiv verlinkt (zuvor Platzhalter-Zustand).</w:t>
             </w:r>
           </w:p>
         </w:tc>
@@ -6402,7 +6758,7 @@
       <w:tr>
         <w:tc>
           <w:tcPr>
-            <w:tcW w:type="dxa" w:w="1033"/>
+            <w:tcW w:type="dxa" w:w="647"/>
             <w:shd w:fill="F5F5F5" w:color="auto" w:val="clear"/>
             <w:tcMar>
               <w:top w:type="dxa" w:w="80"/>
@@ -6428,7 +6784,7 @@
         </w:tc>
         <w:tc>
           <w:tcPr>
-            <w:tcW w:type="dxa" w:w="5852"/>
+            <w:tcW w:type="dxa" w:w="3309"/>
             <w:shd w:fill="F5F5F5" w:color="auto" w:val="clear"/>
             <w:tcMar>
               <w:top w:type="dxa" w:w="80"/>
@@ -6454,7 +6810,7 @@
         </w:tc>
         <w:tc>
           <w:tcPr>
-            <w:tcW w:type="dxa" w:w="1377"/>
+            <w:tcW w:type="dxa" w:w="719"/>
             <w:shd w:fill="F5F5F5" w:color="auto" w:val="clear"/>
             <w:tcMar>
               <w:top w:type="dxa" w:w="80"/>
@@ -6480,27 +6836,53 @@
         </w:tc>
         <w:tc>
           <w:tcPr>
-            <w:tcW w:type="dxa" w:w="1377"/>
-            <w:shd w:fill="F5F5F5" w:color="auto" w:val="clear"/>
-            <w:tcMar>
-              <w:top w:type="dxa" w:w="80"/>
-              <w:left w:type="dxa" w:w="100"/>
-              <w:bottom w:type="dxa" w:w="80"/>
-              <w:right w:type="dxa" w:w="100"/>
-            </w:tcMar>
-            <w:vAlign w:val="center"/>
-          </w:tcPr>
-          <w:p>
-            <w:pPr>
-              <w:spacing w:after="40"/>
-            </w:pPr>
-            <w:r>
-              <w:rPr>
-                <w:rFonts w:ascii="Arial Narrow" w:cs="Arial Narrow" w:eastAsia="Arial Narrow" w:hAnsi="Arial Narrow"/>
-                <w:sz w:val="18"/>
-                <w:szCs w:val="18"/>
-              </w:rPr>
-              <w:t xml:space="preserve">Neu</w:t>
+            <w:tcW w:type="dxa" w:w="1079"/>
+            <w:shd w:fill="F5F5F5" w:color="auto" w:val="clear"/>
+            <w:tcMar>
+              <w:top w:type="dxa" w:w="80"/>
+              <w:left w:type="dxa" w:w="100"/>
+              <w:bottom w:type="dxa" w:w="80"/>
+              <w:right w:type="dxa" w:w="100"/>
+            </w:tcMar>
+            <w:vAlign w:val="center"/>
+          </w:tcPr>
+          <w:p>
+            <w:pPr>
+              <w:spacing w:after="40"/>
+            </w:pPr>
+            <w:r>
+              <w:rPr>
+                <w:rFonts w:ascii="Arial Narrow" w:cs="Arial Narrow" w:eastAsia="Arial Narrow" w:hAnsi="Arial Narrow"/>
+                <w:sz w:val="18"/>
+                <w:szCs w:val="18"/>
+              </w:rPr>
+              <w:t xml:space="preserve">Teilweise</w:t>
+            </w:r>
+          </w:p>
+        </w:tc>
+        <w:tc>
+          <w:tcPr>
+            <w:tcW w:type="dxa" w:w="3884"/>
+            <w:shd w:fill="F5F5F5" w:color="auto" w:val="clear"/>
+            <w:tcMar>
+              <w:top w:type="dxa" w:w="80"/>
+              <w:left w:type="dxa" w:w="100"/>
+              <w:bottom w:type="dxa" w:w="80"/>
+              <w:right w:type="dxa" w:w="100"/>
+            </w:tcMar>
+            <w:vAlign w:val="center"/>
+          </w:tcPr>
+          <w:p>
+            <w:pPr>
+              <w:spacing w:after="40"/>
+            </w:pPr>
+            <w:r>
+              <w:rPr>
+                <w:rFonts w:ascii="Arial Narrow" w:cs="Arial Narrow" w:eastAsia="Arial Narrow" w:hAnsi="Arial Narrow"/>
+                <w:sz w:val="18"/>
+                <w:szCs w:val="18"/>
+              </w:rPr>
+              <w:t xml:space="preserve">schema.org-Markup vollständig umgesetzt; echte Google-Business-Profil-Verknüpfung fehlt (kein Kundenkonto).</w:t>
             </w:r>
           </w:p>
         </w:tc>
@@ -6508,7 +6890,7 @@
       <w:tr>
         <w:tc>
           <w:tcPr>
-            <w:tcW w:type="dxa" w:w="1033"/>
+            <w:tcW w:type="dxa" w:w="647"/>
             <w:shd w:fill="FFFFFF" w:color="auto" w:val="clear"/>
             <w:tcMar>
               <w:top w:type="dxa" w:w="80"/>
@@ -6534,7 +6916,7 @@
         </w:tc>
         <w:tc>
           <w:tcPr>
-            <w:tcW w:type="dxa" w:w="5852"/>
+            <w:tcW w:type="dxa" w:w="3309"/>
             <w:shd w:fill="FFFFFF" w:color="auto" w:val="clear"/>
             <w:tcMar>
               <w:top w:type="dxa" w:w="80"/>
@@ -6560,7 +6942,7 @@
         </w:tc>
         <w:tc>
           <w:tcPr>
-            <w:tcW w:type="dxa" w:w="1377"/>
+            <w:tcW w:type="dxa" w:w="719"/>
             <w:shd w:fill="FFFFFF" w:color="auto" w:val="clear"/>
             <w:tcMar>
               <w:top w:type="dxa" w:w="80"/>
@@ -6586,27 +6968,53 @@
         </w:tc>
         <w:tc>
           <w:tcPr>
-            <w:tcW w:type="dxa" w:w="1377"/>
-            <w:shd w:fill="FFFFFF" w:color="auto" w:val="clear"/>
-            <w:tcMar>
-              <w:top w:type="dxa" w:w="80"/>
-              <w:left w:type="dxa" w:w="100"/>
-              <w:bottom w:type="dxa" w:w="80"/>
-              <w:right w:type="dxa" w:w="100"/>
-            </w:tcMar>
-            <w:vAlign w:val="center"/>
-          </w:tcPr>
-          <w:p>
-            <w:pPr>
-              <w:spacing w:after="40"/>
-            </w:pPr>
-            <w:r>
-              <w:rPr>
-                <w:rFonts w:ascii="Arial Narrow" w:cs="Arial Narrow" w:eastAsia="Arial Narrow" w:hAnsi="Arial Narrow"/>
-                <w:sz w:val="18"/>
-                <w:szCs w:val="18"/>
-              </w:rPr>
-              <w:t xml:space="preserve">Neu</w:t>
+            <w:tcW w:type="dxa" w:w="1079"/>
+            <w:shd w:fill="FFFFFF" w:color="auto" w:val="clear"/>
+            <w:tcMar>
+              <w:top w:type="dxa" w:w="80"/>
+              <w:left w:type="dxa" w:w="100"/>
+              <w:bottom w:type="dxa" w:w="80"/>
+              <w:right w:type="dxa" w:w="100"/>
+            </w:tcMar>
+            <w:vAlign w:val="center"/>
+          </w:tcPr>
+          <w:p>
+            <w:pPr>
+              <w:spacing w:after="40"/>
+            </w:pPr>
+            <w:r>
+              <w:rPr>
+                <w:rFonts w:ascii="Arial Narrow" w:cs="Arial Narrow" w:eastAsia="Arial Narrow" w:hAnsi="Arial Narrow"/>
+                <w:sz w:val="18"/>
+                <w:szCs w:val="18"/>
+              </w:rPr>
+              <w:t xml:space="preserve">Offen</w:t>
+            </w:r>
+          </w:p>
+        </w:tc>
+        <w:tc>
+          <w:tcPr>
+            <w:tcW w:type="dxa" w:w="3884"/>
+            <w:shd w:fill="FFFFFF" w:color="auto" w:val="clear"/>
+            <w:tcMar>
+              <w:top w:type="dxa" w:w="80"/>
+              <w:left w:type="dxa" w:w="100"/>
+              <w:bottom w:type="dxa" w:w="80"/>
+              <w:right w:type="dxa" w:w="100"/>
+            </w:tcMar>
+            <w:vAlign w:val="center"/>
+          </w:tcPr>
+          <w:p>
+            <w:pPr>
+              <w:spacing w:after="40"/>
+            </w:pPr>
+            <w:r>
+              <w:rPr>
+                <w:rFonts w:ascii="Arial Narrow" w:cs="Arial Narrow" w:eastAsia="Arial Narrow" w:hAnsi="Arial Narrow"/>
+                <w:sz w:val="18"/>
+                <w:szCs w:val="18"/>
+              </w:rPr>
+              <w:t xml:space="preserve">Nur beispielhafte, klar gekennzeichnete Demo-Bewertungen im Admin-Bereich; kein echter Sammelprozess ohne Backend/GBP.</w:t>
             </w:r>
           </w:p>
         </w:tc>
@@ -6614,7 +7022,7 @@
       <w:tr>
         <w:tc>
           <w:tcPr>
-            <w:tcW w:type="dxa" w:w="1033"/>
+            <w:tcW w:type="dxa" w:w="647"/>
             <w:shd w:fill="F5F5F5" w:color="auto" w:val="clear"/>
             <w:tcMar>
               <w:top w:type="dxa" w:w="80"/>
@@ -6640,7 +7048,7 @@
         </w:tc>
         <w:tc>
           <w:tcPr>
-            <w:tcW w:type="dxa" w:w="5852"/>
+            <w:tcW w:type="dxa" w:w="3309"/>
             <w:shd w:fill="F5F5F5" w:color="auto" w:val="clear"/>
             <w:tcMar>
               <w:top w:type="dxa" w:w="80"/>
@@ -6666,7 +7074,7 @@
         </w:tc>
         <w:tc>
           <w:tcPr>
-            <w:tcW w:type="dxa" w:w="1377"/>
+            <w:tcW w:type="dxa" w:w="719"/>
             <w:shd w:fill="F5F5F5" w:color="auto" w:val="clear"/>
             <w:tcMar>
               <w:top w:type="dxa" w:w="80"/>
@@ -6692,27 +7100,53 @@
         </w:tc>
         <w:tc>
           <w:tcPr>
-            <w:tcW w:type="dxa" w:w="1377"/>
-            <w:shd w:fill="F5F5F5" w:color="auto" w:val="clear"/>
-            <w:tcMar>
-              <w:top w:type="dxa" w:w="80"/>
-              <w:left w:type="dxa" w:w="100"/>
-              <w:bottom w:type="dxa" w:w="80"/>
-              <w:right w:type="dxa" w:w="100"/>
-            </w:tcMar>
-            <w:vAlign w:val="center"/>
-          </w:tcPr>
-          <w:p>
-            <w:pPr>
-              <w:spacing w:after="40"/>
-            </w:pPr>
-            <w:r>
-              <w:rPr>
-                <w:rFonts w:ascii="Arial Narrow" w:cs="Arial Narrow" w:eastAsia="Arial Narrow" w:hAnsi="Arial Narrow"/>
-                <w:sz w:val="18"/>
-                <w:szCs w:val="18"/>
-              </w:rPr>
-              <w:t xml:space="preserve">Neu</w:t>
+            <w:tcW w:type="dxa" w:w="1079"/>
+            <w:shd w:fill="F5F5F5" w:color="auto" w:val="clear"/>
+            <w:tcMar>
+              <w:top w:type="dxa" w:w="80"/>
+              <w:left w:type="dxa" w:w="100"/>
+              <w:bottom w:type="dxa" w:w="80"/>
+              <w:right w:type="dxa" w:w="100"/>
+            </w:tcMar>
+            <w:vAlign w:val="center"/>
+          </w:tcPr>
+          <w:p>
+            <w:pPr>
+              <w:spacing w:after="40"/>
+            </w:pPr>
+            <w:r>
+              <w:rPr>
+                <w:rFonts w:ascii="Arial Narrow" w:cs="Arial Narrow" w:eastAsia="Arial Narrow" w:hAnsi="Arial Narrow"/>
+                <w:sz w:val="18"/>
+                <w:szCs w:val="18"/>
+              </w:rPr>
+              <w:t xml:space="preserve">Offen</w:t>
+            </w:r>
+          </w:p>
+        </w:tc>
+        <w:tc>
+          <w:tcPr>
+            <w:tcW w:type="dxa" w:w="3884"/>
+            <w:shd w:fill="F5F5F5" w:color="auto" w:val="clear"/>
+            <w:tcMar>
+              <w:top w:type="dxa" w:w="80"/>
+              <w:left w:type="dxa" w:w="100"/>
+              <w:bottom w:type="dxa" w:w="80"/>
+              <w:right w:type="dxa" w:w="100"/>
+            </w:tcMar>
+            <w:vAlign w:val="center"/>
+          </w:tcPr>
+          <w:p>
+            <w:pPr>
+              <w:spacing w:after="40"/>
+            </w:pPr>
+            <w:r>
+              <w:rPr>
+                <w:rFonts w:ascii="Arial Narrow" w:cs="Arial Narrow" w:eastAsia="Arial Narrow" w:hAnsi="Arial Narrow"/>
+                <w:sz w:val="18"/>
+                <w:szCs w:val="18"/>
+              </w:rPr>
+              <w:t xml:space="preserve">Gleicher Grund wie V-02: kein echtes Antwort-/Management-Werkzeug fuer Bewertungen vorhanden.</w:t>
             </w:r>
           </w:p>
         </w:tc>
@@ -6720,7 +7154,7 @@
       <w:tr>
         <w:tc>
           <w:tcPr>
-            <w:tcW w:type="dxa" w:w="1033"/>
+            <w:tcW w:type="dxa" w:w="647"/>
             <w:shd w:fill="FFFFFF" w:color="auto" w:val="clear"/>
             <w:tcMar>
               <w:top w:type="dxa" w:w="80"/>
@@ -6746,7 +7180,7 @@
         </w:tc>
         <w:tc>
           <w:tcPr>
-            <w:tcW w:type="dxa" w:w="5852"/>
+            <w:tcW w:type="dxa" w:w="3309"/>
             <w:shd w:fill="FFFFFF" w:color="auto" w:val="clear"/>
             <w:tcMar>
               <w:top w:type="dxa" w:w="80"/>
@@ -6772,7 +7206,7 @@
         </w:tc>
         <w:tc>
           <w:tcPr>
-            <w:tcW w:type="dxa" w:w="1377"/>
+            <w:tcW w:type="dxa" w:w="719"/>
             <w:shd w:fill="FFFFFF" w:color="auto" w:val="clear"/>
             <w:tcMar>
               <w:top w:type="dxa" w:w="80"/>
@@ -6798,27 +7232,53 @@
         </w:tc>
         <w:tc>
           <w:tcPr>
-            <w:tcW w:type="dxa" w:w="1377"/>
-            <w:shd w:fill="FFFFFF" w:color="auto" w:val="clear"/>
-            <w:tcMar>
-              <w:top w:type="dxa" w:w="80"/>
-              <w:left w:type="dxa" w:w="100"/>
-              <w:bottom w:type="dxa" w:w="80"/>
-              <w:right w:type="dxa" w:w="100"/>
-            </w:tcMar>
-            <w:vAlign w:val="center"/>
-          </w:tcPr>
-          <w:p>
-            <w:pPr>
-              <w:spacing w:after="40"/>
-            </w:pPr>
-            <w:r>
-              <w:rPr>
-                <w:rFonts w:ascii="Arial Narrow" w:cs="Arial Narrow" w:eastAsia="Arial Narrow" w:hAnsi="Arial Narrow"/>
-                <w:sz w:val="18"/>
-                <w:szCs w:val="18"/>
-              </w:rPr>
-              <w:t xml:space="preserve">Neu</w:t>
+            <w:tcW w:type="dxa" w:w="1079"/>
+            <w:shd w:fill="FFFFFF" w:color="auto" w:val="clear"/>
+            <w:tcMar>
+              <w:top w:type="dxa" w:w="80"/>
+              <w:left w:type="dxa" w:w="100"/>
+              <w:bottom w:type="dxa" w:w="80"/>
+              <w:right w:type="dxa" w:w="100"/>
+            </w:tcMar>
+            <w:vAlign w:val="center"/>
+          </w:tcPr>
+          <w:p>
+            <w:pPr>
+              <w:spacing w:after="40"/>
+            </w:pPr>
+            <w:r>
+              <w:rPr>
+                <w:rFonts w:ascii="Arial Narrow" w:cs="Arial Narrow" w:eastAsia="Arial Narrow" w:hAnsi="Arial Narrow"/>
+                <w:sz w:val="18"/>
+                <w:szCs w:val="18"/>
+              </w:rPr>
+              <w:t xml:space="preserve">Teilweise</w:t>
+            </w:r>
+          </w:p>
+        </w:tc>
+        <w:tc>
+          <w:tcPr>
+            <w:tcW w:type="dxa" w:w="3884"/>
+            <w:shd w:fill="FFFFFF" w:color="auto" w:val="clear"/>
+            <w:tcMar>
+              <w:top w:type="dxa" w:w="80"/>
+              <w:left w:type="dxa" w:w="100"/>
+              <w:bottom w:type="dxa" w:w="80"/>
+              <w:right w:type="dxa" w:w="100"/>
+            </w:tcMar>
+            <w:vAlign w:val="center"/>
+          </w:tcPr>
+          <w:p>
+            <w:pPr>
+              <w:spacing w:after="40"/>
+            </w:pPr>
+            <w:r>
+              <w:rPr>
+                <w:rFonts w:ascii="Arial Narrow" w:cs="Arial Narrow" w:eastAsia="Arial Narrow" w:hAnsi="Arial Narrow"/>
+                <w:sz w:val="18"/>
+                <w:szCs w:val="18"/>
+              </w:rPr>
+              <w:t xml:space="preserve">Oberfläche fertig und einsatzbereit; aktiviert sich erst nach Kontobestätigung, echte Live-Anbindung offen.</w:t>
             </w:r>
           </w:p>
         </w:tc>
@@ -6826,7 +7286,7 @@
       <w:tr>
         <w:tc>
           <w:tcPr>
-            <w:tcW w:type="dxa" w:w="1033"/>
+            <w:tcW w:type="dxa" w:w="647"/>
             <w:shd w:fill="F5F5F5" w:color="auto" w:val="clear"/>
             <w:tcMar>
               <w:top w:type="dxa" w:w="80"/>
@@ -6852,7 +7312,7 @@
         </w:tc>
         <w:tc>
           <w:tcPr>
-            <w:tcW w:type="dxa" w:w="5852"/>
+            <w:tcW w:type="dxa" w:w="3309"/>
             <w:shd w:fill="F5F5F5" w:color="auto" w:val="clear"/>
             <w:tcMar>
               <w:top w:type="dxa" w:w="80"/>
@@ -6878,7 +7338,7 @@
         </w:tc>
         <w:tc>
           <w:tcPr>
-            <w:tcW w:type="dxa" w:w="1377"/>
+            <w:tcW w:type="dxa" w:w="719"/>
             <w:shd w:fill="F5F5F5" w:color="auto" w:val="clear"/>
             <w:tcMar>
               <w:top w:type="dxa" w:w="80"/>
@@ -6904,27 +7364,53 @@
         </w:tc>
         <w:tc>
           <w:tcPr>
-            <w:tcW w:type="dxa" w:w="1377"/>
-            <w:shd w:fill="F5F5F5" w:color="auto" w:val="clear"/>
-            <w:tcMar>
-              <w:top w:type="dxa" w:w="80"/>
-              <w:left w:type="dxa" w:w="100"/>
-              <w:bottom w:type="dxa" w:w="80"/>
-              <w:right w:type="dxa" w:w="100"/>
-            </w:tcMar>
-            <w:vAlign w:val="center"/>
-          </w:tcPr>
-          <w:p>
-            <w:pPr>
-              <w:spacing w:after="40"/>
-            </w:pPr>
-            <w:r>
-              <w:rPr>
-                <w:rFonts w:ascii="Arial Narrow" w:cs="Arial Narrow" w:eastAsia="Arial Narrow" w:hAnsi="Arial Narrow"/>
-                <w:sz w:val="18"/>
-                <w:szCs w:val="18"/>
-              </w:rPr>
-              <w:t xml:space="preserve">Neu</w:t>
+            <w:tcW w:type="dxa" w:w="1079"/>
+            <w:shd w:fill="F5F5F5" w:color="auto" w:val="clear"/>
+            <w:tcMar>
+              <w:top w:type="dxa" w:w="80"/>
+              <w:left w:type="dxa" w:w="100"/>
+              <w:bottom w:type="dxa" w:w="80"/>
+              <w:right w:type="dxa" w:w="100"/>
+            </w:tcMar>
+            <w:vAlign w:val="center"/>
+          </w:tcPr>
+          <w:p>
+            <w:pPr>
+              <w:spacing w:after="40"/>
+            </w:pPr>
+            <w:r>
+              <w:rPr>
+                <w:rFonts w:ascii="Arial Narrow" w:cs="Arial Narrow" w:eastAsia="Arial Narrow" w:hAnsi="Arial Narrow"/>
+                <w:sz w:val="18"/>
+                <w:szCs w:val="18"/>
+              </w:rPr>
+              <w:t xml:space="preserve">Umgesetzt (Demo)</w:t>
+            </w:r>
+          </w:p>
+        </w:tc>
+        <w:tc>
+          <w:tcPr>
+            <w:tcW w:type="dxa" w:w="3884"/>
+            <w:shd w:fill="F5F5F5" w:color="auto" w:val="clear"/>
+            <w:tcMar>
+              <w:top w:type="dxa" w:w="80"/>
+              <w:left w:type="dxa" w:w="100"/>
+              <w:bottom w:type="dxa" w:w="80"/>
+              <w:right w:type="dxa" w:w="100"/>
+            </w:tcMar>
+            <w:vAlign w:val="center"/>
+          </w:tcPr>
+          <w:p>
+            <w:pPr>
+              <w:spacing w:after="40"/>
+            </w:pPr>
+            <w:r>
+              <w:rPr>
+                <w:rFonts w:ascii="Arial Narrow" w:cs="Arial Narrow" w:eastAsia="Arial Narrow" w:hAnsi="Arial Narrow"/>
+                <w:sz w:val="18"/>
+                <w:szCs w:val="18"/>
+              </w:rPr>
+              <w:t xml:space="preserve">Funktionsfähig mit Demo-Zugangsdaten (Buchungen/Bewertungen einsehen); kein granulares Rollenmodell.</w:t>
             </w:r>
           </w:p>
         </w:tc>
@@ -6969,6 +7455,7 @@
         <w:gridCol w:w="100"/>
         <w:gridCol w:w="100"/>
         <w:gridCol w:w="100"/>
+        <w:gridCol w:w="100"/>
       </w:tblGrid>
       <w:tr>
         <w:trPr>
@@ -6976,7 +7463,7 @@
         </w:trPr>
         <w:tc>
           <w:tcPr>
-            <w:tcW w:type="dxa" w:w="1033"/>
+            <w:tcW w:type="dxa" w:w="647"/>
             <w:shd w:fill="1E3A5F" w:color="auto" w:val="clear"/>
             <w:tcMar>
               <w:top w:type="dxa" w:w="80"/>
@@ -7002,7 +7489,7 @@
         </w:tc>
         <w:tc>
           <w:tcPr>
-            <w:tcW w:type="dxa" w:w="5852"/>
+            <w:tcW w:type="dxa" w:w="3309"/>
             <w:shd w:fill="1E3A5F" w:color="auto" w:val="clear"/>
             <w:tcMar>
               <w:top w:type="dxa" w:w="80"/>
@@ -7028,7 +7515,7 @@
         </w:tc>
         <w:tc>
           <w:tcPr>
-            <w:tcW w:type="dxa" w:w="1377"/>
+            <w:tcW w:type="dxa" w:w="719"/>
             <w:shd w:fill="1E3A5F" w:color="auto" w:val="clear"/>
             <w:tcMar>
               <w:top w:type="dxa" w:w="80"/>
@@ -7048,13 +7535,13 @@
                 <w:sz w:val="20"/>
                 <w:szCs w:val="20"/>
               </w:rPr>
-              <w:t xml:space="preserve">Priorität</w:t>
-            </w:r>
-          </w:p>
-        </w:tc>
-        <w:tc>
-          <w:tcPr>
-            <w:tcW w:type="dxa" w:w="1377"/>
+              <w:t xml:space="preserve">Prio</w:t>
+            </w:r>
+          </w:p>
+        </w:tc>
+        <w:tc>
+          <w:tcPr>
+            <w:tcW w:type="dxa" w:w="1079"/>
             <w:shd w:fill="1E3A5F" w:color="auto" w:val="clear"/>
             <w:tcMar>
               <w:top w:type="dxa" w:w="80"/>
@@ -7078,11 +7565,37 @@
             </w:r>
           </w:p>
         </w:tc>
+        <w:tc>
+          <w:tcPr>
+            <w:tcW w:type="dxa" w:w="3884"/>
+            <w:shd w:fill="1E3A5F" w:color="auto" w:val="clear"/>
+            <w:tcMar>
+              <w:top w:type="dxa" w:w="80"/>
+              <w:left w:type="dxa" w:w="100"/>
+              <w:bottom w:type="dxa" w:w="80"/>
+              <w:right w:type="dxa" w:w="100"/>
+            </w:tcMar>
+            <w:vAlign w:val="center"/>
+          </w:tcPr>
+          <w:p>
+            <w:r>
+              <w:rPr>
+                <w:rFonts w:ascii="Arial Narrow" w:cs="Arial Narrow" w:eastAsia="Arial Narrow" w:hAnsi="Arial Narrow"/>
+                <w:b/>
+                <w:bCs/>
+                <w:color w:val="FFFFFF"/>
+                <w:sz w:val="20"/>
+                <w:szCs w:val="20"/>
+              </w:rPr>
+              <w:t xml:space="preserve">Anmerkung (Stand: 06.07.2026)</w:t>
+            </w:r>
+          </w:p>
+        </w:tc>
       </w:tr>
       <w:tr>
         <w:tc>
           <w:tcPr>
-            <w:tcW w:type="dxa" w:w="1033"/>
+            <w:tcW w:type="dxa" w:w="647"/>
             <w:shd w:fill="FFFFFF" w:color="auto" w:val="clear"/>
             <w:tcMar>
               <w:top w:type="dxa" w:w="80"/>
@@ -7108,7 +7621,7 @@
         </w:tc>
         <w:tc>
           <w:tcPr>
-            <w:tcW w:type="dxa" w:w="5852"/>
+            <w:tcW w:type="dxa" w:w="3309"/>
             <w:shd w:fill="FFFFFF" w:color="auto" w:val="clear"/>
             <w:tcMar>
               <w:top w:type="dxa" w:w="80"/>
@@ -7134,7 +7647,7 @@
         </w:tc>
         <w:tc>
           <w:tcPr>
-            <w:tcW w:type="dxa" w:w="1377"/>
+            <w:tcW w:type="dxa" w:w="719"/>
             <w:shd w:fill="FFFFFF" w:color="auto" w:val="clear"/>
             <w:tcMar>
               <w:top w:type="dxa" w:w="80"/>
@@ -7160,27 +7673,53 @@
         </w:tc>
         <w:tc>
           <w:tcPr>
-            <w:tcW w:type="dxa" w:w="1377"/>
-            <w:shd w:fill="FFFFFF" w:color="auto" w:val="clear"/>
-            <w:tcMar>
-              <w:top w:type="dxa" w:w="80"/>
-              <w:left w:type="dxa" w:w="100"/>
-              <w:bottom w:type="dxa" w:w="80"/>
-              <w:right w:type="dxa" w:w="100"/>
-            </w:tcMar>
-            <w:vAlign w:val="center"/>
-          </w:tcPr>
-          <w:p>
-            <w:pPr>
-              <w:spacing w:after="40"/>
-            </w:pPr>
-            <w:r>
-              <w:rPr>
-                <w:rFonts w:ascii="Arial Narrow" w:cs="Arial Narrow" w:eastAsia="Arial Narrow" w:hAnsi="Arial Narrow"/>
-                <w:sz w:val="18"/>
-                <w:szCs w:val="18"/>
-              </w:rPr>
-              <w:t xml:space="preserve">Neu</w:t>
+            <w:tcW w:type="dxa" w:w="1079"/>
+            <w:shd w:fill="FFFFFF" w:color="auto" w:val="clear"/>
+            <w:tcMar>
+              <w:top w:type="dxa" w:w="80"/>
+              <w:left w:type="dxa" w:w="100"/>
+              <w:bottom w:type="dxa" w:w="80"/>
+              <w:right w:type="dxa" w:w="100"/>
+            </w:tcMar>
+            <w:vAlign w:val="center"/>
+          </w:tcPr>
+          <w:p>
+            <w:pPr>
+              <w:spacing w:after="40"/>
+            </w:pPr>
+            <w:r>
+              <w:rPr>
+                <w:rFonts w:ascii="Arial Narrow" w:cs="Arial Narrow" w:eastAsia="Arial Narrow" w:hAnsi="Arial Narrow"/>
+                <w:sz w:val="18"/>
+                <w:szCs w:val="18"/>
+              </w:rPr>
+              <w:t xml:space="preserve">Teilweise</w:t>
+            </w:r>
+          </w:p>
+        </w:tc>
+        <w:tc>
+          <w:tcPr>
+            <w:tcW w:type="dxa" w:w="3884"/>
+            <w:shd w:fill="FFFFFF" w:color="auto" w:val="clear"/>
+            <w:tcMar>
+              <w:top w:type="dxa" w:w="80"/>
+              <w:left w:type="dxa" w:w="100"/>
+              <w:bottom w:type="dxa" w:w="80"/>
+              <w:right w:type="dxa" w:w="100"/>
+            </w:tcMar>
+            <w:vAlign w:val="center"/>
+          </w:tcPr>
+          <w:p>
+            <w:pPr>
+              <w:spacing w:after="40"/>
+            </w:pPr>
+            <w:r>
+              <w:rPr>
+                <w:rFonts w:ascii="Arial Narrow" w:cs="Arial Narrow" w:eastAsia="Arial Narrow" w:hAnsi="Arial Narrow"/>
+                <w:sz w:val="18"/>
+                <w:szCs w:val="18"/>
+              </w:rPr>
+              <w:t xml:space="preserve">Nur eine Admin-Rolle vorhanden, keine granulare Rechtevergabe.</w:t>
             </w:r>
           </w:p>
         </w:tc>
@@ -7188,7 +7727,7 @@
       <w:tr>
         <w:tc>
           <w:tcPr>
-            <w:tcW w:type="dxa" w:w="1033"/>
+            <w:tcW w:type="dxa" w:w="647"/>
             <w:shd w:fill="F5F5F5" w:color="auto" w:val="clear"/>
             <w:tcMar>
               <w:top w:type="dxa" w:w="80"/>
@@ -7214,7 +7753,7 @@
         </w:tc>
         <w:tc>
           <w:tcPr>
-            <w:tcW w:type="dxa" w:w="5852"/>
+            <w:tcW w:type="dxa" w:w="3309"/>
             <w:shd w:fill="F5F5F5" w:color="auto" w:val="clear"/>
             <w:tcMar>
               <w:top w:type="dxa" w:w="80"/>
@@ -7240,7 +7779,7 @@
         </w:tc>
         <w:tc>
           <w:tcPr>
-            <w:tcW w:type="dxa" w:w="1377"/>
+            <w:tcW w:type="dxa" w:w="719"/>
             <w:shd w:fill="F5F5F5" w:color="auto" w:val="clear"/>
             <w:tcMar>
               <w:top w:type="dxa" w:w="80"/>
@@ -7266,27 +7805,53 @@
         </w:tc>
         <w:tc>
           <w:tcPr>
-            <w:tcW w:type="dxa" w:w="1377"/>
-            <w:shd w:fill="F5F5F5" w:color="auto" w:val="clear"/>
-            <w:tcMar>
-              <w:top w:type="dxa" w:w="80"/>
-              <w:left w:type="dxa" w:w="100"/>
-              <w:bottom w:type="dxa" w:w="80"/>
-              <w:right w:type="dxa" w:w="100"/>
-            </w:tcMar>
-            <w:vAlign w:val="center"/>
-          </w:tcPr>
-          <w:p>
-            <w:pPr>
-              <w:spacing w:after="40"/>
-            </w:pPr>
-            <w:r>
-              <w:rPr>
-                <w:rFonts w:ascii="Arial Narrow" w:cs="Arial Narrow" w:eastAsia="Arial Narrow" w:hAnsi="Arial Narrow"/>
-                <w:sz w:val="18"/>
-                <w:szCs w:val="18"/>
-              </w:rPr>
-              <w:t xml:space="preserve">Neu</w:t>
+            <w:tcW w:type="dxa" w:w="1079"/>
+            <w:shd w:fill="F5F5F5" w:color="auto" w:val="clear"/>
+            <w:tcMar>
+              <w:top w:type="dxa" w:w="80"/>
+              <w:left w:type="dxa" w:w="100"/>
+              <w:bottom w:type="dxa" w:w="80"/>
+              <w:right w:type="dxa" w:w="100"/>
+            </w:tcMar>
+            <w:vAlign w:val="center"/>
+          </w:tcPr>
+          <w:p>
+            <w:pPr>
+              <w:spacing w:after="40"/>
+            </w:pPr>
+            <w:r>
+              <w:rPr>
+                <w:rFonts w:ascii="Arial Narrow" w:cs="Arial Narrow" w:eastAsia="Arial Narrow" w:hAnsi="Arial Narrow"/>
+                <w:sz w:val="18"/>
+                <w:szCs w:val="18"/>
+              </w:rPr>
+              <w:t xml:space="preserve">Offen</w:t>
+            </w:r>
+          </w:p>
+        </w:tc>
+        <w:tc>
+          <w:tcPr>
+            <w:tcW w:type="dxa" w:w="3884"/>
+            <w:shd w:fill="F5F5F5" w:color="auto" w:val="clear"/>
+            <w:tcMar>
+              <w:top w:type="dxa" w:w="80"/>
+              <w:left w:type="dxa" w:w="100"/>
+              <w:bottom w:type="dxa" w:w="80"/>
+              <w:right w:type="dxa" w:w="100"/>
+            </w:tcMar>
+            <w:vAlign w:val="center"/>
+          </w:tcPr>
+          <w:p>
+            <w:pPr>
+              <w:spacing w:after="40"/>
+            </w:pPr>
+            <w:r>
+              <w:rPr>
+                <w:rFonts w:ascii="Arial Narrow" w:cs="Arial Narrow" w:eastAsia="Arial Narrow" w:hAnsi="Arial Narrow"/>
+                <w:sz w:val="18"/>
+                <w:szCs w:val="18"/>
+              </w:rPr>
+              <w:t xml:space="preserve">Demo-Zugangsdaten fest hinterlegt; kein echter Registrierungs-/Bestätigungsfluss.</w:t>
             </w:r>
           </w:p>
         </w:tc>
@@ -7294,7 +7859,7 @@
       <w:tr>
         <w:tc>
           <w:tcPr>
-            <w:tcW w:type="dxa" w:w="1033"/>
+            <w:tcW w:type="dxa" w:w="647"/>
             <w:shd w:fill="FFFFFF" w:color="auto" w:val="clear"/>
             <w:tcMar>
               <w:top w:type="dxa" w:w="80"/>
@@ -7320,7 +7885,7 @@
         </w:tc>
         <w:tc>
           <w:tcPr>
-            <w:tcW w:type="dxa" w:w="5852"/>
+            <w:tcW w:type="dxa" w:w="3309"/>
             <w:shd w:fill="FFFFFF" w:color="auto" w:val="clear"/>
             <w:tcMar>
               <w:top w:type="dxa" w:w="80"/>
@@ -7346,7 +7911,7 @@
         </w:tc>
         <w:tc>
           <w:tcPr>
-            <w:tcW w:type="dxa" w:w="1377"/>
+            <w:tcW w:type="dxa" w:w="719"/>
             <w:shd w:fill="FFFFFF" w:color="auto" w:val="clear"/>
             <w:tcMar>
               <w:top w:type="dxa" w:w="80"/>
@@ -7372,27 +7937,53 @@
         </w:tc>
         <w:tc>
           <w:tcPr>
-            <w:tcW w:type="dxa" w:w="1377"/>
-            <w:shd w:fill="FFFFFF" w:color="auto" w:val="clear"/>
-            <w:tcMar>
-              <w:top w:type="dxa" w:w="80"/>
-              <w:left w:type="dxa" w:w="100"/>
-              <w:bottom w:type="dxa" w:w="80"/>
-              <w:right w:type="dxa" w:w="100"/>
-            </w:tcMar>
-            <w:vAlign w:val="center"/>
-          </w:tcPr>
-          <w:p>
-            <w:pPr>
-              <w:spacing w:after="40"/>
-            </w:pPr>
-            <w:r>
-              <w:rPr>
-                <w:rFonts w:ascii="Arial Narrow" w:cs="Arial Narrow" w:eastAsia="Arial Narrow" w:hAnsi="Arial Narrow"/>
-                <w:sz w:val="18"/>
-                <w:szCs w:val="18"/>
-              </w:rPr>
-              <w:t xml:space="preserve">Neu</w:t>
+            <w:tcW w:type="dxa" w:w="1079"/>
+            <w:shd w:fill="FFFFFF" w:color="auto" w:val="clear"/>
+            <w:tcMar>
+              <w:top w:type="dxa" w:w="80"/>
+              <w:left w:type="dxa" w:w="100"/>
+              <w:bottom w:type="dxa" w:w="80"/>
+              <w:right w:type="dxa" w:w="100"/>
+            </w:tcMar>
+            <w:vAlign w:val="center"/>
+          </w:tcPr>
+          <w:p>
+            <w:pPr>
+              <w:spacing w:after="40"/>
+            </w:pPr>
+            <w:r>
+              <w:rPr>
+                <w:rFonts w:ascii="Arial Narrow" w:cs="Arial Narrow" w:eastAsia="Arial Narrow" w:hAnsi="Arial Narrow"/>
+                <w:sz w:val="18"/>
+                <w:szCs w:val="18"/>
+              </w:rPr>
+              <w:t xml:space="preserve">Offen</w:t>
+            </w:r>
+          </w:p>
+        </w:tc>
+        <w:tc>
+          <w:tcPr>
+            <w:tcW w:type="dxa" w:w="3884"/>
+            <w:shd w:fill="FFFFFF" w:color="auto" w:val="clear"/>
+            <w:tcMar>
+              <w:top w:type="dxa" w:w="80"/>
+              <w:left w:type="dxa" w:w="100"/>
+              <w:bottom w:type="dxa" w:w="80"/>
+              <w:right w:type="dxa" w:w="100"/>
+            </w:tcMar>
+            <w:vAlign w:val="center"/>
+          </w:tcPr>
+          <w:p>
+            <w:pPr>
+              <w:spacing w:after="40"/>
+            </w:pPr>
+            <w:r>
+              <w:rPr>
+                <w:rFonts w:ascii="Arial Narrow" w:cs="Arial Narrow" w:eastAsia="Arial Narrow" w:hAnsi="Arial Narrow"/>
+                <w:sz w:val="18"/>
+                <w:szCs w:val="18"/>
+              </w:rPr>
+              <w:t xml:space="preserve">Keine Passwort-Zuruecksetzen-Funktion vorhanden.</w:t>
             </w:r>
           </w:p>
         </w:tc>
@@ -7400,7 +7991,7 @@
       <w:tr>
         <w:tc>
           <w:tcPr>
-            <w:tcW w:type="dxa" w:w="1033"/>
+            <w:tcW w:type="dxa" w:w="647"/>
             <w:shd w:fill="F5F5F5" w:color="auto" w:val="clear"/>
             <w:tcMar>
               <w:top w:type="dxa" w:w="80"/>
@@ -7426,7 +8017,7 @@
         </w:tc>
         <w:tc>
           <w:tcPr>
-            <w:tcW w:type="dxa" w:w="5852"/>
+            <w:tcW w:type="dxa" w:w="3309"/>
             <w:shd w:fill="F5F5F5" w:color="auto" w:val="clear"/>
             <w:tcMar>
               <w:top w:type="dxa" w:w="80"/>
@@ -7452,7 +8043,7 @@
         </w:tc>
         <w:tc>
           <w:tcPr>
-            <w:tcW w:type="dxa" w:w="1377"/>
+            <w:tcW w:type="dxa" w:w="719"/>
             <w:shd w:fill="F5F5F5" w:color="auto" w:val="clear"/>
             <w:tcMar>
               <w:top w:type="dxa" w:w="80"/>
@@ -7478,27 +8069,53 @@
         </w:tc>
         <w:tc>
           <w:tcPr>
-            <w:tcW w:type="dxa" w:w="1377"/>
-            <w:shd w:fill="F5F5F5" w:color="auto" w:val="clear"/>
-            <w:tcMar>
-              <w:top w:type="dxa" w:w="80"/>
-              <w:left w:type="dxa" w:w="100"/>
-              <w:bottom w:type="dxa" w:w="80"/>
-              <w:right w:type="dxa" w:w="100"/>
-            </w:tcMar>
-            <w:vAlign w:val="center"/>
-          </w:tcPr>
-          <w:p>
-            <w:pPr>
-              <w:spacing w:after="40"/>
-            </w:pPr>
-            <w:r>
-              <w:rPr>
-                <w:rFonts w:ascii="Arial Narrow" w:cs="Arial Narrow" w:eastAsia="Arial Narrow" w:hAnsi="Arial Narrow"/>
-                <w:sz w:val="18"/>
-                <w:szCs w:val="18"/>
-              </w:rPr>
-              <w:t xml:space="preserve">Neu</w:t>
+            <w:tcW w:type="dxa" w:w="1079"/>
+            <w:shd w:fill="F5F5F5" w:color="auto" w:val="clear"/>
+            <w:tcMar>
+              <w:top w:type="dxa" w:w="80"/>
+              <w:left w:type="dxa" w:w="100"/>
+              <w:bottom w:type="dxa" w:w="80"/>
+              <w:right w:type="dxa" w:w="100"/>
+            </w:tcMar>
+            <w:vAlign w:val="center"/>
+          </w:tcPr>
+          <w:p>
+            <w:pPr>
+              <w:spacing w:after="40"/>
+            </w:pPr>
+            <w:r>
+              <w:rPr>
+                <w:rFonts w:ascii="Arial Narrow" w:cs="Arial Narrow" w:eastAsia="Arial Narrow" w:hAnsi="Arial Narrow"/>
+                <w:sz w:val="18"/>
+                <w:szCs w:val="18"/>
+              </w:rPr>
+              <w:t xml:space="preserve">Offen</w:t>
+            </w:r>
+          </w:p>
+        </w:tc>
+        <w:tc>
+          <w:tcPr>
+            <w:tcW w:type="dxa" w:w="3884"/>
+            <w:shd w:fill="F5F5F5" w:color="auto" w:val="clear"/>
+            <w:tcMar>
+              <w:top w:type="dxa" w:w="80"/>
+              <w:left w:type="dxa" w:w="100"/>
+              <w:bottom w:type="dxa" w:w="80"/>
+              <w:right w:type="dxa" w:w="100"/>
+            </w:tcMar>
+            <w:vAlign w:val="center"/>
+          </w:tcPr>
+          <w:p>
+            <w:pPr>
+              <w:spacing w:after="40"/>
+            </w:pPr>
+            <w:r>
+              <w:rPr>
+                <w:rFonts w:ascii="Arial Narrow" w:cs="Arial Narrow" w:eastAsia="Arial Narrow" w:hAnsi="Arial Narrow"/>
+                <w:sz w:val="18"/>
+                <w:szCs w:val="18"/>
+              </w:rPr>
+              <w:t xml:space="preserve">Dashboard zeigt nur Buchungen/Bewertungen, keine Nutzerverwaltung.</w:t>
             </w:r>
           </w:p>
         </w:tc>
@@ -7506,7 +8123,7 @@
       <w:tr>
         <w:tc>
           <w:tcPr>
-            <w:tcW w:type="dxa" w:w="1033"/>
+            <w:tcW w:type="dxa" w:w="647"/>
             <w:shd w:fill="FFFFFF" w:color="auto" w:val="clear"/>
             <w:tcMar>
               <w:top w:type="dxa" w:w="80"/>
@@ -7532,7 +8149,7 @@
         </w:tc>
         <w:tc>
           <w:tcPr>
-            <w:tcW w:type="dxa" w:w="5852"/>
+            <w:tcW w:type="dxa" w:w="3309"/>
             <w:shd w:fill="FFFFFF" w:color="auto" w:val="clear"/>
             <w:tcMar>
               <w:top w:type="dxa" w:w="80"/>
@@ -7558,7 +8175,7 @@
         </w:tc>
         <w:tc>
           <w:tcPr>
-            <w:tcW w:type="dxa" w:w="1377"/>
+            <w:tcW w:type="dxa" w:w="719"/>
             <w:shd w:fill="FFFFFF" w:color="auto" w:val="clear"/>
             <w:tcMar>
               <w:top w:type="dxa" w:w="80"/>
@@ -7584,27 +8201,53 @@
         </w:tc>
         <w:tc>
           <w:tcPr>
-            <w:tcW w:type="dxa" w:w="1377"/>
-            <w:shd w:fill="FFFFFF" w:color="auto" w:val="clear"/>
-            <w:tcMar>
-              <w:top w:type="dxa" w:w="80"/>
-              <w:left w:type="dxa" w:w="100"/>
-              <w:bottom w:type="dxa" w:w="80"/>
-              <w:right w:type="dxa" w:w="100"/>
-            </w:tcMar>
-            <w:vAlign w:val="center"/>
-          </w:tcPr>
-          <w:p>
-            <w:pPr>
-              <w:spacing w:after="40"/>
-            </w:pPr>
-            <w:r>
-              <w:rPr>
-                <w:rFonts w:ascii="Arial Narrow" w:cs="Arial Narrow" w:eastAsia="Arial Narrow" w:hAnsi="Arial Narrow"/>
-                <w:sz w:val="18"/>
-                <w:szCs w:val="18"/>
-              </w:rPr>
-              <w:t xml:space="preserve">Neu</w:t>
+            <w:tcW w:type="dxa" w:w="1079"/>
+            <w:shd w:fill="FFFFFF" w:color="auto" w:val="clear"/>
+            <w:tcMar>
+              <w:top w:type="dxa" w:w="80"/>
+              <w:left w:type="dxa" w:w="100"/>
+              <w:bottom w:type="dxa" w:w="80"/>
+              <w:right w:type="dxa" w:w="100"/>
+            </w:tcMar>
+            <w:vAlign w:val="center"/>
+          </w:tcPr>
+          <w:p>
+            <w:pPr>
+              <w:spacing w:after="40"/>
+            </w:pPr>
+            <w:r>
+              <w:rPr>
+                <w:rFonts w:ascii="Arial Narrow" w:cs="Arial Narrow" w:eastAsia="Arial Narrow" w:hAnsi="Arial Narrow"/>
+                <w:sz w:val="18"/>
+                <w:szCs w:val="18"/>
+              </w:rPr>
+              <w:t xml:space="preserve">Offen</w:t>
+            </w:r>
+          </w:p>
+        </w:tc>
+        <w:tc>
+          <w:tcPr>
+            <w:tcW w:type="dxa" w:w="3884"/>
+            <w:shd w:fill="FFFFFF" w:color="auto" w:val="clear"/>
+            <w:tcMar>
+              <w:top w:type="dxa" w:w="80"/>
+              <w:left w:type="dxa" w:w="100"/>
+              <w:bottom w:type="dxa" w:w="80"/>
+              <w:right w:type="dxa" w:w="100"/>
+            </w:tcMar>
+            <w:vAlign w:val="center"/>
+          </w:tcPr>
+          <w:p>
+            <w:pPr>
+              <w:spacing w:after="40"/>
+            </w:pPr>
+            <w:r>
+              <w:rPr>
+                <w:rFonts w:ascii="Arial Narrow" w:cs="Arial Narrow" w:eastAsia="Arial Narrow" w:hAnsi="Arial Narrow"/>
+                <w:sz w:val="18"/>
+                <w:szCs w:val="18"/>
+              </w:rPr>
+              <w:t xml:space="preserve">Keine eigene Profilseite fuer Admin-Nutzer vorhanden.</w:t>
             </w:r>
           </w:p>
         </w:tc>
@@ -7612,7 +8255,7 @@
       <w:tr>
         <w:tc>
           <w:tcPr>
-            <w:tcW w:type="dxa" w:w="1033"/>
+            <w:tcW w:type="dxa" w:w="647"/>
             <w:shd w:fill="F5F5F5" w:color="auto" w:val="clear"/>
             <w:tcMar>
               <w:top w:type="dxa" w:w="80"/>
@@ -7638,7 +8281,7 @@
         </w:tc>
         <w:tc>
           <w:tcPr>
-            <w:tcW w:type="dxa" w:w="5852"/>
+            <w:tcW w:type="dxa" w:w="3309"/>
             <w:shd w:fill="F5F5F5" w:color="auto" w:val="clear"/>
             <w:tcMar>
               <w:top w:type="dxa" w:w="80"/>
@@ -7664,7 +8307,7 @@
         </w:tc>
         <w:tc>
           <w:tcPr>
-            <w:tcW w:type="dxa" w:w="1377"/>
+            <w:tcW w:type="dxa" w:w="719"/>
             <w:shd w:fill="F5F5F5" w:color="auto" w:val="clear"/>
             <w:tcMar>
               <w:top w:type="dxa" w:w="80"/>
@@ -7690,27 +8333,53 @@
         </w:tc>
         <w:tc>
           <w:tcPr>
-            <w:tcW w:type="dxa" w:w="1377"/>
-            <w:shd w:fill="F5F5F5" w:color="auto" w:val="clear"/>
-            <w:tcMar>
-              <w:top w:type="dxa" w:w="80"/>
-              <w:left w:type="dxa" w:w="100"/>
-              <w:bottom w:type="dxa" w:w="80"/>
-              <w:right w:type="dxa" w:w="100"/>
-            </w:tcMar>
-            <w:vAlign w:val="center"/>
-          </w:tcPr>
-          <w:p>
-            <w:pPr>
-              <w:spacing w:after="40"/>
-            </w:pPr>
-            <w:r>
-              <w:rPr>
-                <w:rFonts w:ascii="Arial Narrow" w:cs="Arial Narrow" w:eastAsia="Arial Narrow" w:hAnsi="Arial Narrow"/>
-                <w:sz w:val="18"/>
-                <w:szCs w:val="18"/>
-              </w:rPr>
-              <w:t xml:space="preserve">Neu</w:t>
+            <w:tcW w:type="dxa" w:w="1079"/>
+            <w:shd w:fill="F5F5F5" w:color="auto" w:val="clear"/>
+            <w:tcMar>
+              <w:top w:type="dxa" w:w="80"/>
+              <w:left w:type="dxa" w:w="100"/>
+              <w:bottom w:type="dxa" w:w="80"/>
+              <w:right w:type="dxa" w:w="100"/>
+            </w:tcMar>
+            <w:vAlign w:val="center"/>
+          </w:tcPr>
+          <w:p>
+            <w:pPr>
+              <w:spacing w:after="40"/>
+            </w:pPr>
+            <w:r>
+              <w:rPr>
+                <w:rFonts w:ascii="Arial Narrow" w:cs="Arial Narrow" w:eastAsia="Arial Narrow" w:hAnsi="Arial Narrow"/>
+                <w:sz w:val="18"/>
+                <w:szCs w:val="18"/>
+              </w:rPr>
+              <w:t xml:space="preserve">Umgesetzt (Demo)</w:t>
+            </w:r>
+          </w:p>
+        </w:tc>
+        <w:tc>
+          <w:tcPr>
+            <w:tcW w:type="dxa" w:w="3884"/>
+            <w:shd w:fill="F5F5F5" w:color="auto" w:val="clear"/>
+            <w:tcMar>
+              <w:top w:type="dxa" w:w="80"/>
+              <w:left w:type="dxa" w:w="100"/>
+              <w:bottom w:type="dxa" w:w="80"/>
+              <w:right w:type="dxa" w:w="100"/>
+            </w:tcMar>
+            <w:vAlign w:val="center"/>
+          </w:tcPr>
+          <w:p>
+            <w:pPr>
+              <w:spacing w:after="40"/>
+            </w:pPr>
+            <w:r>
+              <w:rPr>
+                <w:rFonts w:ascii="Arial Narrow" w:cs="Arial Narrow" w:eastAsia="Arial Narrow" w:hAnsi="Arial Narrow"/>
+                <w:sz w:val="18"/>
+                <w:szCs w:val="18"/>
+              </w:rPr>
+              <w:t xml:space="preserve">Admin-Dashboard als Startseite nach Login funktionsfähig.</w:t>
             </w:r>
           </w:p>
         </w:tc>
@@ -7718,7 +8387,7 @@
       <w:tr>
         <w:tc>
           <w:tcPr>
-            <w:tcW w:type="dxa" w:w="1033"/>
+            <w:tcW w:type="dxa" w:w="647"/>
             <w:shd w:fill="FFFFFF" w:color="auto" w:val="clear"/>
             <w:tcMar>
               <w:top w:type="dxa" w:w="80"/>
@@ -7744,7 +8413,7 @@
         </w:tc>
         <w:tc>
           <w:tcPr>
-            <w:tcW w:type="dxa" w:w="5852"/>
+            <w:tcW w:type="dxa" w:w="3309"/>
             <w:shd w:fill="FFFFFF" w:color="auto" w:val="clear"/>
             <w:tcMar>
               <w:top w:type="dxa" w:w="80"/>
@@ -7770,7 +8439,7 @@
         </w:tc>
         <w:tc>
           <w:tcPr>
-            <w:tcW w:type="dxa" w:w="1377"/>
+            <w:tcW w:type="dxa" w:w="719"/>
             <w:shd w:fill="FFFFFF" w:color="auto" w:val="clear"/>
             <w:tcMar>
               <w:top w:type="dxa" w:w="80"/>
@@ -7796,27 +8465,53 @@
         </w:tc>
         <w:tc>
           <w:tcPr>
-            <w:tcW w:type="dxa" w:w="1377"/>
-            <w:shd w:fill="FFFFFF" w:color="auto" w:val="clear"/>
-            <w:tcMar>
-              <w:top w:type="dxa" w:w="80"/>
-              <w:left w:type="dxa" w:w="100"/>
-              <w:bottom w:type="dxa" w:w="80"/>
-              <w:right w:type="dxa" w:w="100"/>
-            </w:tcMar>
-            <w:vAlign w:val="center"/>
-          </w:tcPr>
-          <w:p>
-            <w:pPr>
-              <w:spacing w:after="40"/>
-            </w:pPr>
-            <w:r>
-              <w:rPr>
-                <w:rFonts w:ascii="Arial Narrow" w:cs="Arial Narrow" w:eastAsia="Arial Narrow" w:hAnsi="Arial Narrow"/>
-                <w:sz w:val="18"/>
-                <w:szCs w:val="18"/>
-              </w:rPr>
-              <w:t xml:space="preserve">Neu</w:t>
+            <w:tcW w:type="dxa" w:w="1079"/>
+            <w:shd w:fill="FFFFFF" w:color="auto" w:val="clear"/>
+            <w:tcMar>
+              <w:top w:type="dxa" w:w="80"/>
+              <w:left w:type="dxa" w:w="100"/>
+              <w:bottom w:type="dxa" w:w="80"/>
+              <w:right w:type="dxa" w:w="100"/>
+            </w:tcMar>
+            <w:vAlign w:val="center"/>
+          </w:tcPr>
+          <w:p>
+            <w:pPr>
+              <w:spacing w:after="40"/>
+            </w:pPr>
+            <w:r>
+              <w:rPr>
+                <w:rFonts w:ascii="Arial Narrow" w:cs="Arial Narrow" w:eastAsia="Arial Narrow" w:hAnsi="Arial Narrow"/>
+                <w:sz w:val="18"/>
+                <w:szCs w:val="18"/>
+              </w:rPr>
+              <w:t xml:space="preserve">Offen</w:t>
+            </w:r>
+          </w:p>
+        </w:tc>
+        <w:tc>
+          <w:tcPr>
+            <w:tcW w:type="dxa" w:w="3884"/>
+            <w:shd w:fill="FFFFFF" w:color="auto" w:val="clear"/>
+            <w:tcMar>
+              <w:top w:type="dxa" w:w="80"/>
+              <w:left w:type="dxa" w:w="100"/>
+              <w:bottom w:type="dxa" w:w="80"/>
+              <w:right w:type="dxa" w:w="100"/>
+            </w:tcMar>
+            <w:vAlign w:val="center"/>
+          </w:tcPr>
+          <w:p>
+            <w:pPr>
+              <w:spacing w:after="40"/>
+            </w:pPr>
+            <w:r>
+              <w:rPr>
+                <w:rFonts w:ascii="Arial Narrow" w:cs="Arial Narrow" w:eastAsia="Arial Narrow" w:hAnsi="Arial Narrow"/>
+                <w:sz w:val="18"/>
+                <w:szCs w:val="18"/>
+              </w:rPr>
+              <w:t xml:space="preserve">Header-Navigation statt Breadcrumbs; ein schema.org-BreadcrumbList existiert nur unsichtbar für Suchmaschinen, nicht als UI.</w:t>
             </w:r>
           </w:p>
         </w:tc>
@@ -7824,7 +8519,7 @@
       <w:tr>
         <w:tc>
           <w:tcPr>
-            <w:tcW w:type="dxa" w:w="1033"/>
+            <w:tcW w:type="dxa" w:w="647"/>
             <w:shd w:fill="F5F5F5" w:color="auto" w:val="clear"/>
             <w:tcMar>
               <w:top w:type="dxa" w:w="80"/>
@@ -7850,7 +8545,7 @@
         </w:tc>
         <w:tc>
           <w:tcPr>
-            <w:tcW w:type="dxa" w:w="5852"/>
+            <w:tcW w:type="dxa" w:w="3309"/>
             <w:shd w:fill="F5F5F5" w:color="auto" w:val="clear"/>
             <w:tcMar>
               <w:top w:type="dxa" w:w="80"/>
@@ -7876,7 +8571,7 @@
         </w:tc>
         <w:tc>
           <w:tcPr>
-            <w:tcW w:type="dxa" w:w="1377"/>
+            <w:tcW w:type="dxa" w:w="719"/>
             <w:shd w:fill="F5F5F5" w:color="auto" w:val="clear"/>
             <w:tcMar>
               <w:top w:type="dxa" w:w="80"/>
@@ -7902,27 +8597,53 @@
         </w:tc>
         <w:tc>
           <w:tcPr>
-            <w:tcW w:type="dxa" w:w="1377"/>
-            <w:shd w:fill="F5F5F5" w:color="auto" w:val="clear"/>
-            <w:tcMar>
-              <w:top w:type="dxa" w:w="80"/>
-              <w:left w:type="dxa" w:w="100"/>
-              <w:bottom w:type="dxa" w:w="80"/>
-              <w:right w:type="dxa" w:w="100"/>
-            </w:tcMar>
-            <w:vAlign w:val="center"/>
-          </w:tcPr>
-          <w:p>
-            <w:pPr>
-              <w:spacing w:after="40"/>
-            </w:pPr>
-            <w:r>
-              <w:rPr>
-                <w:rFonts w:ascii="Arial Narrow" w:cs="Arial Narrow" w:eastAsia="Arial Narrow" w:hAnsi="Arial Narrow"/>
-                <w:sz w:val="18"/>
-                <w:szCs w:val="18"/>
-              </w:rPr>
-              <w:t xml:space="preserve">Neu</w:t>
+            <w:tcW w:type="dxa" w:w="1079"/>
+            <w:shd w:fill="F5F5F5" w:color="auto" w:val="clear"/>
+            <w:tcMar>
+              <w:top w:type="dxa" w:w="80"/>
+              <w:left w:type="dxa" w:w="100"/>
+              <w:bottom w:type="dxa" w:w="80"/>
+              <w:right w:type="dxa" w:w="100"/>
+            </w:tcMar>
+            <w:vAlign w:val="center"/>
+          </w:tcPr>
+          <w:p>
+            <w:pPr>
+              <w:spacing w:after="40"/>
+            </w:pPr>
+            <w:r>
+              <w:rPr>
+                <w:rFonts w:ascii="Arial Narrow" w:cs="Arial Narrow" w:eastAsia="Arial Narrow" w:hAnsi="Arial Narrow"/>
+                <w:sz w:val="18"/>
+                <w:szCs w:val="18"/>
+              </w:rPr>
+              <w:t xml:space="preserve">Offen</w:t>
+            </w:r>
+          </w:p>
+        </w:tc>
+        <w:tc>
+          <w:tcPr>
+            <w:tcW w:type="dxa" w:w="3884"/>
+            <w:shd w:fill="F5F5F5" w:color="auto" w:val="clear"/>
+            <w:tcMar>
+              <w:top w:type="dxa" w:w="80"/>
+              <w:left w:type="dxa" w:w="100"/>
+              <w:bottom w:type="dxa" w:w="80"/>
+              <w:right w:type="dxa" w:w="100"/>
+            </w:tcMar>
+            <w:vAlign w:val="center"/>
+          </w:tcPr>
+          <w:p>
+            <w:pPr>
+              <w:spacing w:after="40"/>
+            </w:pPr>
+            <w:r>
+              <w:rPr>
+                <w:rFonts w:ascii="Arial Narrow" w:cs="Arial Narrow" w:eastAsia="Arial Narrow" w:hAnsi="Arial Narrow"/>
+                <w:sz w:val="18"/>
+                <w:szCs w:val="18"/>
+              </w:rPr>
+              <w:t xml:space="preserve">Keine E-Mail-/In-App-Benachrichtigung bei neuer Buchung (kein Backend).</w:t>
             </w:r>
           </w:p>
         </w:tc>
@@ -7930,7 +8651,7 @@
       <w:tr>
         <w:tc>
           <w:tcPr>
-            <w:tcW w:type="dxa" w:w="1033"/>
+            <w:tcW w:type="dxa" w:w="647"/>
             <w:shd w:fill="FFFFFF" w:color="auto" w:val="clear"/>
             <w:tcMar>
               <w:top w:type="dxa" w:w="80"/>
@@ -7956,7 +8677,7 @@
         </w:tc>
         <w:tc>
           <w:tcPr>
-            <w:tcW w:type="dxa" w:w="5852"/>
+            <w:tcW w:type="dxa" w:w="3309"/>
             <w:shd w:fill="FFFFFF" w:color="auto" w:val="clear"/>
             <w:tcMar>
               <w:top w:type="dxa" w:w="80"/>
@@ -7982,7 +8703,7 @@
         </w:tc>
         <w:tc>
           <w:tcPr>
-            <w:tcW w:type="dxa" w:w="1377"/>
+            <w:tcW w:type="dxa" w:w="719"/>
             <w:shd w:fill="FFFFFF" w:color="auto" w:val="clear"/>
             <w:tcMar>
               <w:top w:type="dxa" w:w="80"/>
@@ -8008,27 +8729,53 @@
         </w:tc>
         <w:tc>
           <w:tcPr>
-            <w:tcW w:type="dxa" w:w="1377"/>
-            <w:shd w:fill="FFFFFF" w:color="auto" w:val="clear"/>
-            <w:tcMar>
-              <w:top w:type="dxa" w:w="80"/>
-              <w:left w:type="dxa" w:w="100"/>
-              <w:bottom w:type="dxa" w:w="80"/>
-              <w:right w:type="dxa" w:w="100"/>
-            </w:tcMar>
-            <w:vAlign w:val="center"/>
-          </w:tcPr>
-          <w:p>
-            <w:pPr>
-              <w:spacing w:after="40"/>
-            </w:pPr>
-            <w:r>
-              <w:rPr>
-                <w:rFonts w:ascii="Arial Narrow" w:cs="Arial Narrow" w:eastAsia="Arial Narrow" w:hAnsi="Arial Narrow"/>
-                <w:sz w:val="18"/>
-                <w:szCs w:val="18"/>
-              </w:rPr>
-              <w:t xml:space="preserve">Neu</w:t>
+            <w:tcW w:type="dxa" w:w="1079"/>
+            <w:shd w:fill="FFFFFF" w:color="auto" w:val="clear"/>
+            <w:tcMar>
+              <w:top w:type="dxa" w:w="80"/>
+              <w:left w:type="dxa" w:w="100"/>
+              <w:bottom w:type="dxa" w:w="80"/>
+              <w:right w:type="dxa" w:w="100"/>
+            </w:tcMar>
+            <w:vAlign w:val="center"/>
+          </w:tcPr>
+          <w:p>
+            <w:pPr>
+              <w:spacing w:after="40"/>
+            </w:pPr>
+            <w:r>
+              <w:rPr>
+                <w:rFonts w:ascii="Arial Narrow" w:cs="Arial Narrow" w:eastAsia="Arial Narrow" w:hAnsi="Arial Narrow"/>
+                <w:sz w:val="18"/>
+                <w:szCs w:val="18"/>
+              </w:rPr>
+              <w:t xml:space="preserve">Umgesetzt</w:t>
+            </w:r>
+          </w:p>
+        </w:tc>
+        <w:tc>
+          <w:tcPr>
+            <w:tcW w:type="dxa" w:w="3884"/>
+            <w:shd w:fill="FFFFFF" w:color="auto" w:val="clear"/>
+            <w:tcMar>
+              <w:top w:type="dxa" w:w="80"/>
+              <w:left w:type="dxa" w:w="100"/>
+              <w:bottom w:type="dxa" w:w="80"/>
+              <w:right w:type="dxa" w:w="100"/>
+            </w:tcMar>
+            <w:vAlign w:val="center"/>
+          </w:tcPr>
+          <w:p>
+            <w:pPr>
+              <w:spacing w:after="40"/>
+            </w:pPr>
+            <w:r>
+              <w:rPr>
+                <w:rFonts w:ascii="Arial Narrow" w:cs="Arial Narrow" w:eastAsia="Arial Narrow" w:hAnsi="Arial Narrow"/>
+                <w:sz w:val="18"/>
+                <w:szCs w:val="18"/>
+              </w:rPr>
+              <w:t xml:space="preserve">Alle 4 Sprachen live umschaltbar.</w:t>
             </w:r>
           </w:p>
         </w:tc>
@@ -8036,7 +8783,7 @@
       <w:tr>
         <w:tc>
           <w:tcPr>
-            <w:tcW w:type="dxa" w:w="1033"/>
+            <w:tcW w:type="dxa" w:w="647"/>
             <w:shd w:fill="F5F5F5" w:color="auto" w:val="clear"/>
             <w:tcMar>
               <w:top w:type="dxa" w:w="80"/>
@@ -8062,7 +8809,7 @@
         </w:tc>
         <w:tc>
           <w:tcPr>
-            <w:tcW w:type="dxa" w:w="5852"/>
+            <w:tcW w:type="dxa" w:w="3309"/>
             <w:shd w:fill="F5F5F5" w:color="auto" w:val="clear"/>
             <w:tcMar>
               <w:top w:type="dxa" w:w="80"/>
@@ -8088,7 +8835,7 @@
         </w:tc>
         <w:tc>
           <w:tcPr>
-            <w:tcW w:type="dxa" w:w="1377"/>
+            <w:tcW w:type="dxa" w:w="719"/>
             <w:shd w:fill="F5F5F5" w:color="auto" w:val="clear"/>
             <w:tcMar>
               <w:top w:type="dxa" w:w="80"/>
@@ -8114,27 +8861,53 @@
         </w:tc>
         <w:tc>
           <w:tcPr>
-            <w:tcW w:type="dxa" w:w="1377"/>
-            <w:shd w:fill="F5F5F5" w:color="auto" w:val="clear"/>
-            <w:tcMar>
-              <w:top w:type="dxa" w:w="80"/>
-              <w:left w:type="dxa" w:w="100"/>
-              <w:bottom w:type="dxa" w:w="80"/>
-              <w:right w:type="dxa" w:w="100"/>
-            </w:tcMar>
-            <w:vAlign w:val="center"/>
-          </w:tcPr>
-          <w:p>
-            <w:pPr>
-              <w:spacing w:after="40"/>
-            </w:pPr>
-            <w:r>
-              <w:rPr>
-                <w:rFonts w:ascii="Arial Narrow" w:cs="Arial Narrow" w:eastAsia="Arial Narrow" w:hAnsi="Arial Narrow"/>
-                <w:sz w:val="18"/>
-                <w:szCs w:val="18"/>
-              </w:rPr>
-              <w:t xml:space="preserve">Neu</w:t>
+            <w:tcW w:type="dxa" w:w="1079"/>
+            <w:shd w:fill="F5F5F5" w:color="auto" w:val="clear"/>
+            <w:tcMar>
+              <w:top w:type="dxa" w:w="80"/>
+              <w:left w:type="dxa" w:w="100"/>
+              <w:bottom w:type="dxa" w:w="80"/>
+              <w:right w:type="dxa" w:w="100"/>
+            </w:tcMar>
+            <w:vAlign w:val="center"/>
+          </w:tcPr>
+          <w:p>
+            <w:pPr>
+              <w:spacing w:after="40"/>
+            </w:pPr>
+            <w:r>
+              <w:rPr>
+                <w:rFonts w:ascii="Arial Narrow" w:cs="Arial Narrow" w:eastAsia="Arial Narrow" w:hAnsi="Arial Narrow"/>
+                <w:sz w:val="18"/>
+                <w:szCs w:val="18"/>
+              </w:rPr>
+              <w:t xml:space="preserve">Umgesetzt</w:t>
+            </w:r>
+          </w:p>
+        </w:tc>
+        <w:tc>
+          <w:tcPr>
+            <w:tcW w:type="dxa" w:w="3884"/>
+            <w:shd w:fill="F5F5F5" w:color="auto" w:val="clear"/>
+            <w:tcMar>
+              <w:top w:type="dxa" w:w="80"/>
+              <w:left w:type="dxa" w:w="100"/>
+              <w:bottom w:type="dxa" w:w="80"/>
+              <w:right w:type="dxa" w:w="100"/>
+            </w:tcMar>
+            <w:vAlign w:val="center"/>
+          </w:tcPr>
+          <w:p>
+            <w:pPr>
+              <w:spacing w:after="40"/>
+            </w:pPr>
+            <w:r>
+              <w:rPr>
+                <w:rFonts w:ascii="Arial Narrow" w:cs="Arial Narrow" w:eastAsia="Arial Narrow" w:hAnsi="Arial Narrow"/>
+                <w:sz w:val="18"/>
+                <w:szCs w:val="18"/>
+              </w:rPr>
+              <w:t xml:space="preserve">Vollständiger Dark/Light-Modus mit Systemerkennung und Persistenz.</w:t>
             </w:r>
           </w:p>
         </w:tc>
@@ -8142,7 +8915,7 @@
       <w:tr>
         <w:tc>
           <w:tcPr>
-            <w:tcW w:type="dxa" w:w="1033"/>
+            <w:tcW w:type="dxa" w:w="647"/>
             <w:shd w:fill="FFFFFF" w:color="auto" w:val="clear"/>
             <w:tcMar>
               <w:top w:type="dxa" w:w="80"/>
@@ -8168,7 +8941,7 @@
         </w:tc>
         <w:tc>
           <w:tcPr>
-            <w:tcW w:type="dxa" w:w="5852"/>
+            <w:tcW w:type="dxa" w:w="3309"/>
             <w:shd w:fill="FFFFFF" w:color="auto" w:val="clear"/>
             <w:tcMar>
               <w:top w:type="dxa" w:w="80"/>
@@ -8194,7 +8967,7 @@
         </w:tc>
         <w:tc>
           <w:tcPr>
-            <w:tcW w:type="dxa" w:w="1377"/>
+            <w:tcW w:type="dxa" w:w="719"/>
             <w:shd w:fill="FFFFFF" w:color="auto" w:val="clear"/>
             <w:tcMar>
               <w:top w:type="dxa" w:w="80"/>
@@ -8220,27 +8993,53 @@
         </w:tc>
         <w:tc>
           <w:tcPr>
-            <w:tcW w:type="dxa" w:w="1377"/>
-            <w:shd w:fill="FFFFFF" w:color="auto" w:val="clear"/>
-            <w:tcMar>
-              <w:top w:type="dxa" w:w="80"/>
-              <w:left w:type="dxa" w:w="100"/>
-              <w:bottom w:type="dxa" w:w="80"/>
-              <w:right w:type="dxa" w:w="100"/>
-            </w:tcMar>
-            <w:vAlign w:val="center"/>
-          </w:tcPr>
-          <w:p>
-            <w:pPr>
-              <w:spacing w:after="40"/>
-            </w:pPr>
-            <w:r>
-              <w:rPr>
-                <w:rFonts w:ascii="Arial Narrow" w:cs="Arial Narrow" w:eastAsia="Arial Narrow" w:hAnsi="Arial Narrow"/>
-                <w:sz w:val="18"/>
-                <w:szCs w:val="18"/>
-              </w:rPr>
-              <w:t xml:space="preserve">Neu</w:t>
+            <w:tcW w:type="dxa" w:w="1079"/>
+            <w:shd w:fill="FFFFFF" w:color="auto" w:val="clear"/>
+            <w:tcMar>
+              <w:top w:type="dxa" w:w="80"/>
+              <w:left w:type="dxa" w:w="100"/>
+              <w:bottom w:type="dxa" w:w="80"/>
+              <w:right w:type="dxa" w:w="100"/>
+            </w:tcMar>
+            <w:vAlign w:val="center"/>
+          </w:tcPr>
+          <w:p>
+            <w:pPr>
+              <w:spacing w:after="40"/>
+            </w:pPr>
+            <w:r>
+              <w:rPr>
+                <w:rFonts w:ascii="Arial Narrow" w:cs="Arial Narrow" w:eastAsia="Arial Narrow" w:hAnsi="Arial Narrow"/>
+                <w:sz w:val="18"/>
+                <w:szCs w:val="18"/>
+              </w:rPr>
+              <w:t xml:space="preserve">Umgesetzt</w:t>
+            </w:r>
+          </w:p>
+        </w:tc>
+        <w:tc>
+          <w:tcPr>
+            <w:tcW w:type="dxa" w:w="3884"/>
+            <w:shd w:fill="FFFFFF" w:color="auto" w:val="clear"/>
+            <w:tcMar>
+              <w:top w:type="dxa" w:w="80"/>
+              <w:left w:type="dxa" w:w="100"/>
+              <w:bottom w:type="dxa" w:w="80"/>
+              <w:right w:type="dxa" w:w="100"/>
+            </w:tcMar>
+            <w:vAlign w:val="center"/>
+          </w:tcPr>
+          <w:p>
+            <w:pPr>
+              <w:spacing w:after="40"/>
+            </w:pPr>
+            <w:r>
+              <w:rPr>
+                <w:rFonts w:ascii="Arial Narrow" w:cs="Arial Narrow" w:eastAsia="Arial Narrow" w:hAnsi="Arial Narrow"/>
+                <w:sz w:val="18"/>
+                <w:szCs w:val="18"/>
+              </w:rPr>
+              <w:t xml:space="preserve">FAQ-Seite plus zusätzliches FAQPage-schema.org-Markup fuer GEO.</w:t>
             </w:r>
           </w:p>
         </w:tc>
@@ -8248,7 +9047,7 @@
       <w:tr>
         <w:tc>
           <w:tcPr>
-            <w:tcW w:type="dxa" w:w="1033"/>
+            <w:tcW w:type="dxa" w:w="647"/>
             <w:shd w:fill="F5F5F5" w:color="auto" w:val="clear"/>
             <w:tcMar>
               <w:top w:type="dxa" w:w="80"/>
@@ -8274,7 +9073,7 @@
         </w:tc>
         <w:tc>
           <w:tcPr>
-            <w:tcW w:type="dxa" w:w="5852"/>
+            <w:tcW w:type="dxa" w:w="3309"/>
             <w:shd w:fill="F5F5F5" w:color="auto" w:val="clear"/>
             <w:tcMar>
               <w:top w:type="dxa" w:w="80"/>
@@ -8300,7 +9099,7 @@
         </w:tc>
         <w:tc>
           <w:tcPr>
-            <w:tcW w:type="dxa" w:w="1377"/>
+            <w:tcW w:type="dxa" w:w="719"/>
             <w:shd w:fill="F5F5F5" w:color="auto" w:val="clear"/>
             <w:tcMar>
               <w:top w:type="dxa" w:w="80"/>
@@ -8326,27 +9125,53 @@
         </w:tc>
         <w:tc>
           <w:tcPr>
-            <w:tcW w:type="dxa" w:w="1377"/>
-            <w:shd w:fill="F5F5F5" w:color="auto" w:val="clear"/>
-            <w:tcMar>
-              <w:top w:type="dxa" w:w="80"/>
-              <w:left w:type="dxa" w:w="100"/>
-              <w:bottom w:type="dxa" w:w="80"/>
-              <w:right w:type="dxa" w:w="100"/>
-            </w:tcMar>
-            <w:vAlign w:val="center"/>
-          </w:tcPr>
-          <w:p>
-            <w:pPr>
-              <w:spacing w:after="40"/>
-            </w:pPr>
-            <w:r>
-              <w:rPr>
-                <w:rFonts w:ascii="Arial Narrow" w:cs="Arial Narrow" w:eastAsia="Arial Narrow" w:hAnsi="Arial Narrow"/>
-                <w:sz w:val="18"/>
-                <w:szCs w:val="18"/>
-              </w:rPr>
-              <w:t xml:space="preserve">Neu</w:t>
+            <w:tcW w:type="dxa" w:w="1079"/>
+            <w:shd w:fill="F5F5F5" w:color="auto" w:val="clear"/>
+            <w:tcMar>
+              <w:top w:type="dxa" w:w="80"/>
+              <w:left w:type="dxa" w:w="100"/>
+              <w:bottom w:type="dxa" w:w="80"/>
+              <w:right w:type="dxa" w:w="100"/>
+            </w:tcMar>
+            <w:vAlign w:val="center"/>
+          </w:tcPr>
+          <w:p>
+            <w:pPr>
+              <w:spacing w:after="40"/>
+            </w:pPr>
+            <w:r>
+              <w:rPr>
+                <w:rFonts w:ascii="Arial Narrow" w:cs="Arial Narrow" w:eastAsia="Arial Narrow" w:hAnsi="Arial Narrow"/>
+                <w:sz w:val="18"/>
+                <w:szCs w:val="18"/>
+              </w:rPr>
+              <w:t xml:space="preserve">Umgesetzt</w:t>
+            </w:r>
+          </w:p>
+        </w:tc>
+        <w:tc>
+          <w:tcPr>
+            <w:tcW w:type="dxa" w:w="3884"/>
+            <w:shd w:fill="F5F5F5" w:color="auto" w:val="clear"/>
+            <w:tcMar>
+              <w:top w:type="dxa" w:w="80"/>
+              <w:left w:type="dxa" w:w="100"/>
+              <w:bottom w:type="dxa" w:w="80"/>
+              <w:right w:type="dxa" w:w="100"/>
+            </w:tcMar>
+            <w:vAlign w:val="center"/>
+          </w:tcPr>
+          <w:p>
+            <w:pPr>
+              <w:spacing w:after="40"/>
+            </w:pPr>
+            <w:r>
+              <w:rPr>
+                <w:rFonts w:ascii="Arial Narrow" w:cs="Arial Narrow" w:eastAsia="Arial Narrow" w:hAnsi="Arial Narrow"/>
+                <w:sz w:val="18"/>
+                <w:szCs w:val="18"/>
+              </w:rPr>
+              <w:t xml:space="preserve">Vollständig in 4 Sprachen, KVKK-first aufgebaut.</w:t>
             </w:r>
           </w:p>
         </w:tc>
@@ -8354,7 +9179,7 @@
       <w:tr>
         <w:tc>
           <w:tcPr>
-            <w:tcW w:type="dxa" w:w="1033"/>
+            <w:tcW w:type="dxa" w:w="647"/>
             <w:shd w:fill="FFFFFF" w:color="auto" w:val="clear"/>
             <w:tcMar>
               <w:top w:type="dxa" w:w="80"/>
@@ -8380,7 +9205,7 @@
         </w:tc>
         <w:tc>
           <w:tcPr>
-            <w:tcW w:type="dxa" w:w="5852"/>
+            <w:tcW w:type="dxa" w:w="3309"/>
             <w:shd w:fill="FFFFFF" w:color="auto" w:val="clear"/>
             <w:tcMar>
               <w:top w:type="dxa" w:w="80"/>
@@ -8406,7 +9231,7 @@
         </w:tc>
         <w:tc>
           <w:tcPr>
-            <w:tcW w:type="dxa" w:w="1377"/>
+            <w:tcW w:type="dxa" w:w="719"/>
             <w:shd w:fill="FFFFFF" w:color="auto" w:val="clear"/>
             <w:tcMar>
               <w:top w:type="dxa" w:w="80"/>
@@ -8432,27 +9257,53 @@
         </w:tc>
         <w:tc>
           <w:tcPr>
-            <w:tcW w:type="dxa" w:w="1377"/>
-            <w:shd w:fill="FFFFFF" w:color="auto" w:val="clear"/>
-            <w:tcMar>
-              <w:top w:type="dxa" w:w="80"/>
-              <w:left w:type="dxa" w:w="100"/>
-              <w:bottom w:type="dxa" w:w="80"/>
-              <w:right w:type="dxa" w:w="100"/>
-            </w:tcMar>
-            <w:vAlign w:val="center"/>
-          </w:tcPr>
-          <w:p>
-            <w:pPr>
-              <w:spacing w:after="40"/>
-            </w:pPr>
-            <w:r>
-              <w:rPr>
-                <w:rFonts w:ascii="Arial Narrow" w:cs="Arial Narrow" w:eastAsia="Arial Narrow" w:hAnsi="Arial Narrow"/>
-                <w:sz w:val="18"/>
-                <w:szCs w:val="18"/>
-              </w:rPr>
-              <w:t xml:space="preserve">Neu</w:t>
+            <w:tcW w:type="dxa" w:w="1079"/>
+            <w:shd w:fill="FFFFFF" w:color="auto" w:val="clear"/>
+            <w:tcMar>
+              <w:top w:type="dxa" w:w="80"/>
+              <w:left w:type="dxa" w:w="100"/>
+              <w:bottom w:type="dxa" w:w="80"/>
+              <w:right w:type="dxa" w:w="100"/>
+            </w:tcMar>
+            <w:vAlign w:val="center"/>
+          </w:tcPr>
+          <w:p>
+            <w:pPr>
+              <w:spacing w:after="40"/>
+            </w:pPr>
+            <w:r>
+              <w:rPr>
+                <w:rFonts w:ascii="Arial Narrow" w:cs="Arial Narrow" w:eastAsia="Arial Narrow" w:hAnsi="Arial Narrow"/>
+                <w:sz w:val="18"/>
+                <w:szCs w:val="18"/>
+              </w:rPr>
+              <w:t xml:space="preserve">Umgesetzt</w:t>
+            </w:r>
+          </w:p>
+        </w:tc>
+        <w:tc>
+          <w:tcPr>
+            <w:tcW w:type="dxa" w:w="3884"/>
+            <w:shd w:fill="FFFFFF" w:color="auto" w:val="clear"/>
+            <w:tcMar>
+              <w:top w:type="dxa" w:w="80"/>
+              <w:left w:type="dxa" w:w="100"/>
+              <w:bottom w:type="dxa" w:w="80"/>
+              <w:right w:type="dxa" w:w="100"/>
+            </w:tcMar>
+            <w:vAlign w:val="center"/>
+          </w:tcPr>
+          <w:p>
+            <w:pPr>
+              <w:spacing w:after="40"/>
+            </w:pPr>
+            <w:r>
+              <w:rPr>
+                <w:rFonts w:ascii="Arial Narrow" w:cs="Arial Narrow" w:eastAsia="Arial Narrow" w:hAnsi="Arial Narrow"/>
+                <w:sz w:val="18"/>
+                <w:szCs w:val="18"/>
+              </w:rPr>
+              <w:t xml:space="preserve">Zustimmungssteuerung funktionsfähig, verlinkt zur Datenschutzseite.</w:t>
             </w:r>
           </w:p>
         </w:tc>
@@ -8460,7 +9311,7 @@
       <w:tr>
         <w:tc>
           <w:tcPr>
-            <w:tcW w:type="dxa" w:w="1033"/>
+            <w:tcW w:type="dxa" w:w="647"/>
             <w:shd w:fill="F5F5F5" w:color="auto" w:val="clear"/>
             <w:tcMar>
               <w:top w:type="dxa" w:w="80"/>
@@ -8486,7 +9337,7 @@
         </w:tc>
         <w:tc>
           <w:tcPr>
-            <w:tcW w:type="dxa" w:w="5852"/>
+            <w:tcW w:type="dxa" w:w="3309"/>
             <w:shd w:fill="F5F5F5" w:color="auto" w:val="clear"/>
             <w:tcMar>
               <w:top w:type="dxa" w:w="80"/>
@@ -8512,7 +9363,7 @@
         </w:tc>
         <w:tc>
           <w:tcPr>
-            <w:tcW w:type="dxa" w:w="1377"/>
+            <w:tcW w:type="dxa" w:w="719"/>
             <w:shd w:fill="F5F5F5" w:color="auto" w:val="clear"/>
             <w:tcMar>
               <w:top w:type="dxa" w:w="80"/>
@@ -8538,27 +9389,53 @@
         </w:tc>
         <w:tc>
           <w:tcPr>
-            <w:tcW w:type="dxa" w:w="1377"/>
-            <w:shd w:fill="F5F5F5" w:color="auto" w:val="clear"/>
-            <w:tcMar>
-              <w:top w:type="dxa" w:w="80"/>
-              <w:left w:type="dxa" w:w="100"/>
-              <w:bottom w:type="dxa" w:w="80"/>
-              <w:right w:type="dxa" w:w="100"/>
-            </w:tcMar>
-            <w:vAlign w:val="center"/>
-          </w:tcPr>
-          <w:p>
-            <w:pPr>
-              <w:spacing w:after="40"/>
-            </w:pPr>
-            <w:r>
-              <w:rPr>
-                <w:rFonts w:ascii="Arial Narrow" w:cs="Arial Narrow" w:eastAsia="Arial Narrow" w:hAnsi="Arial Narrow"/>
-                <w:sz w:val="18"/>
-                <w:szCs w:val="18"/>
-              </w:rPr>
-              <w:t xml:space="preserve">Neu</w:t>
+            <w:tcW w:type="dxa" w:w="1079"/>
+            <w:shd w:fill="F5F5F5" w:color="auto" w:val="clear"/>
+            <w:tcMar>
+              <w:top w:type="dxa" w:w="80"/>
+              <w:left w:type="dxa" w:w="100"/>
+              <w:bottom w:type="dxa" w:w="80"/>
+              <w:right w:type="dxa" w:w="100"/>
+            </w:tcMar>
+            <w:vAlign w:val="center"/>
+          </w:tcPr>
+          <w:p>
+            <w:pPr>
+              <w:spacing w:after="40"/>
+            </w:pPr>
+            <w:r>
+              <w:rPr>
+                <w:rFonts w:ascii="Arial Narrow" w:cs="Arial Narrow" w:eastAsia="Arial Narrow" w:hAnsi="Arial Narrow"/>
+                <w:sz w:val="18"/>
+                <w:szCs w:val="18"/>
+              </w:rPr>
+              <w:t xml:space="preserve">Offen</w:t>
+            </w:r>
+          </w:p>
+        </w:tc>
+        <w:tc>
+          <w:tcPr>
+            <w:tcW w:type="dxa" w:w="3884"/>
+            <w:shd w:fill="F5F5F5" w:color="auto" w:val="clear"/>
+            <w:tcMar>
+              <w:top w:type="dxa" w:w="80"/>
+              <w:left w:type="dxa" w:w="100"/>
+              <w:bottom w:type="dxa" w:w="80"/>
+              <w:right w:type="dxa" w:w="100"/>
+            </w:tcMar>
+            <w:vAlign w:val="center"/>
+          </w:tcPr>
+          <w:p>
+            <w:pPr>
+              <w:spacing w:after="40"/>
+            </w:pPr>
+            <w:r>
+              <w:rPr>
+                <w:rFonts w:ascii="Arial Narrow" w:cs="Arial Narrow" w:eastAsia="Arial Narrow" w:hAnsi="Arial Narrow"/>
+                <w:sz w:val="18"/>
+                <w:szCs w:val="18"/>
+              </w:rPr>
+              <w:t xml:space="preserve">Kein Datenexport/Konto-Löschen möglich – mangels Backend existieren keine echten personenbezogenen Konten.</w:t>
             </w:r>
           </w:p>
         </w:tc>
@@ -8566,7 +9443,7 @@
       <w:tr>
         <w:tc>
           <w:tcPr>
-            <w:tcW w:type="dxa" w:w="1033"/>
+            <w:tcW w:type="dxa" w:w="647"/>
             <w:shd w:fill="FFFFFF" w:color="auto" w:val="clear"/>
             <w:tcMar>
               <w:top w:type="dxa" w:w="80"/>
@@ -8592,7 +9469,7 @@
         </w:tc>
         <w:tc>
           <w:tcPr>
-            <w:tcW w:type="dxa" w:w="5852"/>
+            <w:tcW w:type="dxa" w:w="3309"/>
             <w:shd w:fill="FFFFFF" w:color="auto" w:val="clear"/>
             <w:tcMar>
               <w:top w:type="dxa" w:w="80"/>
@@ -8618,7 +9495,7 @@
         </w:tc>
         <w:tc>
           <w:tcPr>
-            <w:tcW w:type="dxa" w:w="1377"/>
+            <w:tcW w:type="dxa" w:w="719"/>
             <w:shd w:fill="FFFFFF" w:color="auto" w:val="clear"/>
             <w:tcMar>
               <w:top w:type="dxa" w:w="80"/>
@@ -8644,27 +9521,53 @@
         </w:tc>
         <w:tc>
           <w:tcPr>
-            <w:tcW w:type="dxa" w:w="1377"/>
-            <w:shd w:fill="FFFFFF" w:color="auto" w:val="clear"/>
-            <w:tcMar>
-              <w:top w:type="dxa" w:w="80"/>
-              <w:left w:type="dxa" w:w="100"/>
-              <w:bottom w:type="dxa" w:w="80"/>
-              <w:right w:type="dxa" w:w="100"/>
-            </w:tcMar>
-            <w:vAlign w:val="center"/>
-          </w:tcPr>
-          <w:p>
-            <w:pPr>
-              <w:spacing w:after="40"/>
-            </w:pPr>
-            <w:r>
-              <w:rPr>
-                <w:rFonts w:ascii="Arial Narrow" w:cs="Arial Narrow" w:eastAsia="Arial Narrow" w:hAnsi="Arial Narrow"/>
-                <w:sz w:val="18"/>
-                <w:szCs w:val="18"/>
-              </w:rPr>
-              <w:t xml:space="preserve">Neu</w:t>
+            <w:tcW w:type="dxa" w:w="1079"/>
+            <w:shd w:fill="FFFFFF" w:color="auto" w:val="clear"/>
+            <w:tcMar>
+              <w:top w:type="dxa" w:w="80"/>
+              <w:left w:type="dxa" w:w="100"/>
+              <w:bottom w:type="dxa" w:w="80"/>
+              <w:right w:type="dxa" w:w="100"/>
+            </w:tcMar>
+            <w:vAlign w:val="center"/>
+          </w:tcPr>
+          <w:p>
+            <w:pPr>
+              <w:spacing w:after="40"/>
+            </w:pPr>
+            <w:r>
+              <w:rPr>
+                <w:rFonts w:ascii="Arial Narrow" w:cs="Arial Narrow" w:eastAsia="Arial Narrow" w:hAnsi="Arial Narrow"/>
+                <w:sz w:val="18"/>
+                <w:szCs w:val="18"/>
+              </w:rPr>
+              <w:t xml:space="preserve">Umgesetzt</w:t>
+            </w:r>
+          </w:p>
+        </w:tc>
+        <w:tc>
+          <w:tcPr>
+            <w:tcW w:type="dxa" w:w="3884"/>
+            <w:shd w:fill="FFFFFF" w:color="auto" w:val="clear"/>
+            <w:tcMar>
+              <w:top w:type="dxa" w:w="80"/>
+              <w:left w:type="dxa" w:w="100"/>
+              <w:bottom w:type="dxa" w:w="80"/>
+              <w:right w:type="dxa" w:w="100"/>
+            </w:tcMar>
+            <w:vAlign w:val="center"/>
+          </w:tcPr>
+          <w:p>
+            <w:pPr>
+              <w:spacing w:after="40"/>
+            </w:pPr>
+            <w:r>
+              <w:rPr>
+                <w:rFonts w:ascii="Arial Narrow" w:cs="Arial Narrow" w:eastAsia="Arial Narrow" w:hAnsi="Arial Narrow"/>
+                <w:sz w:val="18"/>
+                <w:szCs w:val="18"/>
+              </w:rPr>
+              <w:t xml:space="preserve">Weiterhin zutreffend: kein Zahlmodell, keine Preisstufen im Code.</w:t>
             </w:r>
           </w:p>
         </w:tc>
@@ -8672,7 +9575,7 @@
       <w:tr>
         <w:tc>
           <w:tcPr>
-            <w:tcW w:type="dxa" w:w="1033"/>
+            <w:tcW w:type="dxa" w:w="647"/>
             <w:shd w:fill="F5F5F5" w:color="auto" w:val="clear"/>
             <w:tcMar>
               <w:top w:type="dxa" w:w="80"/>
@@ -8698,7 +9601,7 @@
         </w:tc>
         <w:tc>
           <w:tcPr>
-            <w:tcW w:type="dxa" w:w="5852"/>
+            <w:tcW w:type="dxa" w:w="3309"/>
             <w:shd w:fill="F5F5F5" w:color="auto" w:val="clear"/>
             <w:tcMar>
               <w:top w:type="dxa" w:w="80"/>
@@ -8724,7 +9627,7 @@
         </w:tc>
         <w:tc>
           <w:tcPr>
-            <w:tcW w:type="dxa" w:w="1377"/>
+            <w:tcW w:type="dxa" w:w="719"/>
             <w:shd w:fill="F5F5F5" w:color="auto" w:val="clear"/>
             <w:tcMar>
               <w:top w:type="dxa" w:w="80"/>
@@ -8750,27 +9653,53 @@
         </w:tc>
         <w:tc>
           <w:tcPr>
-            <w:tcW w:type="dxa" w:w="1377"/>
-            <w:shd w:fill="F5F5F5" w:color="auto" w:val="clear"/>
-            <w:tcMar>
-              <w:top w:type="dxa" w:w="80"/>
-              <w:left w:type="dxa" w:w="100"/>
-              <w:bottom w:type="dxa" w:w="80"/>
-              <w:right w:type="dxa" w:w="100"/>
-            </w:tcMar>
-            <w:vAlign w:val="center"/>
-          </w:tcPr>
-          <w:p>
-            <w:pPr>
-              <w:spacing w:after="40"/>
-            </w:pPr>
-            <w:r>
-              <w:rPr>
-                <w:rFonts w:ascii="Arial Narrow" w:cs="Arial Narrow" w:eastAsia="Arial Narrow" w:hAnsi="Arial Narrow"/>
-                <w:sz w:val="18"/>
-                <w:szCs w:val="18"/>
-              </w:rPr>
-              <w:t xml:space="preserve">Neu</w:t>
+            <w:tcW w:type="dxa" w:w="1079"/>
+            <w:shd w:fill="F5F5F5" w:color="auto" w:val="clear"/>
+            <w:tcMar>
+              <w:top w:type="dxa" w:w="80"/>
+              <w:left w:type="dxa" w:w="100"/>
+              <w:bottom w:type="dxa" w:w="80"/>
+              <w:right w:type="dxa" w:w="100"/>
+            </w:tcMar>
+            <w:vAlign w:val="center"/>
+          </w:tcPr>
+          <w:p>
+            <w:pPr>
+              <w:spacing w:after="40"/>
+            </w:pPr>
+            <w:r>
+              <w:rPr>
+                <w:rFonts w:ascii="Arial Narrow" w:cs="Arial Narrow" w:eastAsia="Arial Narrow" w:hAnsi="Arial Narrow"/>
+                <w:sz w:val="18"/>
+                <w:szCs w:val="18"/>
+              </w:rPr>
+              <w:t xml:space="preserve">Umgesetzt</w:t>
+            </w:r>
+          </w:p>
+        </w:tc>
+        <w:tc>
+          <w:tcPr>
+            <w:tcW w:type="dxa" w:w="3884"/>
+            <w:shd w:fill="F5F5F5" w:color="auto" w:val="clear"/>
+            <w:tcMar>
+              <w:top w:type="dxa" w:w="80"/>
+              <w:left w:type="dxa" w:w="100"/>
+              <w:bottom w:type="dxa" w:w="80"/>
+              <w:right w:type="dxa" w:w="100"/>
+            </w:tcMar>
+            <w:vAlign w:val="center"/>
+          </w:tcPr>
+          <w:p>
+            <w:pPr>
+              <w:spacing w:after="40"/>
+            </w:pPr>
+            <w:r>
+              <w:rPr>
+                <w:rFonts w:ascii="Arial Narrow" w:cs="Arial Narrow" w:eastAsia="Arial Narrow" w:hAnsi="Arial Narrow"/>
+                <w:sz w:val="18"/>
+                <w:szCs w:val="18"/>
+              </w:rPr>
+              <w:t xml:space="preserve">Weiterhin zutreffend: kein Endkunden-Upgrade-Mechanismus vorhanden.</w:t>
             </w:r>
           </w:p>
         </w:tc>
@@ -8798,6 +9727,19 @@
         <w:t xml:space="preserve">7.3 Scope</w:t>
       </w:r>
     </w:p>
+    <w:p>
+      <w:pPr>
+        <w:spacing w:after="160"/>
+      </w:pPr>
+      <w:r>
+        <w:rPr>
+          <w:rFonts w:ascii="Arial Narrow" w:cs="Arial Narrow" w:eastAsia="Arial Narrow" w:hAnsi="Arial Narrow"/>
+          <w:sz w:val="22"/>
+          <w:szCs w:val="22"/>
+        </w:rPr>
+        <w:t xml:space="preserve">Die ursprünglich für V1 als „In Scope“ geplanten Punkte (Homepage, 6 Segmentseiten, Mehrsprachigkeit, Buchungssystem, KI-Chat, Trust-Center) sind vollständig umgesetzt (Details: 7.1). Die folgende Tabelle zeigt den wichtigsten Befund dieses Status-Updates: Alle sechs urspruenglich für Ausbaustufe 2/3 vorgesehenen Punkte wurden bereits als Demo-Prototypen realisiert, deutlich frueher als geplant.</w:t>
+      </w:r>
+    </w:p>
     <w:tbl>
       <w:tblPr>
         <w:tblW w:type="dxa" w:w="9638"/>
@@ -8820,7 +9762,7 @@
         </w:trPr>
         <w:tc>
           <w:tcPr>
-            <w:tcW w:type="dxa" w:w="4819"/>
+            <w:tcW w:type="dxa" w:w="3707"/>
             <w:shd w:fill="1E3A5F" w:color="auto" w:val="clear"/>
             <w:tcMar>
               <w:top w:type="dxa" w:w="80"/>
@@ -8840,13 +9782,13 @@
                 <w:sz w:val="20"/>
                 <w:szCs w:val="20"/>
               </w:rPr>
-              <w:t xml:space="preserve">In Scope V1</w:t>
-            </w:r>
-          </w:p>
-        </w:tc>
-        <w:tc>
-          <w:tcPr>
-            <w:tcW w:type="dxa" w:w="4819"/>
+              <w:t xml:space="preserve">Ursprünglich für Ausbaustufe 2/3 geplant</w:t>
+            </w:r>
+          </w:p>
+        </w:tc>
+        <w:tc>
+          <w:tcPr>
+            <w:tcW w:type="dxa" w:w="5931"/>
             <w:shd w:fill="1E3A5F" w:color="auto" w:val="clear"/>
             <w:tcMar>
               <w:top w:type="dxa" w:w="80"/>
@@ -8866,7 +9808,7 @@
                 <w:sz w:val="20"/>
                 <w:szCs w:val="20"/>
               </w:rPr>
-              <w:t xml:space="preserve">Out of Scope (V2+)</w:t>
+              <w:t xml:space="preserve">Status in der aktuellen Demo (Stand: 06.07.2026)</w:t>
             </w:r>
           </w:p>
         </w:tc>
@@ -8874,53 +9816,53 @@
       <w:tr>
         <w:tc>
           <w:tcPr>
-            <w:tcW w:type="dxa" w:w="4819"/>
-            <w:shd w:fill="FFFFFF" w:color="auto" w:val="clear"/>
-            <w:tcMar>
-              <w:top w:type="dxa" w:w="80"/>
-              <w:left w:type="dxa" w:w="100"/>
-              <w:bottom w:type="dxa" w:w="80"/>
-              <w:right w:type="dxa" w:w="100"/>
-            </w:tcMar>
-            <w:vAlign w:val="center"/>
-          </w:tcPr>
-          <w:p>
-            <w:pPr>
-              <w:spacing w:after="40"/>
-            </w:pPr>
-            <w:r>
-              <w:rPr>
-                <w:rFonts w:ascii="Arial Narrow" w:cs="Arial Narrow" w:eastAsia="Arial Narrow" w:hAnsi="Arial Narrow"/>
-                <w:sz w:val="18"/>
-                <w:szCs w:val="18"/>
-              </w:rPr>
-              <w:t xml:space="preserve">6 Zielgruppen-Segmentseiten + Homepage (AIDA-Kern)</w:t>
-            </w:r>
-          </w:p>
-        </w:tc>
-        <w:tc>
-          <w:tcPr>
-            <w:tcW w:type="dxa" w:w="4819"/>
-            <w:shd w:fill="FFFFFF" w:color="auto" w:val="clear"/>
-            <w:tcMar>
-              <w:top w:type="dxa" w:w="80"/>
-              <w:left w:type="dxa" w:w="100"/>
-              <w:bottom w:type="dxa" w:w="80"/>
-              <w:right w:type="dxa" w:w="100"/>
-            </w:tcMar>
-            <w:vAlign w:val="center"/>
-          </w:tcPr>
-          <w:p>
-            <w:pPr>
-              <w:spacing w:after="40"/>
-            </w:pPr>
-            <w:r>
-              <w:rPr>
-                <w:rFonts w:ascii="Arial Narrow" w:cs="Arial Narrow" w:eastAsia="Arial Narrow" w:hAnsi="Arial Narrow"/>
-                <w:sz w:val="18"/>
-                <w:szCs w:val="18"/>
-              </w:rPr>
-              <w:t xml:space="preserve">Interaktiver Leistungs-Konfigurator ('Paket-Builder') – Ausbaustufe 2</w:t>
+            <w:tcW w:type="dxa" w:w="3707"/>
+            <w:shd w:fill="FFFFFF" w:color="auto" w:val="clear"/>
+            <w:tcMar>
+              <w:top w:type="dxa" w:w="80"/>
+              <w:left w:type="dxa" w:w="100"/>
+              <w:bottom w:type="dxa" w:w="80"/>
+              <w:right w:type="dxa" w:w="100"/>
+            </w:tcMar>
+            <w:vAlign w:val="center"/>
+          </w:tcPr>
+          <w:p>
+            <w:pPr>
+              <w:spacing w:after="40"/>
+            </w:pPr>
+            <w:r>
+              <w:rPr>
+                <w:rFonts w:ascii="Arial Narrow" w:cs="Arial Narrow" w:eastAsia="Arial Narrow" w:hAnsi="Arial Narrow"/>
+                <w:sz w:val="18"/>
+                <w:szCs w:val="18"/>
+              </w:rPr>
+              <w:t xml:space="preserve">Interaktiver Leistungs-Konfigurator („Paket-Builder“)</w:t>
+            </w:r>
+          </w:p>
+        </w:tc>
+        <w:tc>
+          <w:tcPr>
+            <w:tcW w:type="dxa" w:w="5931"/>
+            <w:shd w:fill="FFFFFF" w:color="auto" w:val="clear"/>
+            <w:tcMar>
+              <w:top w:type="dxa" w:w="80"/>
+              <w:left w:type="dxa" w:w="100"/>
+              <w:bottom w:type="dxa" w:w="80"/>
+              <w:right w:type="dxa" w:w="100"/>
+            </w:tcMar>
+            <w:vAlign w:val="center"/>
+          </w:tcPr>
+          <w:p>
+            <w:pPr>
+              <w:spacing w:after="40"/>
+            </w:pPr>
+            <w:r>
+              <w:rPr>
+                <w:rFonts w:ascii="Arial Narrow" w:cs="Arial Narrow" w:eastAsia="Arial Narrow" w:hAnsi="Arial Narrow"/>
+                <w:sz w:val="18"/>
+                <w:szCs w:val="18"/>
+              </w:rPr>
+              <w:t xml:space="preserve">Bereits umgesetzt (Demo): 3-Schritte-Assistent empfiehlt Segment + bis zu 6 Systeme und befüllt automatisch die Buchung (Details: 7.4).</w:t>
             </w:r>
           </w:p>
         </w:tc>
@@ -8928,53 +9870,53 @@
       <w:tr>
         <w:tc>
           <w:tcPr>
-            <w:tcW w:type="dxa" w:w="4819"/>
-            <w:shd w:fill="F5F5F5" w:color="auto" w:val="clear"/>
-            <w:tcMar>
-              <w:top w:type="dxa" w:w="80"/>
-              <w:left w:type="dxa" w:w="100"/>
-              <w:bottom w:type="dxa" w:w="80"/>
-              <w:right w:type="dxa" w:w="100"/>
-            </w:tcMar>
-            <w:vAlign w:val="center"/>
-          </w:tcPr>
-          <w:p>
-            <w:pPr>
-              <w:spacing w:after="40"/>
-            </w:pPr>
-            <w:r>
-              <w:rPr>
-                <w:rFonts w:ascii="Arial Narrow" w:cs="Arial Narrow" w:eastAsia="Arial Narrow" w:hAnsi="Arial Narrow"/>
-                <w:sz w:val="18"/>
-                <w:szCs w:val="18"/>
-              </w:rPr>
-              <w:t xml:space="preserve">Mehrsprachigkeit TR/EN/RU/DE</w:t>
-            </w:r>
-          </w:p>
-        </w:tc>
-        <w:tc>
-          <w:tcPr>
-            <w:tcW w:type="dxa" w:w="4819"/>
-            <w:shd w:fill="F5F5F5" w:color="auto" w:val="clear"/>
-            <w:tcMar>
-              <w:top w:type="dxa" w:w="80"/>
-              <w:left w:type="dxa" w:w="100"/>
-              <w:bottom w:type="dxa" w:w="80"/>
-              <w:right w:type="dxa" w:w="100"/>
-            </w:tcMar>
-            <w:vAlign w:val="center"/>
-          </w:tcPr>
-          <w:p>
-            <w:pPr>
-              <w:spacing w:after="40"/>
-            </w:pPr>
-            <w:r>
-              <w:rPr>
-                <w:rFonts w:ascii="Arial Narrow" w:cs="Arial Narrow" w:eastAsia="Arial Narrow" w:hAnsi="Arial Narrow"/>
-                <w:sz w:val="18"/>
-                <w:szCs w:val="18"/>
-              </w:rPr>
-              <w:t xml:space="preserve">QR-Code-Wartungshistorie pro installiertem Gerät – Ausbaustufe 2</w:t>
+            <w:tcW w:type="dxa" w:w="3707"/>
+            <w:shd w:fill="F5F5F5" w:color="auto" w:val="clear"/>
+            <w:tcMar>
+              <w:top w:type="dxa" w:w="80"/>
+              <w:left w:type="dxa" w:w="100"/>
+              <w:bottom w:type="dxa" w:w="80"/>
+              <w:right w:type="dxa" w:w="100"/>
+            </w:tcMar>
+            <w:vAlign w:val="center"/>
+          </w:tcPr>
+          <w:p>
+            <w:pPr>
+              <w:spacing w:after="40"/>
+            </w:pPr>
+            <w:r>
+              <w:rPr>
+                <w:rFonts w:ascii="Arial Narrow" w:cs="Arial Narrow" w:eastAsia="Arial Narrow" w:hAnsi="Arial Narrow"/>
+                <w:sz w:val="18"/>
+                <w:szCs w:val="18"/>
+              </w:rPr>
+              <w:t xml:space="preserve">QR-Code-Wartungshistorie pro installiertem Gerät</w:t>
+            </w:r>
+          </w:p>
+        </w:tc>
+        <w:tc>
+          <w:tcPr>
+            <w:tcW w:type="dxa" w:w="5931"/>
+            <w:shd w:fill="F5F5F5" w:color="auto" w:val="clear"/>
+            <w:tcMar>
+              <w:top w:type="dxa" w:w="80"/>
+              <w:left w:type="dxa" w:w="100"/>
+              <w:bottom w:type="dxa" w:w="80"/>
+              <w:right w:type="dxa" w:w="100"/>
+            </w:tcMar>
+            <w:vAlign w:val="center"/>
+          </w:tcPr>
+          <w:p>
+            <w:pPr>
+              <w:spacing w:after="40"/>
+            </w:pPr>
+            <w:r>
+              <w:rPr>
+                <w:rFonts w:ascii="Arial Narrow" w:cs="Arial Narrow" w:eastAsia="Arial Narrow" w:hAnsi="Arial Narrow"/>
+                <w:sz w:val="18"/>
+                <w:szCs w:val="18"/>
+              </w:rPr>
+              <w:t xml:space="preserve">Teilweise umgesetzt: echte Wartungshistorie pro Gerät über einen Demo-Code-Link abrufbar; der Code selbst ist noch kein scannbarer QR-Code, sondern ein gestalterisches Platzhaltersymbol.</w:t>
             </w:r>
           </w:p>
         </w:tc>
@@ -8982,53 +9924,53 @@
       <w:tr>
         <w:tc>
           <w:tcPr>
-            <w:tcW w:type="dxa" w:w="4819"/>
-            <w:shd w:fill="FFFFFF" w:color="auto" w:val="clear"/>
-            <w:tcMar>
-              <w:top w:type="dxa" w:w="80"/>
-              <w:left w:type="dxa" w:w="100"/>
-              <w:bottom w:type="dxa" w:w="80"/>
-              <w:right w:type="dxa" w:w="100"/>
-            </w:tcMar>
-            <w:vAlign w:val="center"/>
-          </w:tcPr>
-          <w:p>
-            <w:pPr>
-              <w:spacing w:after="40"/>
-            </w:pPr>
-            <w:r>
-              <w:rPr>
-                <w:rFonts w:ascii="Arial Narrow" w:cs="Arial Narrow" w:eastAsia="Arial Narrow" w:hAnsi="Arial Narrow"/>
-                <w:sz w:val="18"/>
-                <w:szCs w:val="18"/>
-              </w:rPr>
-              <w:t xml:space="preserve">Online-Terminbuchungssystem</w:t>
-            </w:r>
-          </w:p>
-        </w:tc>
-        <w:tc>
-          <w:tcPr>
-            <w:tcW w:type="dxa" w:w="4819"/>
-            <w:shd w:fill="FFFFFF" w:color="auto" w:val="clear"/>
-            <w:tcMar>
-              <w:top w:type="dxa" w:w="80"/>
-              <w:left w:type="dxa" w:w="100"/>
-              <w:bottom w:type="dxa" w:w="80"/>
-              <w:right w:type="dxa" w:w="100"/>
-            </w:tcMar>
-            <w:vAlign w:val="center"/>
-          </w:tcPr>
-          <w:p>
-            <w:pPr>
-              <w:spacing w:after="40"/>
-            </w:pPr>
-            <w:r>
-              <w:rPr>
-                <w:rFonts w:ascii="Arial Narrow" w:cs="Arial Narrow" w:eastAsia="Arial Narrow" w:hAnsi="Arial Narrow"/>
-                <w:sz w:val="18"/>
-                <w:szCs w:val="18"/>
-              </w:rPr>
-              <w:t xml:space="preserve">Automatisierte WhatsApp-Wartungserinnerungen – Ausbaustufe 2 (blockiert bis WhatsApp-Nr. bestätigt)</w:t>
+            <w:tcW w:type="dxa" w:w="3707"/>
+            <w:shd w:fill="FFFFFF" w:color="auto" w:val="clear"/>
+            <w:tcMar>
+              <w:top w:type="dxa" w:w="80"/>
+              <w:left w:type="dxa" w:w="100"/>
+              <w:bottom w:type="dxa" w:w="80"/>
+              <w:right w:type="dxa" w:w="100"/>
+            </w:tcMar>
+            <w:vAlign w:val="center"/>
+          </w:tcPr>
+          <w:p>
+            <w:pPr>
+              <w:spacing w:after="40"/>
+            </w:pPr>
+            <w:r>
+              <w:rPr>
+                <w:rFonts w:ascii="Arial Narrow" w:cs="Arial Narrow" w:eastAsia="Arial Narrow" w:hAnsi="Arial Narrow"/>
+                <w:sz w:val="18"/>
+                <w:szCs w:val="18"/>
+              </w:rPr>
+              <w:t xml:space="preserve">Automatisierte WhatsApp-Wartungserinnerungen</w:t>
+            </w:r>
+          </w:p>
+        </w:tc>
+        <w:tc>
+          <w:tcPr>
+            <w:tcW w:type="dxa" w:w="5931"/>
+            <w:shd w:fill="FFFFFF" w:color="auto" w:val="clear"/>
+            <w:tcMar>
+              <w:top w:type="dxa" w:w="80"/>
+              <w:left w:type="dxa" w:w="100"/>
+              <w:bottom w:type="dxa" w:w="80"/>
+              <w:right w:type="dxa" w:w="100"/>
+            </w:tcMar>
+            <w:vAlign w:val="center"/>
+          </w:tcPr>
+          <w:p>
+            <w:pPr>
+              <w:spacing w:after="40"/>
+            </w:pPr>
+            <w:r>
+              <w:rPr>
+                <w:rFonts w:ascii="Arial Narrow" w:cs="Arial Narrow" w:eastAsia="Arial Narrow" w:hAnsi="Arial Narrow"/>
+                <w:sz w:val="18"/>
+                <w:szCs w:val="18"/>
+              </w:rPr>
+              <w:t xml:space="preserve">Teilweise umgesetzt (Demo): Einstellungen + Nachrichtenvorschau im Kundenportal fertig; automatischer Versand über die WhatsApp Business API steht noch aus. Urspruenglicher Blocker (WhatsApp-Nummer) ist behoben.</w:t>
             </w:r>
           </w:p>
         </w:tc>
@@ -9036,53 +9978,53 @@
       <w:tr>
         <w:tc>
           <w:tcPr>
-            <w:tcW w:type="dxa" w:w="4819"/>
-            <w:shd w:fill="F5F5F5" w:color="auto" w:val="clear"/>
-            <w:tcMar>
-              <w:top w:type="dxa" w:w="80"/>
-              <w:left w:type="dxa" w:w="100"/>
-              <w:bottom w:type="dxa" w:w="80"/>
-              <w:right w:type="dxa" w:w="100"/>
-            </w:tcMar>
-            <w:vAlign w:val="center"/>
-          </w:tcPr>
-          <w:p>
-            <w:pPr>
-              <w:spacing w:after="40"/>
-            </w:pPr>
-            <w:r>
-              <w:rPr>
-                <w:rFonts w:ascii="Arial Narrow" w:cs="Arial Narrow" w:eastAsia="Arial Narrow" w:hAnsi="Arial Narrow"/>
-                <w:sz w:val="18"/>
-                <w:szCs w:val="18"/>
-              </w:rPr>
-              <w:t xml:space="preserve">KI-Chat-Assistent (themengebunden)</w:t>
-            </w:r>
-          </w:p>
-        </w:tc>
-        <w:tc>
-          <w:tcPr>
-            <w:tcW w:type="dxa" w:w="4819"/>
-            <w:shd w:fill="F5F5F5" w:color="auto" w:val="clear"/>
-            <w:tcMar>
-              <w:top w:type="dxa" w:w="80"/>
-              <w:left w:type="dxa" w:w="100"/>
-              <w:bottom w:type="dxa" w:w="80"/>
-              <w:right w:type="dxa" w:w="100"/>
-            </w:tcMar>
-            <w:vAlign w:val="center"/>
-          </w:tcPr>
-          <w:p>
-            <w:pPr>
-              <w:spacing w:after="40"/>
-            </w:pPr>
-            <w:r>
-              <w:rPr>
-                <w:rFonts w:ascii="Arial Narrow" w:cs="Arial Narrow" w:eastAsia="Arial Narrow" w:hAnsi="Arial Narrow"/>
-                <w:sz w:val="18"/>
-                <w:szCs w:val="18"/>
-              </w:rPr>
-              <w:t xml:space="preserve">Kunden-Login-Portal (Wartungsverträge/Rechnungen/Tickets) – Ausbaustufe 3</w:t>
+            <w:tcW w:type="dxa" w:w="3707"/>
+            <w:shd w:fill="F5F5F5" w:color="auto" w:val="clear"/>
+            <w:tcMar>
+              <w:top w:type="dxa" w:w="80"/>
+              <w:left w:type="dxa" w:w="100"/>
+              <w:bottom w:type="dxa" w:w="80"/>
+              <w:right w:type="dxa" w:w="100"/>
+            </w:tcMar>
+            <w:vAlign w:val="center"/>
+          </w:tcPr>
+          <w:p>
+            <w:pPr>
+              <w:spacing w:after="40"/>
+            </w:pPr>
+            <w:r>
+              <w:rPr>
+                <w:rFonts w:ascii="Arial Narrow" w:cs="Arial Narrow" w:eastAsia="Arial Narrow" w:hAnsi="Arial Narrow"/>
+                <w:sz w:val="18"/>
+                <w:szCs w:val="18"/>
+              </w:rPr>
+              <w:t xml:space="preserve">Kunden-Login-Portal (Wartungsverträge/Rechnungen/Tickets)</w:t>
+            </w:r>
+          </w:p>
+        </w:tc>
+        <w:tc>
+          <w:tcPr>
+            <w:tcW w:type="dxa" w:w="5931"/>
+            <w:shd w:fill="F5F5F5" w:color="auto" w:val="clear"/>
+            <w:tcMar>
+              <w:top w:type="dxa" w:w="80"/>
+              <w:left w:type="dxa" w:w="100"/>
+              <w:bottom w:type="dxa" w:w="80"/>
+              <w:right w:type="dxa" w:w="100"/>
+            </w:tcMar>
+            <w:vAlign w:val="center"/>
+          </w:tcPr>
+          <w:p>
+            <w:pPr>
+              <w:spacing w:after="40"/>
+            </w:pPr>
+            <w:r>
+              <w:rPr>
+                <w:rFonts w:ascii="Arial Narrow" w:cs="Arial Narrow" w:eastAsia="Arial Narrow" w:hAnsi="Arial Narrow"/>
+                <w:sz w:val="18"/>
+                <w:szCs w:val="18"/>
+              </w:rPr>
+              <w:t xml:space="preserve">Teilweise umgesetzt: Login, Termine, Geräte und Erinnerungen funktionieren; Wartungsverträge/Rechnungen waren nie Teil dieser Demo.</w:t>
             </w:r>
           </w:p>
         </w:tc>
@@ -9090,53 +10032,53 @@
       <w:tr>
         <w:tc>
           <w:tcPr>
-            <w:tcW w:type="dxa" w:w="4819"/>
-            <w:shd w:fill="FFFFFF" w:color="auto" w:val="clear"/>
-            <w:tcMar>
-              <w:top w:type="dxa" w:w="80"/>
-              <w:left w:type="dxa" w:w="100"/>
-              <w:bottom w:type="dxa" w:w="80"/>
-              <w:right w:type="dxa" w:w="100"/>
-            </w:tcMar>
-            <w:vAlign w:val="center"/>
-          </w:tcPr>
-          <w:p>
-            <w:pPr>
-              <w:spacing w:after="40"/>
-            </w:pPr>
-            <w:r>
-              <w:rPr>
-                <w:rFonts w:ascii="Arial Narrow" w:cs="Arial Narrow" w:eastAsia="Arial Narrow" w:hAnsi="Arial Narrow"/>
-                <w:sz w:val="18"/>
-                <w:szCs w:val="18"/>
-              </w:rPr>
-              <w:t xml:space="preserve">GEO-optimierte Trust-Center-Seite</w:t>
-            </w:r>
-          </w:p>
-        </w:tc>
-        <w:tc>
-          <w:tcPr>
-            <w:tcW w:type="dxa" w:w="4819"/>
-            <w:shd w:fill="FFFFFF" w:color="auto" w:val="clear"/>
-            <w:tcMar>
-              <w:top w:type="dxa" w:w="80"/>
-              <w:left w:type="dxa" w:w="100"/>
-              <w:bottom w:type="dxa" w:w="80"/>
-              <w:right w:type="dxa" w:w="100"/>
-            </w:tcMar>
-            <w:vAlign w:val="center"/>
-          </w:tcPr>
-          <w:p>
-            <w:pPr>
-              <w:spacing w:after="40"/>
-            </w:pPr>
-            <w:r>
-              <w:rPr>
-                <w:rFonts w:ascii="Arial Narrow" w:cs="Arial Narrow" w:eastAsia="Arial Narrow" w:hAnsi="Arial Narrow"/>
-                <w:sz w:val="18"/>
-                <w:szCs w:val="18"/>
-              </w:rPr>
-              <w:t xml:space="preserve">Live-Referenz-Showroom (Kamera-Demo) – Ausbaustufe 3, blockiert bis 1. echte Referenzinstallation</w:t>
+            <w:tcW w:type="dxa" w:w="3707"/>
+            <w:shd w:fill="FFFFFF" w:color="auto" w:val="clear"/>
+            <w:tcMar>
+              <w:top w:type="dxa" w:w="80"/>
+              <w:left w:type="dxa" w:w="100"/>
+              <w:bottom w:type="dxa" w:w="80"/>
+              <w:right w:type="dxa" w:w="100"/>
+            </w:tcMar>
+            <w:vAlign w:val="center"/>
+          </w:tcPr>
+          <w:p>
+            <w:pPr>
+              <w:spacing w:after="40"/>
+            </w:pPr>
+            <w:r>
+              <w:rPr>
+                <w:rFonts w:ascii="Arial Narrow" w:cs="Arial Narrow" w:eastAsia="Arial Narrow" w:hAnsi="Arial Narrow"/>
+                <w:sz w:val="18"/>
+                <w:szCs w:val="18"/>
+              </w:rPr>
+              <w:t xml:space="preserve">Live-Referenz-Showroom (Kamera-Demo)</w:t>
+            </w:r>
+          </w:p>
+        </w:tc>
+        <w:tc>
+          <w:tcPr>
+            <w:tcW w:type="dxa" w:w="5931"/>
+            <w:shd w:fill="FFFFFF" w:color="auto" w:val="clear"/>
+            <w:tcMar>
+              <w:top w:type="dxa" w:w="80"/>
+              <w:left w:type="dxa" w:w="100"/>
+              <w:bottom w:type="dxa" w:w="80"/>
+              <w:right w:type="dxa" w:w="100"/>
+            </w:tcMar>
+            <w:vAlign w:val="center"/>
+          </w:tcPr>
+          <w:p>
+            <w:pPr>
+              <w:spacing w:after="40"/>
+            </w:pPr>
+            <w:r>
+              <w:rPr>
+                <w:rFonts w:ascii="Arial Narrow" w:cs="Arial Narrow" w:eastAsia="Arial Narrow" w:hAnsi="Arial Narrow"/>
+                <w:sz w:val="18"/>
+                <w:szCs w:val="18"/>
+              </w:rPr>
+              <w:t xml:space="preserve">Bereits umgesetzt als klar gekennzeichnete Simulation: 4-Kamera-Wand mit Bewegungserkennung/REC-Anzeige, ausdrücklich als Demonstration markiert, kein echter Videofeed.</w:t>
             </w:r>
           </w:p>
         </w:tc>
@@ -9144,53 +10086,540 @@
       <w:tr>
         <w:tc>
           <w:tcPr>
-            <w:tcW w:type="dxa" w:w="4819"/>
-            <w:shd w:fill="F5F5F5" w:color="auto" w:val="clear"/>
-            <w:tcMar>
-              <w:top w:type="dxa" w:w="80"/>
-              <w:left w:type="dxa" w:w="100"/>
-              <w:bottom w:type="dxa" w:w="80"/>
-              <w:right w:type="dxa" w:w="100"/>
-            </w:tcMar>
-            <w:vAlign w:val="center"/>
-          </w:tcPr>
-          <w:p>
-            <w:pPr>
-              <w:spacing w:after="40"/>
-            </w:pPr>
-            <w:r>
-              <w:rPr>
-                <w:rFonts w:ascii="Arial Narrow" w:cs="Arial Narrow" w:eastAsia="Arial Narrow" w:hAnsi="Arial Narrow"/>
-                <w:sz w:val="18"/>
-                <w:szCs w:val="18"/>
-              </w:rPr>
-              <w:t xml:space="preserve">Bewertungs-Sammel-Prozess + Google-Business-Profil</w:t>
-            </w:r>
-          </w:p>
-        </w:tc>
-        <w:tc>
-          <w:tcPr>
-            <w:tcW w:type="dxa" w:w="4819"/>
-            <w:shd w:fill="F5F5F5" w:color="auto" w:val="clear"/>
-            <w:tcMar>
-              <w:top w:type="dxa" w:w="80"/>
-              <w:left w:type="dxa" w:w="100"/>
-              <w:bottom w:type="dxa" w:w="80"/>
-              <w:right w:type="dxa" w:w="100"/>
-            </w:tcMar>
-            <w:vAlign w:val="center"/>
-          </w:tcPr>
-          <w:p>
-            <w:pPr>
-              <w:spacing w:after="40"/>
-            </w:pPr>
-            <w:r>
-              <w:rPr>
-                <w:rFonts w:ascii="Arial Narrow" w:cs="Arial Narrow" w:eastAsia="Arial Narrow" w:hAnsi="Arial Narrow"/>
-                <w:sz w:val="18"/>
-                <w:szCs w:val="18"/>
-              </w:rPr>
-              <w:t xml:space="preserve">Instagram-Live-Feed-Widget – Kann-Anforderung, abhängig von Account-Bestätigung</w:t>
+            <w:tcW w:type="dxa" w:w="3707"/>
+            <w:shd w:fill="F5F5F5" w:color="auto" w:val="clear"/>
+            <w:tcMar>
+              <w:top w:type="dxa" w:w="80"/>
+              <w:left w:type="dxa" w:w="100"/>
+              <w:bottom w:type="dxa" w:w="80"/>
+              <w:right w:type="dxa" w:w="100"/>
+            </w:tcMar>
+            <w:vAlign w:val="center"/>
+          </w:tcPr>
+          <w:p>
+            <w:pPr>
+              <w:spacing w:after="40"/>
+            </w:pPr>
+            <w:r>
+              <w:rPr>
+                <w:rFonts w:ascii="Arial Narrow" w:cs="Arial Narrow" w:eastAsia="Arial Narrow" w:hAnsi="Arial Narrow"/>
+                <w:sz w:val="18"/>
+                <w:szCs w:val="18"/>
+              </w:rPr>
+              <w:t xml:space="preserve">Instagram-Live-Feed-Widget</w:t>
+            </w:r>
+          </w:p>
+        </w:tc>
+        <w:tc>
+          <w:tcPr>
+            <w:tcW w:type="dxa" w:w="5931"/>
+            <w:shd w:fill="F5F5F5" w:color="auto" w:val="clear"/>
+            <w:tcMar>
+              <w:top w:type="dxa" w:w="80"/>
+              <w:left w:type="dxa" w:w="100"/>
+              <w:bottom w:type="dxa" w:w="80"/>
+              <w:right w:type="dxa" w:w="100"/>
+            </w:tcMar>
+            <w:vAlign w:val="center"/>
+          </w:tcPr>
+          <w:p>
+            <w:pPr>
+              <w:spacing w:after="40"/>
+            </w:pPr>
+            <w:r>
+              <w:rPr>
+                <w:rFonts w:ascii="Arial Narrow" w:cs="Arial Narrow" w:eastAsia="Arial Narrow" w:hAnsi="Arial Narrow"/>
+                <w:sz w:val="18"/>
+                <w:szCs w:val="18"/>
+              </w:rPr>
+              <w:t xml:space="preserve">Oberfläche fertig; aktiviert sich erst nach Bestätigung der Konto-Eigentümerschaft (siehe V-04).</w:t>
+            </w:r>
+          </w:p>
+        </w:tc>
+      </w:tr>
+    </w:tbl>
+    <w:p>
+      <w:pPr>
+        <w:spacing w:after="200"/>
+      </w:pPr>
+    </w:p>
+    <w:p>
+      <w:pPr>
+        <w:pStyle w:val="Heading2"/>
+        <w:spacing w:after="160" w:before="240"/>
+      </w:pPr>
+      <w:r>
+        <w:rPr>
+          <w:rFonts w:ascii="Arial Narrow" w:cs="Arial Narrow" w:eastAsia="Arial Narrow" w:hAnsi="Arial Narrow"/>
+          <w:b/>
+          <w:bCs/>
+          <w:color w:val="1E3A5F"/>
+          <w:sz w:val="26"/>
+          <w:szCs w:val="26"/>
+        </w:rPr>
+        <w:t xml:space="preserve">7.4 Zusätzliche Funktionen (über den ursprünglichen Scope hinaus umgesetzt)</w:t>
+      </w:r>
+    </w:p>
+    <w:p>
+      <w:pPr>
+        <w:spacing w:after="160"/>
+      </w:pPr>
+      <w:r>
+        <w:rPr>
+          <w:rFonts w:ascii="Arial Narrow" w:cs="Arial Narrow" w:eastAsia="Arial Narrow" w:hAnsi="Arial Narrow"/>
+          <w:sz w:val="22"/>
+          <w:szCs w:val="22"/>
+        </w:rPr>
+        <w:t xml:space="preserve">Über die in Kapitel 7.1–7.3 beschriebenen Anforderungen hinaus wurden folgende, im ursprünglichen Anforderungsdokument nicht vorgesehene Funktionen umgesetzt und gegen den Quellcode verifiziert:</w:t>
+      </w:r>
+    </w:p>
+    <w:tbl>
+      <w:tblPr>
+        <w:tblW w:type="dxa" w:w="9638"/>
+        <w:tblBorders>
+          <w:top w:val="single" w:color="CCCCCC" w:sz="4"/>
+          <w:left w:val="single" w:color="CCCCCC" w:sz="4"/>
+          <w:bottom w:val="single" w:color="CCCCCC" w:sz="4"/>
+          <w:right w:val="single" w:color="CCCCCC" w:sz="4"/>
+          <w:insideH w:val="single" w:color="CCCCCC" w:sz="4"/>
+          <w:insideV w:val="single" w:color="CCCCCC" w:sz="4"/>
+        </w:tblBorders>
+      </w:tblPr>
+      <w:tblGrid>
+        <w:gridCol w:w="100"/>
+        <w:gridCol w:w="100"/>
+      </w:tblGrid>
+      <w:tr>
+        <w:trPr>
+          <w:tblHeader/>
+        </w:trPr>
+        <w:tc>
+          <w:tcPr>
+            <w:tcW w:type="dxa" w:w="4252"/>
+            <w:shd w:fill="1E3A5F" w:color="auto" w:val="clear"/>
+            <w:tcMar>
+              <w:top w:type="dxa" w:w="80"/>
+              <w:left w:type="dxa" w:w="100"/>
+              <w:bottom w:type="dxa" w:w="80"/>
+              <w:right w:type="dxa" w:w="100"/>
+            </w:tcMar>
+            <w:vAlign w:val="center"/>
+          </w:tcPr>
+          <w:p>
+            <w:r>
+              <w:rPr>
+                <w:rFonts w:ascii="Arial Narrow" w:cs="Arial Narrow" w:eastAsia="Arial Narrow" w:hAnsi="Arial Narrow"/>
+                <w:b/>
+                <w:bCs/>
+                <w:color w:val="FFFFFF"/>
+                <w:sz w:val="20"/>
+                <w:szCs w:val="20"/>
+              </w:rPr>
+              <w:t xml:space="preserve">Funktion</w:t>
+            </w:r>
+          </w:p>
+        </w:tc>
+        <w:tc>
+          <w:tcPr>
+            <w:tcW w:type="dxa" w:w="5386"/>
+            <w:shd w:fill="1E3A5F" w:color="auto" w:val="clear"/>
+            <w:tcMar>
+              <w:top w:type="dxa" w:w="80"/>
+              <w:left w:type="dxa" w:w="100"/>
+              <w:bottom w:type="dxa" w:w="80"/>
+              <w:right w:type="dxa" w:w="100"/>
+            </w:tcMar>
+            <w:vAlign w:val="center"/>
+          </w:tcPr>
+          <w:p>
+            <w:r>
+              <w:rPr>
+                <w:rFonts w:ascii="Arial Narrow" w:cs="Arial Narrow" w:eastAsia="Arial Narrow" w:hAnsi="Arial Narrow"/>
+                <w:b/>
+                <w:bCs/>
+                <w:color w:val="FFFFFF"/>
+                <w:sz w:val="20"/>
+                <w:szCs w:val="20"/>
+              </w:rPr>
+              <w:t xml:space="preserve">Vorteil fuer den Kunden</w:t>
+            </w:r>
+          </w:p>
+        </w:tc>
+      </w:tr>
+      <w:tr>
+        <w:tc>
+          <w:tcPr>
+            <w:tcW w:type="dxa" w:w="4252"/>
+            <w:shd w:fill="FFFFFF" w:color="auto" w:val="clear"/>
+            <w:tcMar>
+              <w:top w:type="dxa" w:w="80"/>
+              <w:left w:type="dxa" w:w="100"/>
+              <w:bottom w:type="dxa" w:w="80"/>
+              <w:right w:type="dxa" w:w="100"/>
+            </w:tcMar>
+            <w:vAlign w:val="center"/>
+          </w:tcPr>
+          <w:p>
+            <w:pPr>
+              <w:spacing w:after="40"/>
+            </w:pPr>
+            <w:r>
+              <w:rPr>
+                <w:rFonts w:ascii="Arial Narrow" w:cs="Arial Narrow" w:eastAsia="Arial Narrow" w:hAnsi="Arial Narrow"/>
+                <w:sz w:val="18"/>
+                <w:szCs w:val="18"/>
+              </w:rPr>
+              <w:t xml:space="preserve">Vorher/Nachher-Vergleichsregler (Villa &amp; Ladengeschäft)</w:t>
+            </w:r>
+          </w:p>
+        </w:tc>
+        <w:tc>
+          <w:tcPr>
+            <w:tcW w:type="dxa" w:w="5386"/>
+            <w:shd w:fill="FFFFFF" w:color="auto" w:val="clear"/>
+            <w:tcMar>
+              <w:top w:type="dxa" w:w="80"/>
+              <w:left w:type="dxa" w:w="100"/>
+              <w:bottom w:type="dxa" w:w="80"/>
+              <w:right w:type="dxa" w:w="100"/>
+            </w:tcMar>
+            <w:vAlign w:val="center"/>
+          </w:tcPr>
+          <w:p>
+            <w:pPr>
+              <w:spacing w:after="40"/>
+            </w:pPr>
+            <w:r>
+              <w:rPr>
+                <w:rFonts w:ascii="Arial Narrow" w:cs="Arial Narrow" w:eastAsia="Arial Narrow" w:hAnsi="Arial Narrow"/>
+                <w:sz w:val="18"/>
+                <w:szCs w:val="18"/>
+              </w:rPr>
+              <w:t xml:space="preserve">Macht den Sicherheitsgewinn sofort sichtbar und emotional erlebbar – ziehbar per Maus, Touch und Tastatur.</w:t>
+            </w:r>
+          </w:p>
+        </w:tc>
+      </w:tr>
+      <w:tr>
+        <w:tc>
+          <w:tcPr>
+            <w:tcW w:type="dxa" w:w="4252"/>
+            <w:shd w:fill="F5F5F5" w:color="auto" w:val="clear"/>
+            <w:tcMar>
+              <w:top w:type="dxa" w:w="80"/>
+              <w:left w:type="dxa" w:w="100"/>
+              <w:bottom w:type="dxa" w:w="80"/>
+              <w:right w:type="dxa" w:w="100"/>
+            </w:tcMar>
+            <w:vAlign w:val="center"/>
+          </w:tcPr>
+          <w:p>
+            <w:pPr>
+              <w:spacing w:after="40"/>
+            </w:pPr>
+            <w:r>
+              <w:rPr>
+                <w:rFonts w:ascii="Arial Narrow" w:cs="Arial Narrow" w:eastAsia="Arial Narrow" w:hAnsi="Arial Narrow"/>
+                <w:sz w:val="18"/>
+                <w:szCs w:val="18"/>
+              </w:rPr>
+              <w:t xml:space="preserve">Premium-Designsystem „Kara Elmas“ (Gold/Obsidian) mit 8 animierten Illustrationen</w:t>
+            </w:r>
+          </w:p>
+        </w:tc>
+        <w:tc>
+          <w:tcPr>
+            <w:tcW w:type="dxa" w:w="5386"/>
+            <w:shd w:fill="F5F5F5" w:color="auto" w:val="clear"/>
+            <w:tcMar>
+              <w:top w:type="dxa" w:w="80"/>
+              <w:left w:type="dxa" w:w="100"/>
+              <w:bottom w:type="dxa" w:w="80"/>
+              <w:right w:type="dxa" w:w="100"/>
+            </w:tcMar>
+            <w:vAlign w:val="center"/>
+          </w:tcPr>
+          <w:p>
+            <w:pPr>
+              <w:spacing w:after="40"/>
+            </w:pPr>
+            <w:r>
+              <w:rPr>
+                <w:rFonts w:ascii="Arial Narrow" w:cs="Arial Narrow" w:eastAsia="Arial Narrow" w:hAnsi="Arial Narrow"/>
+                <w:sz w:val="18"/>
+                <w:szCs w:val="18"/>
+              </w:rPr>
+              <w:t xml:space="preserve">Edler, unverwechselbarer Markenauftritt – genau die Differenzierung, die laut Kapitel 3 keinem der 11 Wettbewerber gelingt.</w:t>
+            </w:r>
+          </w:p>
+        </w:tc>
+      </w:tr>
+      <w:tr>
+        <w:tc>
+          <w:tcPr>
+            <w:tcW w:type="dxa" w:w="4252"/>
+            <w:shd w:fill="FFFFFF" w:color="auto" w:val="clear"/>
+            <w:tcMar>
+              <w:top w:type="dxa" w:w="80"/>
+              <w:left w:type="dxa" w:w="100"/>
+              <w:bottom w:type="dxa" w:w="80"/>
+              <w:right w:type="dxa" w:w="100"/>
+            </w:tcMar>
+            <w:vAlign w:val="center"/>
+          </w:tcPr>
+          <w:p>
+            <w:pPr>
+              <w:spacing w:after="40"/>
+            </w:pPr>
+            <w:r>
+              <w:rPr>
+                <w:rFonts w:ascii="Arial Narrow" w:cs="Arial Narrow" w:eastAsia="Arial Narrow" w:hAnsi="Arial Narrow"/>
+                <w:sz w:val="18"/>
+                <w:szCs w:val="18"/>
+              </w:rPr>
+              <w:t xml:space="preserve">Kostenloser regelbasierter KI-Assistent (TR/EN/RU/DE, inkl. kyrillischer Eingabe)</w:t>
+            </w:r>
+          </w:p>
+        </w:tc>
+        <w:tc>
+          <w:tcPr>
+            <w:tcW w:type="dxa" w:w="5386"/>
+            <w:shd w:fill="FFFFFF" w:color="auto" w:val="clear"/>
+            <w:tcMar>
+              <w:top w:type="dxa" w:w="80"/>
+              <w:left w:type="dxa" w:w="100"/>
+              <w:bottom w:type="dxa" w:w="80"/>
+              <w:right w:type="dxa" w:w="100"/>
+            </w:tcMar>
+            <w:vAlign w:val="center"/>
+          </w:tcPr>
+          <w:p>
+            <w:pPr>
+              <w:spacing w:after="40"/>
+            </w:pPr>
+            <w:r>
+              <w:rPr>
+                <w:rFonts w:ascii="Arial Narrow" w:cs="Arial Narrow" w:eastAsia="Arial Narrow" w:hAnsi="Arial Narrow"/>
+                <w:sz w:val="18"/>
+                <w:szCs w:val="18"/>
+              </w:rPr>
+              <w:t xml:space="preserve">Beantwortet Freitextfragen live, ohne API-Kosten oder Account – funktioniert auch über den geteilten Demo-Link.</w:t>
+            </w:r>
+          </w:p>
+        </w:tc>
+      </w:tr>
+      <w:tr>
+        <w:tc>
+          <w:tcPr>
+            <w:tcW w:type="dxa" w:w="4252"/>
+            <w:shd w:fill="F5F5F5" w:color="auto" w:val="clear"/>
+            <w:tcMar>
+              <w:top w:type="dxa" w:w="80"/>
+              <w:left w:type="dxa" w:w="100"/>
+              <w:bottom w:type="dxa" w:w="80"/>
+              <w:right w:type="dxa" w:w="100"/>
+            </w:tcMar>
+            <w:vAlign w:val="center"/>
+          </w:tcPr>
+          <w:p>
+            <w:pPr>
+              <w:spacing w:after="40"/>
+            </w:pPr>
+            <w:r>
+              <w:rPr>
+                <w:rFonts w:ascii="Arial Narrow" w:cs="Arial Narrow" w:eastAsia="Arial Narrow" w:hAnsi="Arial Narrow"/>
+                <w:sz w:val="18"/>
+                <w:szCs w:val="18"/>
+              </w:rPr>
+              <w:t xml:space="preserve">Schwebende, animierte WhatsApp- (grün) und KI-Chat-Buttons (schwarz)</w:t>
+            </w:r>
+          </w:p>
+        </w:tc>
+        <w:tc>
+          <w:tcPr>
+            <w:tcW w:type="dxa" w:w="5386"/>
+            <w:shd w:fill="F5F5F5" w:color="auto" w:val="clear"/>
+            <w:tcMar>
+              <w:top w:type="dxa" w:w="80"/>
+              <w:left w:type="dxa" w:w="100"/>
+              <w:bottom w:type="dxa" w:w="80"/>
+              <w:right w:type="dxa" w:w="100"/>
+            </w:tcMar>
+            <w:vAlign w:val="center"/>
+          </w:tcPr>
+          <w:p>
+            <w:pPr>
+              <w:spacing w:after="40"/>
+            </w:pPr>
+            <w:r>
+              <w:rPr>
+                <w:rFonts w:ascii="Arial Narrow" w:cs="Arial Narrow" w:eastAsia="Arial Narrow" w:hAnsi="Arial Narrow"/>
+                <w:sz w:val="18"/>
+                <w:szCs w:val="18"/>
+              </w:rPr>
+              <w:t xml:space="preserve">Der priorisierte Kontaktweg ist auf jeder Seite sofort sichtbar und einladend, auf Mobil und Desktop.</w:t>
+            </w:r>
+          </w:p>
+        </w:tc>
+      </w:tr>
+      <w:tr>
+        <w:tc>
+          <w:tcPr>
+            <w:tcW w:type="dxa" w:w="4252"/>
+            <w:shd w:fill="FFFFFF" w:color="auto" w:val="clear"/>
+            <w:tcMar>
+              <w:top w:type="dxa" w:w="80"/>
+              <w:left w:type="dxa" w:w="100"/>
+              <w:bottom w:type="dxa" w:w="80"/>
+              <w:right w:type="dxa" w:w="100"/>
+            </w:tcMar>
+            <w:vAlign w:val="center"/>
+          </w:tcPr>
+          <w:p>
+            <w:pPr>
+              <w:spacing w:after="40"/>
+            </w:pPr>
+            <w:r>
+              <w:rPr>
+                <w:rFonts w:ascii="Arial Narrow" w:cs="Arial Narrow" w:eastAsia="Arial Narrow" w:hAnsi="Arial Narrow"/>
+                <w:sz w:val="18"/>
+                <w:szCs w:val="18"/>
+              </w:rPr>
+              <w:t xml:space="preserve">Seitenübergänge (Page Transitions) bei jedem Routenwechsel</w:t>
+            </w:r>
+          </w:p>
+        </w:tc>
+        <w:tc>
+          <w:tcPr>
+            <w:tcW w:type="dxa" w:w="5386"/>
+            <w:shd w:fill="FFFFFF" w:color="auto" w:val="clear"/>
+            <w:tcMar>
+              <w:top w:type="dxa" w:w="80"/>
+              <w:left w:type="dxa" w:w="100"/>
+              <w:bottom w:type="dxa" w:w="80"/>
+              <w:right w:type="dxa" w:w="100"/>
+            </w:tcMar>
+            <w:vAlign w:val="center"/>
+          </w:tcPr>
+          <w:p>
+            <w:pPr>
+              <w:spacing w:after="40"/>
+            </w:pPr>
+            <w:r>
+              <w:rPr>
+                <w:rFonts w:ascii="Arial Narrow" w:cs="Arial Narrow" w:eastAsia="Arial Narrow" w:hAnsi="Arial Narrow"/>
+                <w:sz w:val="18"/>
+                <w:szCs w:val="18"/>
+              </w:rPr>
+              <w:t xml:space="preserve">Wirkt hochwertiger und ruhiger als harte Seitenwechsel, ohne Ladezeit-Nachteil.</w:t>
+            </w:r>
+          </w:p>
+        </w:tc>
+      </w:tr>
+      <w:tr>
+        <w:tc>
+          <w:tcPr>
+            <w:tcW w:type="dxa" w:w="4252"/>
+            <w:shd w:fill="F5F5F5" w:color="auto" w:val="clear"/>
+            <w:tcMar>
+              <w:top w:type="dxa" w:w="80"/>
+              <w:left w:type="dxa" w:w="100"/>
+              <w:bottom w:type="dxa" w:w="80"/>
+              <w:right w:type="dxa" w:w="100"/>
+            </w:tcMar>
+            <w:vAlign w:val="center"/>
+          </w:tcPr>
+          <w:p>
+            <w:pPr>
+              <w:spacing w:after="40"/>
+            </w:pPr>
+            <w:r>
+              <w:rPr>
+                <w:rFonts w:ascii="Arial Narrow" w:cs="Arial Narrow" w:eastAsia="Arial Narrow" w:hAnsi="Arial Narrow"/>
+                <w:sz w:val="18"/>
+                <w:szCs w:val="18"/>
+              </w:rPr>
+              <w:t xml:space="preserve">Erweiterte GEO-Schemas (WebSite/Organization/FAQPage/Service+Breadcrumb) + sichtbare KI-Zusammenfassung</w:t>
+            </w:r>
+          </w:p>
+        </w:tc>
+        <w:tc>
+          <w:tcPr>
+            <w:tcW w:type="dxa" w:w="5386"/>
+            <w:shd w:fill="F5F5F5" w:color="auto" w:val="clear"/>
+            <w:tcMar>
+              <w:top w:type="dxa" w:w="80"/>
+              <w:left w:type="dxa" w:w="100"/>
+              <w:bottom w:type="dxa" w:w="80"/>
+              <w:right w:type="dxa" w:w="100"/>
+            </w:tcMar>
+            <w:vAlign w:val="center"/>
+          </w:tcPr>
+          <w:p>
+            <w:pPr>
+              <w:spacing w:after="40"/>
+            </w:pPr>
+            <w:r>
+              <w:rPr>
+                <w:rFonts w:ascii="Arial Narrow" w:cs="Arial Narrow" w:eastAsia="Arial Narrow" w:hAnsi="Arial Narrow"/>
+                <w:sz w:val="18"/>
+                <w:szCs w:val="18"/>
+              </w:rPr>
+              <w:t xml:space="preserve">Erhöht die Chance, in KI-Antwortmaschinen (ChatGPT, Perplexity, Google AI Overviews) genannt zu werden – siehe Kapitel 2.2/8.1.</w:t>
+            </w:r>
+          </w:p>
+        </w:tc>
+      </w:tr>
+      <w:tr>
+        <w:tc>
+          <w:tcPr>
+            <w:tcW w:type="dxa" w:w="4252"/>
+            <w:shd w:fill="FFFFFF" w:color="auto" w:val="clear"/>
+            <w:tcMar>
+              <w:top w:type="dxa" w:w="80"/>
+              <w:left w:type="dxa" w:w="100"/>
+              <w:bottom w:type="dxa" w:w="80"/>
+              <w:right w:type="dxa" w:w="100"/>
+            </w:tcMar>
+            <w:vAlign w:val="center"/>
+          </w:tcPr>
+          <w:p>
+            <w:pPr>
+              <w:spacing w:after="40"/>
+            </w:pPr>
+            <w:r>
+              <w:rPr>
+                <w:rFonts w:ascii="Arial Narrow" w:cs="Arial Narrow" w:eastAsia="Arial Narrow" w:hAnsi="Arial Narrow"/>
+                <w:sz w:val="18"/>
+                <w:szCs w:val="18"/>
+              </w:rPr>
+              <w:t xml:space="preserve">Cinematische animierte Hero-Nachtszene mit Scroll-Choreografie</w:t>
+            </w:r>
+          </w:p>
+        </w:tc>
+        <w:tc>
+          <w:tcPr>
+            <w:tcW w:type="dxa" w:w="5386"/>
+            <w:shd w:fill="FFFFFF" w:color="auto" w:val="clear"/>
+            <w:tcMar>
+              <w:top w:type="dxa" w:w="80"/>
+              <w:left w:type="dxa" w:w="100"/>
+              <w:bottom w:type="dxa" w:w="80"/>
+              <w:right w:type="dxa" w:w="100"/>
+            </w:tcMar>
+            <w:vAlign w:val="center"/>
+          </w:tcPr>
+          <w:p>
+            <w:pPr>
+              <w:spacing w:after="40"/>
+            </w:pPr>
+            <w:r>
+              <w:rPr>
+                <w:rFonts w:ascii="Arial Narrow" w:cs="Arial Narrow" w:eastAsia="Arial Narrow" w:hAnsi="Arial Narrow"/>
+                <w:sz w:val="18"/>
+                <w:szCs w:val="18"/>
+              </w:rPr>
+              <w:t xml:space="preserve">Erzeugt einen sofortigen „Wow“-Moment auf der Startseite und vermittelt das Sicherheits-/Automatisierungsgefühl visuell statt nur textlich.</w:t>
             </w:r>
           </w:p>
         </w:tc>
@@ -10682,6 +12111,49 @@
           <w:szCs w:val="22"/>
         </w:rPr>
         <w:t xml:space="preserve">Hinweis: Realistisch ist Version 1 ein lauffähiger Prototyp mit den Muss-Anforderungen aus Kapitel 7.1/7.2, kein fertiges Endprodukt. Ausbaustufen 2/3 (siehe Kapitel 7.3, Out of Scope) folgen nach Kundenfeedback aus dem MVP-Betrieb.</w:t>
+      </w:r>
+    </w:p>
+    <w:p>
+      <w:pPr>
+        <w:pStyle w:val="Heading2"/>
+        <w:spacing w:after="160" w:before="240"/>
+      </w:pPr>
+      <w:r>
+        <w:rPr>
+          <w:rFonts w:ascii="Arial Narrow" w:cs="Arial Narrow" w:eastAsia="Arial Narrow" w:hAnsi="Arial Narrow"/>
+          <w:b/>
+          <w:bCs/>
+          <w:color w:val="1E3A5F"/>
+          <w:sz w:val="26"/>
+          <w:szCs w:val="26"/>
+        </w:rPr>
+        <w:t xml:space="preserve">9.3 Status-Update (Stand: 06.07.2026)</w:t>
+      </w:r>
+    </w:p>
+    <w:p>
+      <w:pPr>
+        <w:spacing w:after="160"/>
+      </w:pPr>
+      <w:r>
+        <w:rPr>
+          <w:rFonts w:ascii="Arial Narrow" w:cs="Arial Narrow" w:eastAsia="Arial Narrow" w:hAnsi="Arial Narrow"/>
+          <w:sz w:val="22"/>
+          <w:szCs w:val="22"/>
+        </w:rPr>
+        <w:t xml:space="preserve">Die tatsächliche Umsetzung ist über den oben skizzierten Plan hinausgegangen: Statt nur der Muss-Anforderungen aus 7.1/7.2 wurden bereits alle sechs für Ausbaustufe 2/3 vorgesehenen Funktionen prototypisch realisiert (Details: Kapitel 7.3/7.4). Die Demo ist unter https://hastekgroup.vercel.app in allen vier Sprachen live und per Link mit dem Kunden teilbar (Vercel-Hosting, wie im Standard-Stack oben vorgesehen).</w:t>
+      </w:r>
+    </w:p>
+    <w:p>
+      <w:pPr>
+        <w:spacing w:after="160"/>
+      </w:pPr>
+      <w:r>
+        <w:rPr>
+          <w:rFonts w:ascii="Arial Narrow" w:cs="Arial Narrow" w:eastAsia="Arial Narrow" w:hAnsi="Arial Narrow"/>
+          <w:sz w:val="22"/>
+          <w:szCs w:val="22"/>
+        </w:rPr>
+        <w:t xml:space="preserve">Konkreter nächster Schritt nach Kundenfreigabe: Migration von localStorage/sessionStorage auf Supabase (Datenbank/Auth/RLS) für Buchungssystem, Kundenportal und Admin-Bereich, damit aus den Basisfunktionalitäten mit Status „Offen“ (Kapitel 7.2: Registrierung, Passwort-Zuruecksetzen, Nutzerverwaltung, Benachrichtigungen, DSGVO-/KVKK-Datenfunktionen) echte, produktive Funktionen werden.</w:t>
       </w:r>
     </w:p>
     <w:p>
